--- a/Curriculo Henrique Xavier.docx
+++ b/Curriculo Henrique Xavier.docx
@@ -449,89 +449,290 @@
       <w:pPr>
         <w:pStyle w:val="BodyText"/>
         <w:spacing w:line="276" w:lineRule="auto"/>
-        <w:ind w:left="220"/>
-        <w:rPr>
-          <w:rFonts w:ascii="Arial" w:hAnsi="Arial" w:cs="Arial"/>
-          <w:bCs/>
-          <w:color w:val="0F243E" w:themeColor="text2" w:themeShade="80"/>
-        </w:rPr>
-      </w:pPr>
-      <w:r>
-        <w:rPr>
-          <w:rFonts w:ascii="Arial" w:hAnsi="Arial" w:cs="Arial"/>
-          <w:bCs/>
-          <w:color w:val="0F243E" w:themeColor="text2" w:themeShade="80"/>
-        </w:rPr>
-        <w:t xml:space="preserve">Engenheiro Eletricista, </w:t>
-      </w:r>
-      <w:r>
-        <w:rPr>
-          <w:rFonts w:ascii="Arial" w:hAnsi="Arial" w:cs="Arial"/>
-          <w:bCs/>
-          <w:color w:val="0F243E" w:themeColor="text2" w:themeShade="80"/>
-        </w:rPr>
-        <w:t xml:space="preserve">Desenvolvedor de Software e Sistemas Embarcados, </w:t>
-      </w:r>
-      <w:r>
-        <w:rPr>
-          <w:rFonts w:ascii="Arial" w:hAnsi="Arial" w:cs="Arial"/>
-          <w:bCs/>
-          <w:color w:val="0F243E" w:themeColor="text2" w:themeShade="80"/>
-        </w:rPr>
-        <w:t>Especialista em Automação Industrial</w:t>
-      </w:r>
-      <w:r>
-        <w:rPr>
-          <w:rFonts w:ascii="Arial" w:hAnsi="Arial" w:cs="Arial"/>
-          <w:bCs/>
-          <w:color w:val="0F243E" w:themeColor="text2" w:themeShade="80"/>
-        </w:rPr>
-        <w:t xml:space="preserve">, atuando </w:t>
-      </w:r>
-      <w:r>
-        <w:rPr>
-          <w:rFonts w:ascii="Arial" w:hAnsi="Arial" w:cs="Arial"/>
-          <w:bCs/>
-          <w:color w:val="0F243E" w:themeColor="text2" w:themeShade="80"/>
-        </w:rPr>
-        <w:t>há</w:t>
-      </w:r>
-      <w:r>
-        <w:rPr>
-          <w:rFonts w:ascii="Arial" w:hAnsi="Arial" w:cs="Arial"/>
-          <w:bCs/>
-          <w:color w:val="0F243E" w:themeColor="text2" w:themeShade="80"/>
-        </w:rPr>
-        <w:t xml:space="preserve"> mais de 1</w:t>
-      </w:r>
-      <w:r>
-        <w:rPr>
-          <w:rFonts w:ascii="Arial" w:hAnsi="Arial" w:cs="Arial"/>
-          <w:bCs/>
-          <w:color w:val="0F243E" w:themeColor="text2" w:themeShade="80"/>
-        </w:rPr>
-        <w:t>2</w:t>
-      </w:r>
-      <w:r>
-        <w:rPr>
-          <w:rFonts w:ascii="Arial" w:hAnsi="Arial" w:cs="Arial"/>
-          <w:bCs/>
-          <w:color w:val="0F243E" w:themeColor="text2" w:themeShade="80"/>
-        </w:rPr>
-        <w:t xml:space="preserve"> anos na indústria. Tenho uma sólida trajetória na área tecnológica, sempre buscando novos conhecimentos e desafios. Minha expertise abrange diversas disciplinas, permitindo-me desenvolver soluções inovadoras que atendem às demandas da Indústria 4.0.</w:t>
-      </w:r>
+        <w:rPr>
+          <w:rFonts w:ascii="Arial" w:hAnsi="Arial" w:cs="Arial"/>
+          <w:bCs/>
+          <w:color w:val="0F243E" w:themeColor="text2" w:themeShade="80"/>
+          <w:lang w:val="pt-BR"/>
+        </w:rPr>
+      </w:pPr>
     </w:p>
     <w:p>
       <w:pPr>
         <w:pStyle w:val="BodyText"/>
         <w:spacing w:line="276" w:lineRule="auto"/>
-        <w:ind w:left="220"/>
-        <w:rPr>
-          <w:rFonts w:ascii="Arial" w:hAnsi="Arial" w:cs="Arial"/>
-          <w:bCs/>
-          <w:color w:val="0F243E" w:themeColor="text2" w:themeShade="80"/>
-        </w:rPr>
-      </w:pPr>
+        <w:rPr>
+          <w:rFonts w:ascii="Arial" w:hAnsi="Arial" w:cs="Arial"/>
+          <w:bCs/>
+          <w:color w:val="0F243E" w:themeColor="text2" w:themeShade="80"/>
+          <w:lang w:val="pt-BR"/>
+        </w:rPr>
+      </w:pPr>
+      <w:r>
+        <w:rPr>
+          <w:rFonts w:ascii="Arial" w:hAnsi="Arial" w:cs="Arial"/>
+          <w:bCs/>
+          <w:color w:val="0F243E" w:themeColor="text2" w:themeShade="80"/>
+          <w:lang w:val="pt-BR"/>
+        </w:rPr>
+        <w:t xml:space="preserve">Sou </w:t>
+      </w:r>
+      <w:r>
+        <w:rPr>
+          <w:rFonts w:ascii="Arial" w:hAnsi="Arial" w:cs="Arial"/>
+          <w:b/>
+          <w:bCs/>
+          <w:color w:val="0F243E" w:themeColor="text2" w:themeShade="80"/>
+          <w:lang w:val="pt-BR"/>
+        </w:rPr>
+        <w:t>Engenheiro Eletricista</w:t>
+      </w:r>
+      <w:r>
+        <w:rPr>
+          <w:rFonts w:ascii="Arial" w:hAnsi="Arial" w:cs="Arial"/>
+          <w:bCs/>
+          <w:color w:val="0F243E" w:themeColor="text2" w:themeShade="80"/>
+          <w:lang w:val="pt-BR"/>
+        </w:rPr>
+        <w:t xml:space="preserve">, especialista em </w:t>
+      </w:r>
+      <w:r>
+        <w:rPr>
+          <w:rFonts w:ascii="Arial" w:hAnsi="Arial" w:cs="Arial"/>
+          <w:b/>
+          <w:bCs/>
+          <w:color w:val="0F243E" w:themeColor="text2" w:themeShade="80"/>
+          <w:lang w:val="pt-BR"/>
+        </w:rPr>
+        <w:t>Automação Industrial, Sistemas Embarcados (</w:t>
+      </w:r>
+      <w:proofErr w:type="spellStart"/>
+      <w:r>
+        <w:rPr>
+          <w:rFonts w:ascii="Arial" w:hAnsi="Arial" w:cs="Arial"/>
+          <w:b/>
+          <w:bCs/>
+          <w:color w:val="0F243E" w:themeColor="text2" w:themeShade="80"/>
+          <w:lang w:val="pt-BR"/>
+        </w:rPr>
+        <w:t>Embedded</w:t>
+      </w:r>
+      <w:proofErr w:type="spellEnd"/>
+      <w:r>
+        <w:rPr>
+          <w:rFonts w:ascii="Arial" w:hAnsi="Arial" w:cs="Arial"/>
+          <w:b/>
+          <w:bCs/>
+          <w:color w:val="0F243E" w:themeColor="text2" w:themeShade="80"/>
+          <w:lang w:val="pt-BR"/>
+        </w:rPr>
+        <w:t xml:space="preserve"> Systems), </w:t>
+      </w:r>
+      <w:proofErr w:type="spellStart"/>
+      <w:r>
+        <w:rPr>
+          <w:rFonts w:ascii="Arial" w:hAnsi="Arial" w:cs="Arial"/>
+          <w:b/>
+          <w:bCs/>
+          <w:color w:val="0F243E" w:themeColor="text2" w:themeShade="80"/>
+          <w:lang w:val="pt-BR"/>
+        </w:rPr>
+        <w:t>IIoT</w:t>
+      </w:r>
+      <w:proofErr w:type="spellEnd"/>
+      <w:r>
+        <w:rPr>
+          <w:rFonts w:ascii="Arial" w:hAnsi="Arial" w:cs="Arial"/>
+          <w:b/>
+          <w:bCs/>
+          <w:color w:val="0F243E" w:themeColor="text2" w:themeShade="80"/>
+          <w:lang w:val="pt-BR"/>
+        </w:rPr>
+        <w:t xml:space="preserve"> (Industrial Internet </w:t>
+      </w:r>
+      <w:proofErr w:type="spellStart"/>
+      <w:r>
+        <w:rPr>
+          <w:rFonts w:ascii="Arial" w:hAnsi="Arial" w:cs="Arial"/>
+          <w:b/>
+          <w:bCs/>
+          <w:color w:val="0F243E" w:themeColor="text2" w:themeShade="80"/>
+          <w:lang w:val="pt-BR"/>
+        </w:rPr>
+        <w:t>of</w:t>
+      </w:r>
+      <w:proofErr w:type="spellEnd"/>
+      <w:r>
+        <w:rPr>
+          <w:rFonts w:ascii="Arial" w:hAnsi="Arial" w:cs="Arial"/>
+          <w:b/>
+          <w:bCs/>
+          <w:color w:val="0F243E" w:themeColor="text2" w:themeShade="80"/>
+          <w:lang w:val="pt-BR"/>
+        </w:rPr>
+        <w:t xml:space="preserve"> </w:t>
+      </w:r>
+      <w:proofErr w:type="spellStart"/>
+      <w:r>
+        <w:rPr>
+          <w:rFonts w:ascii="Arial" w:hAnsi="Arial" w:cs="Arial"/>
+          <w:b/>
+          <w:bCs/>
+          <w:color w:val="0F243E" w:themeColor="text2" w:themeShade="80"/>
+          <w:lang w:val="pt-BR"/>
+        </w:rPr>
+        <w:t>Things</w:t>
+      </w:r>
+      <w:proofErr w:type="spellEnd"/>
+      <w:r>
+        <w:rPr>
+          <w:rFonts w:ascii="Arial" w:hAnsi="Arial" w:cs="Arial"/>
+          <w:b/>
+          <w:bCs/>
+          <w:color w:val="0F243E" w:themeColor="text2" w:themeShade="80"/>
+          <w:lang w:val="pt-BR"/>
+        </w:rPr>
+        <w:t>)</w:t>
+      </w:r>
+      <w:r>
+        <w:rPr>
+          <w:rFonts w:ascii="Arial" w:hAnsi="Arial" w:cs="Arial"/>
+          <w:bCs/>
+          <w:color w:val="0F243E" w:themeColor="text2" w:themeShade="80"/>
+          <w:lang w:val="pt-BR"/>
+        </w:rPr>
+        <w:t xml:space="preserve"> e </w:t>
+      </w:r>
+      <w:r>
+        <w:rPr>
+          <w:rFonts w:ascii="Arial" w:hAnsi="Arial" w:cs="Arial"/>
+          <w:b/>
+          <w:bCs/>
+          <w:color w:val="0F243E" w:themeColor="text2" w:themeShade="80"/>
+          <w:lang w:val="pt-BR"/>
+        </w:rPr>
+        <w:t>Desenvolvimento de Software</w:t>
+      </w:r>
+      <w:r>
+        <w:rPr>
+          <w:rFonts w:ascii="Arial" w:hAnsi="Arial" w:cs="Arial"/>
+          <w:bCs/>
+          <w:color w:val="0F243E" w:themeColor="text2" w:themeShade="80"/>
+          <w:lang w:val="pt-BR"/>
+        </w:rPr>
+        <w:t xml:space="preserve">, com mais de </w:t>
+      </w:r>
+      <w:r>
+        <w:rPr>
+          <w:rFonts w:ascii="Arial" w:hAnsi="Arial" w:cs="Arial"/>
+          <w:b/>
+          <w:bCs/>
+          <w:color w:val="0F243E" w:themeColor="text2" w:themeShade="80"/>
+          <w:lang w:val="pt-BR"/>
+        </w:rPr>
+        <w:t>12 anos de experiência na indústria</w:t>
+      </w:r>
+      <w:r>
+        <w:rPr>
+          <w:rFonts w:ascii="Arial" w:hAnsi="Arial" w:cs="Arial"/>
+          <w:bCs/>
+          <w:color w:val="0F243E" w:themeColor="text2" w:themeShade="80"/>
+          <w:lang w:val="pt-BR"/>
+        </w:rPr>
+        <w:t>, atuando na convergência entre OT (</w:t>
+      </w:r>
+      <w:proofErr w:type="spellStart"/>
+      <w:r>
+        <w:rPr>
+          <w:rFonts w:ascii="Arial" w:hAnsi="Arial" w:cs="Arial"/>
+          <w:bCs/>
+          <w:color w:val="0F243E" w:themeColor="text2" w:themeShade="80"/>
+          <w:lang w:val="pt-BR"/>
+        </w:rPr>
+        <w:t>Operational</w:t>
+      </w:r>
+      <w:proofErr w:type="spellEnd"/>
+      <w:r>
+        <w:rPr>
+          <w:rFonts w:ascii="Arial" w:hAnsi="Arial" w:cs="Arial"/>
+          <w:bCs/>
+          <w:color w:val="0F243E" w:themeColor="text2" w:themeShade="80"/>
+          <w:lang w:val="pt-BR"/>
+        </w:rPr>
+        <w:t xml:space="preserve"> Technology) e IT (</w:t>
+      </w:r>
+      <w:proofErr w:type="spellStart"/>
+      <w:r>
+        <w:rPr>
+          <w:rFonts w:ascii="Arial" w:hAnsi="Arial" w:cs="Arial"/>
+          <w:bCs/>
+          <w:color w:val="0F243E" w:themeColor="text2" w:themeShade="80"/>
+          <w:lang w:val="pt-BR"/>
+        </w:rPr>
+        <w:t>Information</w:t>
+      </w:r>
+      <w:proofErr w:type="spellEnd"/>
+      <w:r>
+        <w:rPr>
+          <w:rFonts w:ascii="Arial" w:hAnsi="Arial" w:cs="Arial"/>
+          <w:bCs/>
+          <w:color w:val="0F243E" w:themeColor="text2" w:themeShade="80"/>
+          <w:lang w:val="pt-BR"/>
+        </w:rPr>
+        <w:t xml:space="preserve"> Technology).</w:t>
+      </w:r>
+    </w:p>
+    <w:p>
+      <w:pPr>
+        <w:pStyle w:val="BodyText"/>
+        <w:spacing w:line="276" w:lineRule="auto"/>
+        <w:rPr>
+          <w:rFonts w:ascii="Arial" w:hAnsi="Arial" w:cs="Arial"/>
+          <w:bCs/>
+          <w:color w:val="0F243E" w:themeColor="text2" w:themeShade="80"/>
+          <w:lang w:val="pt-BR"/>
+        </w:rPr>
+      </w:pPr>
+    </w:p>
+    <w:p>
+      <w:pPr>
+        <w:pStyle w:val="BodyText"/>
+        <w:spacing w:line="276" w:lineRule="auto"/>
+        <w:rPr>
+          <w:rFonts w:ascii="Arial" w:hAnsi="Arial" w:cs="Arial"/>
+          <w:bCs/>
+          <w:color w:val="0F243E" w:themeColor="text2" w:themeShade="80"/>
+          <w:lang w:val="pt-BR"/>
+        </w:rPr>
+      </w:pPr>
+      <w:r>
+        <w:rPr>
+          <w:rFonts w:ascii="Arial" w:hAnsi="Arial" w:cs="Arial"/>
+          <w:bCs/>
+          <w:color w:val="0F243E" w:themeColor="text2" w:themeShade="80"/>
+          <w:lang w:val="pt-BR"/>
+        </w:rPr>
+        <w:t xml:space="preserve">Ao longo da minha carreira, desenvolvi e implementei soluções para </w:t>
+      </w:r>
+      <w:r>
+        <w:rPr>
+          <w:rFonts w:ascii="Arial" w:hAnsi="Arial" w:cs="Arial"/>
+          <w:b/>
+          <w:bCs/>
+          <w:color w:val="0F243E" w:themeColor="text2" w:themeShade="80"/>
+          <w:lang w:val="pt-BR"/>
+        </w:rPr>
+        <w:t>Indústria 4.0</w:t>
+      </w:r>
+      <w:r>
+        <w:rPr>
+          <w:rFonts w:ascii="Arial" w:hAnsi="Arial" w:cs="Arial"/>
+          <w:bCs/>
+          <w:color w:val="0F243E" w:themeColor="text2" w:themeShade="80"/>
+          <w:lang w:val="pt-BR"/>
+        </w:rPr>
+        <w:t>, integrando sistemas industriais, dispositivos embarcados, plataformas em nuvem e aplicações de monitoramento em tempo real. Minha atuação contempla desde a instrumentação e controle de processos até o desenvolvimento de firmware, software e arquiteturas de dados para ambientes industriais conectados.</w:t>
+      </w:r>
     </w:p>
     <w:p>
       <w:pPr>
@@ -540,677 +741,206 @@
         <w:ind w:firstLine="110"/>
         <w:rPr>
           <w:rFonts w:ascii="Arial" w:hAnsi="Arial" w:cs="Arial"/>
+          <w:bCs/>
+          <w:color w:val="0F243E" w:themeColor="text2" w:themeShade="80"/>
+          <w:lang w:val="pt-BR"/>
+        </w:rPr>
+      </w:pPr>
+    </w:p>
+    <w:p>
+      <w:pPr>
+        <w:pStyle w:val="BodyText"/>
+        <w:spacing w:line="276" w:lineRule="auto"/>
+        <w:rPr>
+          <w:rFonts w:ascii="Arial" w:hAnsi="Arial" w:cs="Arial"/>
+          <w:bCs/>
+          <w:color w:val="0F243E" w:themeColor="text2" w:themeShade="80"/>
+          <w:lang w:val="pt-BR"/>
+        </w:rPr>
+      </w:pPr>
+      <w:r>
+        <w:rPr>
+          <w:rFonts w:ascii="Arial" w:hAnsi="Arial" w:cs="Arial"/>
+          <w:bCs/>
+          <w:color w:val="0F243E" w:themeColor="text2" w:themeShade="80"/>
+          <w:lang w:val="pt-BR"/>
+        </w:rPr>
+        <w:t xml:space="preserve">Possuo sólida experiência em </w:t>
+      </w:r>
+      <w:r>
+        <w:rPr>
+          <w:rFonts w:ascii="Arial" w:hAnsi="Arial" w:cs="Arial"/>
           <w:b/>
-          <w:color w:val="0F243E" w:themeColor="text2" w:themeShade="80"/>
-          <w:sz w:val="24"/>
-          <w:szCs w:val="24"/>
-        </w:rPr>
-      </w:pPr>
+          <w:bCs/>
+          <w:color w:val="0F243E" w:themeColor="text2" w:themeShade="80"/>
+          <w:lang w:val="pt-BR"/>
+        </w:rPr>
+        <w:t>Automação Predial (Building Automation Systems - BAS)</w:t>
+      </w:r>
+      <w:r>
+        <w:rPr>
+          <w:rFonts w:ascii="Arial" w:hAnsi="Arial" w:cs="Arial"/>
+          <w:bCs/>
+          <w:color w:val="0F243E" w:themeColor="text2" w:themeShade="80"/>
+          <w:lang w:val="pt-BR"/>
+        </w:rPr>
+        <w:t xml:space="preserve"> e </w:t>
+      </w:r>
       <w:r>
         <w:rPr>
           <w:rFonts w:ascii="Arial" w:hAnsi="Arial" w:cs="Arial"/>
           <w:b/>
-          <w:color w:val="0F243E" w:themeColor="text2" w:themeShade="80"/>
-          <w:sz w:val="24"/>
-          <w:szCs w:val="24"/>
-        </w:rPr>
-        <w:t xml:space="preserve">Habilidades em </w:t>
-      </w:r>
+          <w:bCs/>
+          <w:color w:val="0F243E" w:themeColor="text2" w:themeShade="80"/>
+          <w:lang w:val="pt-BR"/>
+        </w:rPr>
+        <w:t>Automação Industrial</w:t>
+      </w:r>
+      <w:r>
+        <w:rPr>
+          <w:rFonts w:ascii="Arial" w:hAnsi="Arial" w:cs="Arial"/>
+          <w:bCs/>
+          <w:color w:val="0F243E" w:themeColor="text2" w:themeShade="80"/>
+          <w:lang w:val="pt-BR"/>
+        </w:rPr>
+        <w:t xml:space="preserve">, com forte conhecimento em protocolos como </w:t>
+      </w:r>
+      <w:proofErr w:type="spellStart"/>
       <w:r>
         <w:rPr>
           <w:rFonts w:ascii="Arial" w:hAnsi="Arial" w:cs="Arial"/>
           <w:b/>
-          <w:color w:val="0F243E" w:themeColor="text2" w:themeShade="80"/>
-          <w:sz w:val="24"/>
-          <w:szCs w:val="24"/>
-        </w:rPr>
-        <w:t>Automação Industrial &gt;</w:t>
-      </w:r>
-    </w:p>
-    <w:p>
-      <w:pPr>
-        <w:pStyle w:val="BodyText"/>
-        <w:numPr>
-          <w:ilvl w:val="0"/>
-          <w:numId w:val="1"/>
-        </w:numPr>
-        <w:spacing w:line="276" w:lineRule="auto"/>
-        <w:rPr>
-          <w:rFonts w:ascii="Arial" w:hAnsi="Arial" w:cs="Arial"/>
-          <w:bCs/>
-          <w:color w:val="0F243E" w:themeColor="text2" w:themeShade="80"/>
-        </w:rPr>
-      </w:pPr>
-      <w:r>
-        <w:rPr>
-          <w:rFonts w:ascii="Arial" w:hAnsi="Arial" w:cs="Arial"/>
-          <w:bCs/>
-          <w:color w:val="0F243E" w:themeColor="text2" w:themeShade="80"/>
-        </w:rPr>
-        <w:t>Linguagens</w:t>
-      </w:r>
-      <w:r>
-        <w:rPr>
-          <w:rFonts w:ascii="Arial" w:hAnsi="Arial" w:cs="Arial"/>
-          <w:bCs/>
-          <w:color w:val="0F243E" w:themeColor="text2" w:themeShade="80"/>
-        </w:rPr>
-        <w:t xml:space="preserve"> da</w:t>
-      </w:r>
-      <w:r>
-        <w:rPr>
-          <w:rFonts w:ascii="Arial" w:hAnsi="Arial" w:cs="Arial"/>
-          <w:bCs/>
-          <w:color w:val="0F243E" w:themeColor="text2" w:themeShade="80"/>
-        </w:rPr>
-        <w:t xml:space="preserve"> IEC 61131 (Ladder, FDB e ST)</w:t>
-      </w:r>
-      <w:r>
-        <w:rPr>
-          <w:rFonts w:ascii="Arial" w:hAnsi="Arial" w:cs="Arial"/>
-          <w:bCs/>
-          <w:color w:val="0F243E" w:themeColor="text2" w:themeShade="80"/>
-        </w:rPr>
-        <w:t>;</w:t>
-      </w:r>
-    </w:p>
-    <w:p>
-      <w:pPr>
-        <w:pStyle w:val="BodyText"/>
-        <w:numPr>
-          <w:ilvl w:val="0"/>
-          <w:numId w:val="1"/>
-        </w:numPr>
-        <w:spacing w:line="276" w:lineRule="auto"/>
-        <w:rPr>
-          <w:rFonts w:ascii="Arial" w:hAnsi="Arial" w:cs="Arial"/>
-          <w:bCs/>
-          <w:color w:val="0F243E" w:themeColor="text2" w:themeShade="80"/>
-        </w:rPr>
-      </w:pPr>
-      <w:r>
-        <w:rPr>
-          <w:rFonts w:ascii="Arial" w:hAnsi="Arial" w:cs="Arial"/>
-          <w:bCs/>
-          <w:color w:val="0F243E" w:themeColor="text2" w:themeShade="80"/>
-        </w:rPr>
-        <w:t>Programação de CLP</w:t>
-      </w:r>
-      <w:r>
-        <w:rPr>
-          <w:rFonts w:ascii="Arial" w:hAnsi="Arial" w:cs="Arial"/>
-          <w:bCs/>
-          <w:color w:val="0F243E" w:themeColor="text2" w:themeShade="80"/>
-        </w:rPr>
-        <w:t>’</w:t>
-      </w:r>
-      <w:r>
-        <w:rPr>
-          <w:rFonts w:ascii="Arial" w:hAnsi="Arial" w:cs="Arial"/>
-          <w:bCs/>
-          <w:color w:val="0F243E" w:themeColor="text2" w:themeShade="80"/>
-        </w:rPr>
-        <w:t>s</w:t>
-      </w:r>
-      <w:r>
-        <w:rPr>
-          <w:rFonts w:ascii="Arial" w:hAnsi="Arial" w:cs="Arial"/>
-          <w:bCs/>
-          <w:color w:val="0F243E" w:themeColor="text2" w:themeShade="80"/>
-        </w:rPr>
-        <w:t xml:space="preserve"> e IHM´s</w:t>
-      </w:r>
-      <w:r>
-        <w:rPr>
-          <w:rFonts w:ascii="Arial" w:hAnsi="Arial" w:cs="Arial"/>
-          <w:bCs/>
-          <w:color w:val="0F243E" w:themeColor="text2" w:themeShade="80"/>
-        </w:rPr>
-        <w:t xml:space="preserve"> (Rockwell</w:t>
-      </w:r>
-      <w:r>
-        <w:rPr>
-          <w:rFonts w:ascii="Arial" w:hAnsi="Arial" w:cs="Arial"/>
-          <w:bCs/>
-          <w:color w:val="0F243E" w:themeColor="text2" w:themeShade="80"/>
-        </w:rPr>
-        <w:t xml:space="preserve"> /</w:t>
-      </w:r>
-      <w:r>
-        <w:rPr>
-          <w:rFonts w:ascii="Arial" w:hAnsi="Arial" w:cs="Arial"/>
-          <w:bCs/>
-          <w:color w:val="0F243E" w:themeColor="text2" w:themeShade="80"/>
-        </w:rPr>
-        <w:t xml:space="preserve"> Carel</w:t>
-      </w:r>
-      <w:r>
-        <w:rPr>
-          <w:rFonts w:ascii="Arial" w:hAnsi="Arial" w:cs="Arial"/>
-          <w:bCs/>
-          <w:color w:val="0F243E" w:themeColor="text2" w:themeShade="80"/>
-        </w:rPr>
-        <w:t xml:space="preserve"> /</w:t>
-      </w:r>
-      <w:r>
-        <w:rPr>
-          <w:rFonts w:ascii="Arial" w:hAnsi="Arial" w:cs="Arial"/>
-          <w:bCs/>
-          <w:color w:val="0F243E" w:themeColor="text2" w:themeShade="80"/>
-        </w:rPr>
-        <w:t xml:space="preserve"> Siemens</w:t>
-      </w:r>
-      <w:r>
-        <w:rPr>
-          <w:rFonts w:ascii="Arial" w:hAnsi="Arial" w:cs="Arial"/>
-          <w:bCs/>
-          <w:color w:val="0F243E" w:themeColor="text2" w:themeShade="80"/>
-        </w:rPr>
-        <w:t xml:space="preserve"> /</w:t>
-      </w:r>
-      <w:r>
-        <w:rPr>
-          <w:rFonts w:ascii="Arial" w:hAnsi="Arial" w:cs="Arial"/>
-          <w:bCs/>
-          <w:color w:val="0F243E" w:themeColor="text2" w:themeShade="80"/>
-        </w:rPr>
-        <w:t xml:space="preserve"> Delta</w:t>
-      </w:r>
-      <w:r>
-        <w:rPr>
-          <w:rFonts w:ascii="Arial" w:hAnsi="Arial" w:cs="Arial"/>
-          <w:bCs/>
-          <w:color w:val="0F243E" w:themeColor="text2" w:themeShade="80"/>
-        </w:rPr>
-        <w:t xml:space="preserve"> /</w:t>
-      </w:r>
-      <w:r>
-        <w:rPr>
-          <w:rFonts w:ascii="Arial" w:hAnsi="Arial" w:cs="Arial"/>
-          <w:bCs/>
-          <w:color w:val="0F243E" w:themeColor="text2" w:themeShade="80"/>
-        </w:rPr>
-        <w:t xml:space="preserve"> Mitsubishi</w:t>
-      </w:r>
-      <w:r>
-        <w:rPr>
-          <w:rFonts w:ascii="Arial" w:hAnsi="Arial" w:cs="Arial"/>
-          <w:bCs/>
-          <w:color w:val="0F243E" w:themeColor="text2" w:themeShade="80"/>
-        </w:rPr>
-        <w:t xml:space="preserve"> /</w:t>
-      </w:r>
-      <w:r>
-        <w:rPr>
-          <w:rFonts w:ascii="Arial" w:hAnsi="Arial" w:cs="Arial"/>
-          <w:bCs/>
-          <w:color w:val="0F243E" w:themeColor="text2" w:themeShade="80"/>
-        </w:rPr>
-        <w:t xml:space="preserve"> Omron</w:t>
-      </w:r>
-      <w:r>
-        <w:rPr>
-          <w:rFonts w:ascii="Arial" w:hAnsi="Arial" w:cs="Arial"/>
-          <w:bCs/>
-          <w:color w:val="0F243E" w:themeColor="text2" w:themeShade="80"/>
-        </w:rPr>
-        <w:t xml:space="preserve"> </w:t>
-      </w:r>
-      <w:r>
-        <w:rPr>
-          <w:rFonts w:ascii="Arial" w:hAnsi="Arial" w:cs="Arial"/>
-          <w:bCs/>
-          <w:color w:val="0F243E" w:themeColor="text2" w:themeShade="80"/>
-        </w:rPr>
-        <w:t>/</w:t>
-      </w:r>
-      <w:r>
-        <w:rPr>
-          <w:rFonts w:ascii="Arial" w:hAnsi="Arial" w:cs="Arial"/>
-          <w:bCs/>
-          <w:color w:val="0F243E" w:themeColor="text2" w:themeShade="80"/>
-        </w:rPr>
-        <w:t xml:space="preserve"> Panasonic</w:t>
-      </w:r>
-      <w:r>
-        <w:rPr>
-          <w:rFonts w:ascii="Arial" w:hAnsi="Arial" w:cs="Arial"/>
-          <w:bCs/>
-          <w:color w:val="0F243E" w:themeColor="text2" w:themeShade="80"/>
-        </w:rPr>
-        <w:t>);</w:t>
-      </w:r>
-    </w:p>
-    <w:p>
-      <w:pPr>
-        <w:pStyle w:val="BodyText"/>
-        <w:numPr>
-          <w:ilvl w:val="0"/>
-          <w:numId w:val="1"/>
-        </w:numPr>
-        <w:spacing w:line="276" w:lineRule="auto"/>
-        <w:rPr>
-          <w:rFonts w:ascii="Arial" w:hAnsi="Arial" w:cs="Arial"/>
-          <w:bCs/>
-          <w:color w:val="0F243E" w:themeColor="text2" w:themeShade="80"/>
-        </w:rPr>
-      </w:pPr>
-      <w:r>
-        <w:rPr>
-          <w:rFonts w:ascii="Arial" w:hAnsi="Arial" w:cs="Arial"/>
-          <w:bCs/>
-          <w:color w:val="0F243E" w:themeColor="text2" w:themeShade="80"/>
-        </w:rPr>
-        <w:t xml:space="preserve">Desenvolvimento de </w:t>
-      </w:r>
-      <w:r>
-        <w:rPr>
-          <w:rFonts w:ascii="Arial" w:hAnsi="Arial" w:cs="Arial"/>
-          <w:bCs/>
-          <w:color w:val="0F243E" w:themeColor="text2" w:themeShade="80"/>
-        </w:rPr>
-        <w:t>S</w:t>
-      </w:r>
-      <w:r>
-        <w:rPr>
-          <w:rFonts w:ascii="Arial" w:hAnsi="Arial" w:cs="Arial"/>
-          <w:bCs/>
-          <w:color w:val="0F243E" w:themeColor="text2" w:themeShade="80"/>
-        </w:rPr>
-        <w:t>upervisório</w:t>
-      </w:r>
-      <w:r>
-        <w:rPr>
-          <w:rFonts w:ascii="Arial" w:hAnsi="Arial" w:cs="Arial"/>
-          <w:bCs/>
-          <w:color w:val="0F243E" w:themeColor="text2" w:themeShade="80"/>
-        </w:rPr>
-        <w:t>s</w:t>
-      </w:r>
-      <w:r>
-        <w:rPr>
-          <w:rFonts w:ascii="Arial" w:hAnsi="Arial" w:cs="Arial"/>
-          <w:bCs/>
-          <w:color w:val="0F243E" w:themeColor="text2" w:themeShade="80"/>
-        </w:rPr>
-        <w:t xml:space="preserve"> </w:t>
-      </w:r>
-      <w:r>
-        <w:rPr>
-          <w:rFonts w:ascii="Arial" w:hAnsi="Arial" w:cs="Arial"/>
-          <w:bCs/>
-          <w:color w:val="0F243E" w:themeColor="text2" w:themeShade="80"/>
-        </w:rPr>
-        <w:t>SCADA</w:t>
-      </w:r>
-      <w:r>
-        <w:rPr>
-          <w:rFonts w:ascii="Arial" w:hAnsi="Arial" w:cs="Arial"/>
-          <w:bCs/>
-          <w:color w:val="0F243E" w:themeColor="text2" w:themeShade="80"/>
-        </w:rPr>
-        <w:t xml:space="preserve"> -</w:t>
-      </w:r>
-      <w:r>
-        <w:rPr>
-          <w:rFonts w:ascii="Arial" w:hAnsi="Arial" w:cs="Arial"/>
-          <w:bCs/>
-          <w:color w:val="0F243E" w:themeColor="text2" w:themeShade="80"/>
-        </w:rPr>
-        <w:t xml:space="preserve"> (Elipse E3</w:t>
-      </w:r>
-      <w:r>
-        <w:rPr>
-          <w:rFonts w:ascii="Arial" w:hAnsi="Arial" w:cs="Arial"/>
-          <w:bCs/>
-          <w:color w:val="0F243E" w:themeColor="text2" w:themeShade="80"/>
-        </w:rPr>
-        <w:t xml:space="preserve"> /</w:t>
-      </w:r>
-      <w:r>
-        <w:rPr>
-          <w:rFonts w:ascii="Arial" w:hAnsi="Arial" w:cs="Arial"/>
-          <w:bCs/>
-          <w:color w:val="0F243E" w:themeColor="text2" w:themeShade="80"/>
-        </w:rPr>
-        <w:t xml:space="preserve"> FactoryTalk Studio </w:t>
-      </w:r>
-      <w:r>
-        <w:rPr>
-          <w:rFonts w:ascii="Arial" w:hAnsi="Arial" w:cs="Arial"/>
-          <w:bCs/>
-          <w:color w:val="0F243E" w:themeColor="text2" w:themeShade="80"/>
-        </w:rPr>
-        <w:t>/</w:t>
-      </w:r>
-      <w:r>
-        <w:rPr>
-          <w:rFonts w:ascii="Arial" w:hAnsi="Arial" w:cs="Arial"/>
-          <w:bCs/>
-          <w:color w:val="0F243E" w:themeColor="text2" w:themeShade="80"/>
-        </w:rPr>
-        <w:t xml:space="preserve"> C.Web)</w:t>
-      </w:r>
-    </w:p>
-    <w:p>
-      <w:pPr>
-        <w:pStyle w:val="BodyText"/>
-        <w:numPr>
-          <w:ilvl w:val="0"/>
-          <w:numId w:val="1"/>
-        </w:numPr>
-        <w:spacing w:line="276" w:lineRule="auto"/>
-        <w:rPr>
-          <w:rFonts w:ascii="Arial" w:hAnsi="Arial" w:cs="Arial"/>
-          <w:bCs/>
-          <w:color w:val="0F243E" w:themeColor="text2" w:themeShade="80"/>
-        </w:rPr>
-      </w:pPr>
-      <w:r>
-        <w:rPr>
-          <w:rFonts w:ascii="Arial" w:hAnsi="Arial" w:cs="Arial"/>
-          <w:bCs/>
-          <w:color w:val="0F243E" w:themeColor="text2" w:themeShade="80"/>
-        </w:rPr>
-        <w:t>Estruturação de redes industriais (</w:t>
-      </w:r>
-      <w:r>
-        <w:rPr>
-          <w:rFonts w:ascii="Arial" w:hAnsi="Arial" w:cs="Arial"/>
-          <w:bCs/>
-          <w:color w:val="0F243E" w:themeColor="text2" w:themeShade="80"/>
-        </w:rPr>
-        <w:t>Ethernet</w:t>
-      </w:r>
-      <w:r>
-        <w:rPr>
-          <w:rFonts w:ascii="Arial" w:hAnsi="Arial" w:cs="Arial"/>
-          <w:bCs/>
-          <w:color w:val="0F243E" w:themeColor="text2" w:themeShade="80"/>
-        </w:rPr>
-        <w:t xml:space="preserve"> </w:t>
-      </w:r>
-      <w:r>
-        <w:rPr>
-          <w:rFonts w:ascii="Arial" w:hAnsi="Arial" w:cs="Arial"/>
-          <w:bCs/>
-          <w:color w:val="0F243E" w:themeColor="text2" w:themeShade="80"/>
-        </w:rPr>
-        <w:t>/</w:t>
-      </w:r>
-      <w:r>
-        <w:rPr>
-          <w:rFonts w:ascii="Arial" w:hAnsi="Arial" w:cs="Arial"/>
-          <w:bCs/>
-          <w:color w:val="0F243E" w:themeColor="text2" w:themeShade="80"/>
-        </w:rPr>
-        <w:t xml:space="preserve"> RS-485);</w:t>
-      </w:r>
-    </w:p>
-    <w:p>
-      <w:pPr>
-        <w:pStyle w:val="BodyText"/>
-        <w:numPr>
-          <w:ilvl w:val="0"/>
-          <w:numId w:val="1"/>
-        </w:numPr>
-        <w:spacing w:line="276" w:lineRule="auto"/>
-        <w:rPr>
-          <w:rFonts w:ascii="Arial" w:hAnsi="Arial" w:cs="Arial"/>
-          <w:bCs/>
-          <w:color w:val="0F243E" w:themeColor="text2" w:themeShade="80"/>
-        </w:rPr>
-      </w:pPr>
-      <w:r>
-        <w:rPr>
-          <w:rFonts w:ascii="Arial" w:hAnsi="Arial" w:cs="Arial"/>
-          <w:bCs/>
-          <w:color w:val="0F243E" w:themeColor="text2" w:themeShade="80"/>
-        </w:rPr>
-        <w:t>Protocolos de redes industriais (Modbus RTU</w:t>
-      </w:r>
-      <w:r>
-        <w:rPr>
-          <w:rFonts w:ascii="Arial" w:hAnsi="Arial" w:cs="Arial"/>
-          <w:bCs/>
-          <w:color w:val="0F243E" w:themeColor="text2" w:themeShade="80"/>
-        </w:rPr>
-        <w:t xml:space="preserve"> / </w:t>
-      </w:r>
-      <w:r>
-        <w:rPr>
-          <w:rFonts w:ascii="Arial" w:hAnsi="Arial" w:cs="Arial"/>
-          <w:bCs/>
-          <w:color w:val="0F243E" w:themeColor="text2" w:themeShade="80"/>
-        </w:rPr>
-        <w:t>Modbus TCP/IP</w:t>
-      </w:r>
-      <w:r>
-        <w:rPr>
-          <w:rFonts w:ascii="Arial" w:hAnsi="Arial" w:cs="Arial"/>
-          <w:bCs/>
-          <w:color w:val="0F243E" w:themeColor="text2" w:themeShade="80"/>
-        </w:rPr>
-        <w:t xml:space="preserve"> /</w:t>
-      </w:r>
-      <w:r>
-        <w:rPr>
-          <w:rFonts w:ascii="Arial" w:hAnsi="Arial" w:cs="Arial"/>
-          <w:bCs/>
-          <w:color w:val="0F243E" w:themeColor="text2" w:themeShade="80"/>
-        </w:rPr>
-        <w:t xml:space="preserve"> BACNET</w:t>
-      </w:r>
-      <w:r>
-        <w:rPr>
-          <w:rFonts w:ascii="Arial" w:hAnsi="Arial" w:cs="Arial"/>
-          <w:bCs/>
-          <w:color w:val="0F243E" w:themeColor="text2" w:themeShade="80"/>
-        </w:rPr>
-        <w:t xml:space="preserve"> /</w:t>
-      </w:r>
-      <w:r>
-        <w:rPr>
-          <w:rFonts w:ascii="Arial" w:hAnsi="Arial" w:cs="Arial"/>
-          <w:bCs/>
-          <w:color w:val="0F243E" w:themeColor="text2" w:themeShade="80"/>
-        </w:rPr>
-        <w:t xml:space="preserve"> CIP</w:t>
-      </w:r>
-      <w:r>
-        <w:rPr>
-          <w:rFonts w:ascii="Arial" w:hAnsi="Arial" w:cs="Arial"/>
-          <w:bCs/>
-          <w:color w:val="0F243E" w:themeColor="text2" w:themeShade="80"/>
-        </w:rPr>
-        <w:t xml:space="preserve"> /</w:t>
-      </w:r>
-      <w:r>
-        <w:rPr>
-          <w:rFonts w:ascii="Arial" w:hAnsi="Arial" w:cs="Arial"/>
-          <w:bCs/>
-          <w:color w:val="0F243E" w:themeColor="text2" w:themeShade="80"/>
-        </w:rPr>
-        <w:t xml:space="preserve"> HART);</w:t>
-      </w:r>
-    </w:p>
-    <w:p>
-      <w:pPr>
-        <w:pStyle w:val="BodyText"/>
-        <w:numPr>
-          <w:ilvl w:val="0"/>
-          <w:numId w:val="1"/>
-        </w:numPr>
-        <w:spacing w:line="276" w:lineRule="auto"/>
-        <w:rPr>
-          <w:rFonts w:ascii="Arial" w:hAnsi="Arial" w:cs="Arial"/>
-          <w:bCs/>
-          <w:color w:val="0F243E" w:themeColor="text2" w:themeShade="80"/>
-        </w:rPr>
-      </w:pPr>
-      <w:r>
-        <w:rPr>
-          <w:rFonts w:ascii="Arial" w:hAnsi="Arial" w:cs="Arial"/>
-          <w:bCs/>
-          <w:color w:val="0F243E" w:themeColor="text2" w:themeShade="80"/>
-        </w:rPr>
-        <w:t>Integração e comunicação entre sistemas de automação;</w:t>
-      </w:r>
-    </w:p>
-    <w:p>
-      <w:pPr>
-        <w:pStyle w:val="BodyText"/>
-        <w:numPr>
-          <w:ilvl w:val="0"/>
-          <w:numId w:val="1"/>
-        </w:numPr>
-        <w:spacing w:line="276" w:lineRule="auto"/>
-        <w:rPr>
-          <w:rFonts w:ascii="Arial" w:hAnsi="Arial" w:cs="Arial"/>
-          <w:bCs/>
-          <w:color w:val="0F243E" w:themeColor="text2" w:themeShade="80"/>
-        </w:rPr>
-      </w:pPr>
-      <w:r>
-        <w:rPr>
-          <w:rFonts w:ascii="Arial" w:hAnsi="Arial" w:cs="Arial"/>
-          <w:bCs/>
-          <w:color w:val="0F243E" w:themeColor="text2" w:themeShade="80"/>
-        </w:rPr>
-        <w:t>Configuração de VPN para</w:t>
-      </w:r>
-      <w:r>
-        <w:rPr>
-          <w:rFonts w:ascii="Arial" w:hAnsi="Arial" w:cs="Arial"/>
-          <w:bCs/>
-          <w:color w:val="0F243E" w:themeColor="text2" w:themeShade="80"/>
-        </w:rPr>
-        <w:t xml:space="preserve"> acesso remoto de</w:t>
-      </w:r>
-      <w:r>
-        <w:rPr>
-          <w:rFonts w:ascii="Arial" w:hAnsi="Arial" w:cs="Arial"/>
-          <w:bCs/>
-          <w:color w:val="0F243E" w:themeColor="text2" w:themeShade="80"/>
-        </w:rPr>
-        <w:t xml:space="preserve"> redes industriais;</w:t>
-      </w:r>
-    </w:p>
-    <w:p>
-      <w:pPr>
-        <w:pStyle w:val="BodyText"/>
-        <w:numPr>
-          <w:ilvl w:val="0"/>
-          <w:numId w:val="1"/>
-        </w:numPr>
-        <w:spacing w:line="276" w:lineRule="auto"/>
-        <w:rPr>
-          <w:rFonts w:ascii="Arial" w:hAnsi="Arial" w:cs="Arial"/>
-          <w:bCs/>
-          <w:color w:val="0F243E" w:themeColor="text2" w:themeShade="80"/>
-        </w:rPr>
-      </w:pPr>
-      <w:r>
-        <w:rPr>
-          <w:rFonts w:ascii="Arial" w:hAnsi="Arial" w:cs="Arial"/>
-          <w:bCs/>
-          <w:color w:val="0F243E" w:themeColor="text2" w:themeShade="80"/>
-        </w:rPr>
-        <w:t>Instrumentação e controle de processos</w:t>
-      </w:r>
-      <w:r>
-        <w:rPr>
-          <w:rFonts w:ascii="Arial" w:hAnsi="Arial" w:cs="Arial"/>
-          <w:bCs/>
-          <w:color w:val="0F243E" w:themeColor="text2" w:themeShade="80"/>
-        </w:rPr>
-        <w:t>.</w:t>
-      </w:r>
-    </w:p>
-    <w:p>
-      <w:pPr>
-        <w:pStyle w:val="BodyText"/>
-        <w:numPr>
-          <w:ilvl w:val="0"/>
-          <w:numId w:val="1"/>
-        </w:numPr>
-        <w:spacing w:line="276" w:lineRule="auto"/>
-        <w:rPr>
-          <w:rFonts w:ascii="Arial" w:hAnsi="Arial" w:cs="Arial"/>
-          <w:bCs/>
-          <w:color w:val="0F243E" w:themeColor="text2" w:themeShade="80"/>
-        </w:rPr>
-      </w:pPr>
-      <w:r>
-        <w:rPr>
-          <w:rFonts w:ascii="Arial" w:hAnsi="Arial" w:cs="Arial"/>
-          <w:bCs/>
-          <w:color w:val="0F243E" w:themeColor="text2" w:themeShade="80"/>
-        </w:rPr>
-        <w:t>Configuração de Gateways, Switchs industriais, Inversores de Frequência e Soft Starters;</w:t>
-      </w:r>
-    </w:p>
-    <w:p>
-      <w:pPr>
-        <w:pStyle w:val="BodyText"/>
-        <w:numPr>
-          <w:ilvl w:val="0"/>
-          <w:numId w:val="1"/>
-        </w:numPr>
-        <w:spacing w:line="276" w:lineRule="auto"/>
-        <w:rPr>
-          <w:rFonts w:ascii="Arial" w:hAnsi="Arial" w:cs="Arial"/>
-          <w:bCs/>
-          <w:color w:val="0F243E" w:themeColor="text2" w:themeShade="80"/>
-        </w:rPr>
-      </w:pPr>
-      <w:r>
-        <w:rPr>
-          <w:rFonts w:ascii="Arial" w:hAnsi="Arial" w:cs="Arial"/>
-          <w:bCs/>
-          <w:color w:val="0F243E" w:themeColor="text2" w:themeShade="80"/>
-        </w:rPr>
-        <w:t xml:space="preserve">Elaboração de diagramas elétricos </w:t>
-      </w:r>
-      <w:r>
-        <w:rPr>
-          <w:rFonts w:ascii="Arial" w:hAnsi="Arial" w:cs="Arial"/>
-          <w:bCs/>
-          <w:color w:val="0F243E" w:themeColor="text2" w:themeShade="80"/>
-        </w:rPr>
-        <w:t>–</w:t>
-      </w:r>
-      <w:r>
-        <w:rPr>
-          <w:rFonts w:ascii="Arial" w:hAnsi="Arial" w:cs="Arial"/>
-          <w:bCs/>
-          <w:color w:val="0F243E" w:themeColor="text2" w:themeShade="80"/>
-        </w:rPr>
-        <w:t xml:space="preserve"> Q</w:t>
-      </w:r>
-      <w:r>
-        <w:rPr>
-          <w:rFonts w:ascii="Arial" w:hAnsi="Arial" w:cs="Arial"/>
-          <w:bCs/>
-          <w:color w:val="0F243E" w:themeColor="text2" w:themeShade="80"/>
-        </w:rPr>
-        <w:t>E</w:t>
-      </w:r>
-      <w:r>
-        <w:rPr>
-          <w:rFonts w:ascii="Arial" w:hAnsi="Arial" w:cs="Arial"/>
-          <w:bCs/>
-          <w:color w:val="0F243E" w:themeColor="text2" w:themeShade="80"/>
-        </w:rPr>
-        <w:t>lectroTech</w:t>
-      </w:r>
-      <w:r>
-        <w:rPr>
-          <w:rFonts w:ascii="Arial" w:hAnsi="Arial" w:cs="Arial"/>
-          <w:bCs/>
-          <w:color w:val="0F243E" w:themeColor="text2" w:themeShade="80"/>
-        </w:rPr>
-        <w:t>;</w:t>
+          <w:bCs/>
+          <w:color w:val="0F243E" w:themeColor="text2" w:themeShade="80"/>
+          <w:lang w:val="pt-BR"/>
+        </w:rPr>
+        <w:t>BACnet</w:t>
+      </w:r>
+      <w:proofErr w:type="spellEnd"/>
+      <w:r>
+        <w:rPr>
+          <w:rFonts w:ascii="Arial" w:hAnsi="Arial" w:cs="Arial"/>
+          <w:b/>
+          <w:bCs/>
+          <w:color w:val="0F243E" w:themeColor="text2" w:themeShade="80"/>
+          <w:lang w:val="pt-BR"/>
+        </w:rPr>
+        <w:t xml:space="preserve">, </w:t>
+      </w:r>
+      <w:proofErr w:type="spellStart"/>
+      <w:r>
+        <w:rPr>
+          <w:rFonts w:ascii="Arial" w:hAnsi="Arial" w:cs="Arial"/>
+          <w:b/>
+          <w:bCs/>
+          <w:color w:val="0F243E" w:themeColor="text2" w:themeShade="80"/>
+          <w:lang w:val="pt-BR"/>
+        </w:rPr>
+        <w:t>Modbus</w:t>
+      </w:r>
+      <w:proofErr w:type="spellEnd"/>
+      <w:r>
+        <w:rPr>
+          <w:rFonts w:ascii="Arial" w:hAnsi="Arial" w:cs="Arial"/>
+          <w:b/>
+          <w:bCs/>
+          <w:color w:val="0F243E" w:themeColor="text2" w:themeShade="80"/>
+          <w:lang w:val="pt-BR"/>
+        </w:rPr>
+        <w:t xml:space="preserve">, </w:t>
+      </w:r>
+      <w:proofErr w:type="spellStart"/>
+      <w:r>
+        <w:rPr>
+          <w:rFonts w:ascii="Arial" w:hAnsi="Arial" w:cs="Arial"/>
+          <w:b/>
+          <w:bCs/>
+          <w:color w:val="0F243E" w:themeColor="text2" w:themeShade="80"/>
+          <w:lang w:val="pt-BR"/>
+        </w:rPr>
+        <w:t>Profinet</w:t>
+      </w:r>
+      <w:proofErr w:type="spellEnd"/>
+      <w:r>
+        <w:rPr>
+          <w:rFonts w:ascii="Arial" w:hAnsi="Arial" w:cs="Arial"/>
+          <w:b/>
+          <w:bCs/>
+          <w:color w:val="0F243E" w:themeColor="text2" w:themeShade="80"/>
+          <w:lang w:val="pt-BR"/>
+        </w:rPr>
+        <w:t xml:space="preserve">, </w:t>
+      </w:r>
+      <w:proofErr w:type="spellStart"/>
+      <w:r>
+        <w:rPr>
+          <w:rFonts w:ascii="Arial" w:hAnsi="Arial" w:cs="Arial"/>
+          <w:b/>
+          <w:bCs/>
+          <w:color w:val="0F243E" w:themeColor="text2" w:themeShade="80"/>
+          <w:lang w:val="pt-BR"/>
+        </w:rPr>
+        <w:t>EtherNet</w:t>
+      </w:r>
+      <w:proofErr w:type="spellEnd"/>
+      <w:r>
+        <w:rPr>
+          <w:rFonts w:ascii="Arial" w:hAnsi="Arial" w:cs="Arial"/>
+          <w:b/>
+          <w:bCs/>
+          <w:color w:val="0F243E" w:themeColor="text2" w:themeShade="80"/>
+          <w:lang w:val="pt-BR"/>
+        </w:rPr>
+        <w:t>/IP, HART e MQTT</w:t>
+      </w:r>
+      <w:r>
+        <w:rPr>
+          <w:rFonts w:ascii="Arial" w:hAnsi="Arial" w:cs="Arial"/>
+          <w:bCs/>
+          <w:color w:val="0F243E" w:themeColor="text2" w:themeShade="80"/>
+          <w:lang w:val="pt-BR"/>
+        </w:rPr>
+        <w:t xml:space="preserve">, além de integração entre </w:t>
+      </w:r>
+      <w:proofErr w:type="spellStart"/>
+      <w:r>
+        <w:rPr>
+          <w:rFonts w:ascii="Arial" w:hAnsi="Arial" w:cs="Arial"/>
+          <w:bCs/>
+          <w:color w:val="0F243E" w:themeColor="text2" w:themeShade="80"/>
+          <w:lang w:val="pt-BR"/>
+        </w:rPr>
+        <w:t>CLPs</w:t>
+      </w:r>
+      <w:proofErr w:type="spellEnd"/>
+      <w:r>
+        <w:rPr>
+          <w:rFonts w:ascii="Arial" w:hAnsi="Arial" w:cs="Arial"/>
+          <w:bCs/>
+          <w:color w:val="0F243E" w:themeColor="text2" w:themeShade="80"/>
+          <w:lang w:val="pt-BR"/>
+        </w:rPr>
+        <w:t xml:space="preserve">, </w:t>
+      </w:r>
+      <w:proofErr w:type="spellStart"/>
+      <w:r>
+        <w:rPr>
+          <w:rFonts w:ascii="Arial" w:hAnsi="Arial" w:cs="Arial"/>
+          <w:bCs/>
+          <w:color w:val="0F243E" w:themeColor="text2" w:themeShade="80"/>
+          <w:lang w:val="pt-BR"/>
+        </w:rPr>
+        <w:t>IHMs</w:t>
+      </w:r>
+      <w:proofErr w:type="spellEnd"/>
+      <w:r>
+        <w:rPr>
+          <w:rFonts w:ascii="Arial" w:hAnsi="Arial" w:cs="Arial"/>
+          <w:bCs/>
+          <w:color w:val="0F243E" w:themeColor="text2" w:themeShade="80"/>
+          <w:lang w:val="pt-BR"/>
+        </w:rPr>
+        <w:t>, SCADA, gateways industriais e plataformas cloud.</w:t>
       </w:r>
     </w:p>
     <w:p>
@@ -1222,8 +952,223 @@
           <w:rFonts w:ascii="Arial" w:hAnsi="Arial" w:cs="Arial"/>
           <w:bCs/>
           <w:color w:val="0F243E" w:themeColor="text2" w:themeShade="80"/>
-        </w:rPr>
-      </w:pPr>
+          <w:lang w:val="pt-BR"/>
+        </w:rPr>
+      </w:pPr>
+    </w:p>
+    <w:p>
+      <w:pPr>
+        <w:pStyle w:val="BodyText"/>
+        <w:spacing w:line="276" w:lineRule="auto"/>
+        <w:rPr>
+          <w:rFonts w:ascii="Arial" w:hAnsi="Arial" w:cs="Arial"/>
+          <w:bCs/>
+          <w:color w:val="0F243E" w:themeColor="text2" w:themeShade="80"/>
+          <w:lang w:val="pt-BR"/>
+        </w:rPr>
+      </w:pPr>
+      <w:r>
+        <w:rPr>
+          <w:rFonts w:ascii="Arial" w:hAnsi="Arial" w:cs="Arial"/>
+          <w:bCs/>
+          <w:color w:val="0F243E" w:themeColor="text2" w:themeShade="80"/>
+          <w:lang w:val="pt-BR"/>
+        </w:rPr>
+        <w:t xml:space="preserve">Na área de </w:t>
+      </w:r>
+      <w:proofErr w:type="spellStart"/>
+      <w:r>
+        <w:rPr>
+          <w:rFonts w:ascii="Arial" w:hAnsi="Arial" w:cs="Arial"/>
+          <w:b/>
+          <w:bCs/>
+          <w:color w:val="0F243E" w:themeColor="text2" w:themeShade="80"/>
+          <w:lang w:val="pt-BR"/>
+        </w:rPr>
+        <w:t>Embedded</w:t>
+      </w:r>
+      <w:proofErr w:type="spellEnd"/>
+      <w:r>
+        <w:rPr>
+          <w:rFonts w:ascii="Arial" w:hAnsi="Arial" w:cs="Arial"/>
+          <w:b/>
+          <w:bCs/>
+          <w:color w:val="0F243E" w:themeColor="text2" w:themeShade="80"/>
+          <w:lang w:val="pt-BR"/>
+        </w:rPr>
+        <w:t xml:space="preserve"> Systems &amp; Firmware </w:t>
+      </w:r>
+      <w:proofErr w:type="spellStart"/>
+      <w:r>
+        <w:rPr>
+          <w:rFonts w:ascii="Arial" w:hAnsi="Arial" w:cs="Arial"/>
+          <w:b/>
+          <w:bCs/>
+          <w:color w:val="0F243E" w:themeColor="text2" w:themeShade="80"/>
+          <w:lang w:val="pt-BR"/>
+        </w:rPr>
+        <w:t>Development</w:t>
+      </w:r>
+      <w:proofErr w:type="spellEnd"/>
+      <w:r>
+        <w:rPr>
+          <w:rFonts w:ascii="Arial" w:hAnsi="Arial" w:cs="Arial"/>
+          <w:bCs/>
+          <w:color w:val="0F243E" w:themeColor="text2" w:themeShade="80"/>
+          <w:lang w:val="pt-BR"/>
+        </w:rPr>
+        <w:t xml:space="preserve">, atuo no desenvolvimento de aplicações em </w:t>
+      </w:r>
+      <w:proofErr w:type="spellStart"/>
+      <w:r>
+        <w:rPr>
+          <w:rFonts w:ascii="Arial" w:hAnsi="Arial" w:cs="Arial"/>
+          <w:b/>
+          <w:bCs/>
+          <w:color w:val="0F243E" w:themeColor="text2" w:themeShade="80"/>
+          <w:lang w:val="pt-BR"/>
+        </w:rPr>
+        <w:t>Embedded</w:t>
+      </w:r>
+      <w:proofErr w:type="spellEnd"/>
+      <w:r>
+        <w:rPr>
+          <w:rFonts w:ascii="Arial" w:hAnsi="Arial" w:cs="Arial"/>
+          <w:b/>
+          <w:bCs/>
+          <w:color w:val="0F243E" w:themeColor="text2" w:themeShade="80"/>
+          <w:lang w:val="pt-BR"/>
+        </w:rPr>
+        <w:t xml:space="preserve"> C/C++</w:t>
+      </w:r>
+      <w:r>
+        <w:rPr>
+          <w:rFonts w:ascii="Arial" w:hAnsi="Arial" w:cs="Arial"/>
+          <w:bCs/>
+          <w:color w:val="0F243E" w:themeColor="text2" w:themeShade="80"/>
+          <w:lang w:val="pt-BR"/>
+        </w:rPr>
+        <w:t xml:space="preserve">, firmware para microcontroladores </w:t>
+      </w:r>
+      <w:r>
+        <w:rPr>
+          <w:rFonts w:ascii="Arial" w:hAnsi="Arial" w:cs="Arial"/>
+          <w:b/>
+          <w:bCs/>
+          <w:color w:val="0F243E" w:themeColor="text2" w:themeShade="80"/>
+          <w:lang w:val="pt-BR"/>
+        </w:rPr>
+        <w:t>ESP32, STM32 e Microchip</w:t>
+      </w:r>
+      <w:r>
+        <w:rPr>
+          <w:rFonts w:ascii="Arial" w:hAnsi="Arial" w:cs="Arial"/>
+          <w:bCs/>
+          <w:color w:val="0F243E" w:themeColor="text2" w:themeShade="80"/>
+          <w:lang w:val="pt-BR"/>
+        </w:rPr>
+        <w:t xml:space="preserve">, além da utilização de </w:t>
+      </w:r>
+      <w:proofErr w:type="spellStart"/>
+      <w:r>
+        <w:rPr>
+          <w:rFonts w:ascii="Arial" w:hAnsi="Arial" w:cs="Arial"/>
+          <w:b/>
+          <w:bCs/>
+          <w:color w:val="0F243E" w:themeColor="text2" w:themeShade="80"/>
+          <w:lang w:val="pt-BR"/>
+        </w:rPr>
+        <w:t>Zephyr</w:t>
+      </w:r>
+      <w:proofErr w:type="spellEnd"/>
+      <w:r>
+        <w:rPr>
+          <w:rFonts w:ascii="Arial" w:hAnsi="Arial" w:cs="Arial"/>
+          <w:b/>
+          <w:bCs/>
+          <w:color w:val="0F243E" w:themeColor="text2" w:themeShade="80"/>
+          <w:lang w:val="pt-BR"/>
+        </w:rPr>
+        <w:t xml:space="preserve"> RTOS</w:t>
+      </w:r>
+      <w:r>
+        <w:rPr>
+          <w:rFonts w:ascii="Arial" w:hAnsi="Arial" w:cs="Arial"/>
+          <w:bCs/>
+          <w:color w:val="0F243E" w:themeColor="text2" w:themeShade="80"/>
+          <w:lang w:val="pt-BR"/>
+        </w:rPr>
+        <w:t xml:space="preserve">, </w:t>
+      </w:r>
+      <w:r>
+        <w:rPr>
+          <w:rFonts w:ascii="Arial" w:hAnsi="Arial" w:cs="Arial"/>
+          <w:b/>
+          <w:bCs/>
+          <w:color w:val="0F243E" w:themeColor="text2" w:themeShade="80"/>
+          <w:lang w:val="pt-BR"/>
+        </w:rPr>
+        <w:t>ESP-IDF</w:t>
+      </w:r>
+      <w:r>
+        <w:rPr>
+          <w:rFonts w:ascii="Arial" w:hAnsi="Arial" w:cs="Arial"/>
+          <w:bCs/>
+          <w:color w:val="0F243E" w:themeColor="text2" w:themeShade="80"/>
+          <w:lang w:val="pt-BR"/>
+        </w:rPr>
+        <w:t xml:space="preserve">, </w:t>
+      </w:r>
+      <w:r>
+        <w:rPr>
+          <w:rFonts w:ascii="Arial" w:hAnsi="Arial" w:cs="Arial"/>
+          <w:b/>
+          <w:bCs/>
+          <w:color w:val="0F243E" w:themeColor="text2" w:themeShade="80"/>
+          <w:lang w:val="pt-BR"/>
+        </w:rPr>
+        <w:t>Arduino</w:t>
+      </w:r>
+      <w:r>
+        <w:rPr>
+          <w:rFonts w:ascii="Arial" w:hAnsi="Arial" w:cs="Arial"/>
+          <w:bCs/>
+          <w:color w:val="0F243E" w:themeColor="text2" w:themeShade="80"/>
+          <w:lang w:val="pt-BR"/>
+        </w:rPr>
+        <w:t xml:space="preserve"> e </w:t>
+      </w:r>
+      <w:proofErr w:type="spellStart"/>
+      <w:r>
+        <w:rPr>
+          <w:rFonts w:ascii="Arial" w:hAnsi="Arial" w:cs="Arial"/>
+          <w:b/>
+          <w:bCs/>
+          <w:color w:val="0F243E" w:themeColor="text2" w:themeShade="80"/>
+          <w:lang w:val="pt-BR"/>
+        </w:rPr>
+        <w:t>Raspberry</w:t>
+      </w:r>
+      <w:proofErr w:type="spellEnd"/>
+      <w:r>
+        <w:rPr>
+          <w:rFonts w:ascii="Arial" w:hAnsi="Arial" w:cs="Arial"/>
+          <w:b/>
+          <w:bCs/>
+          <w:color w:val="0F243E" w:themeColor="text2" w:themeShade="80"/>
+          <w:lang w:val="pt-BR"/>
+        </w:rPr>
+        <w:t xml:space="preserve"> Pi</w:t>
+      </w:r>
+      <w:r>
+        <w:rPr>
+          <w:rFonts w:ascii="Arial" w:hAnsi="Arial" w:cs="Arial"/>
+          <w:bCs/>
+          <w:color w:val="0F243E" w:themeColor="text2" w:themeShade="80"/>
+          <w:lang w:val="pt-BR"/>
+        </w:rPr>
+        <w:t>. Tenho experiência prática em bancada com montagem de painéis, conexão de sensores, testes funcionais, validação de hardware e depuração de sistemas eletroeletrônicos.</w:t>
+      </w:r>
     </w:p>
     <w:p>
       <w:pPr>
@@ -1232,406 +1177,128 @@
         <w:ind w:firstLine="110"/>
         <w:rPr>
           <w:rFonts w:ascii="Arial" w:hAnsi="Arial" w:cs="Arial"/>
+          <w:bCs/>
+          <w:color w:val="0F243E" w:themeColor="text2" w:themeShade="80"/>
+          <w:lang w:val="pt-BR"/>
+        </w:rPr>
+      </w:pPr>
+    </w:p>
+    <w:p>
+      <w:pPr>
+        <w:pStyle w:val="BodyText"/>
+        <w:spacing w:line="276" w:lineRule="auto"/>
+        <w:rPr>
+          <w:rFonts w:ascii="Arial" w:hAnsi="Arial" w:cs="Arial"/>
+          <w:bCs/>
+          <w:color w:val="0F243E" w:themeColor="text2" w:themeShade="80"/>
+          <w:lang w:val="pt-BR"/>
+        </w:rPr>
+      </w:pPr>
+      <w:r>
+        <w:rPr>
+          <w:rFonts w:ascii="Arial" w:hAnsi="Arial" w:cs="Arial"/>
+          <w:bCs/>
+          <w:color w:val="0F243E" w:themeColor="text2" w:themeShade="80"/>
+          <w:lang w:val="pt-BR"/>
+        </w:rPr>
+        <w:t xml:space="preserve">Destaco minha capacidade de trabalhar na interface entre hardware e software, realizando troubleshooting e </w:t>
+      </w:r>
+      <w:proofErr w:type="spellStart"/>
+      <w:r>
+        <w:rPr>
+          <w:rFonts w:ascii="Arial" w:hAnsi="Arial" w:cs="Arial"/>
+          <w:bCs/>
+          <w:color w:val="0F243E" w:themeColor="text2" w:themeShade="80"/>
+          <w:lang w:val="pt-BR"/>
+        </w:rPr>
+        <w:t>debugging</w:t>
+      </w:r>
+      <w:proofErr w:type="spellEnd"/>
+      <w:r>
+        <w:rPr>
+          <w:rFonts w:ascii="Arial" w:hAnsi="Arial" w:cs="Arial"/>
+          <w:bCs/>
+          <w:color w:val="0F243E" w:themeColor="text2" w:themeShade="80"/>
+          <w:lang w:val="pt-BR"/>
+        </w:rPr>
+        <w:t xml:space="preserve"> de sistemas complexos, incluindo aquisição e tratamento de sinais analógicos (</w:t>
+      </w:r>
+      <w:r>
+        <w:rPr>
+          <w:rFonts w:ascii="Arial" w:hAnsi="Arial" w:cs="Arial"/>
           <w:b/>
-          <w:color w:val="0F243E" w:themeColor="text2" w:themeShade="80"/>
-        </w:rPr>
-      </w:pPr>
+          <w:bCs/>
+          <w:color w:val="0F243E" w:themeColor="text2" w:themeShade="80"/>
+          <w:lang w:val="pt-BR"/>
+        </w:rPr>
+        <w:t>4-20mA</w:t>
+      </w:r>
+      <w:r>
+        <w:rPr>
+          <w:rFonts w:ascii="Arial" w:hAnsi="Arial" w:cs="Arial"/>
+          <w:bCs/>
+          <w:color w:val="0F243E" w:themeColor="text2" w:themeShade="80"/>
+          <w:lang w:val="pt-BR"/>
+        </w:rPr>
+        <w:t xml:space="preserve">, </w:t>
+      </w:r>
       <w:r>
         <w:rPr>
           <w:rFonts w:ascii="Arial" w:hAnsi="Arial" w:cs="Arial"/>
           <w:b/>
-          <w:color w:val="0F243E" w:themeColor="text2" w:themeShade="80"/>
-        </w:rPr>
-        <w:t>Principais p</w:t>
+          <w:bCs/>
+          <w:color w:val="0F243E" w:themeColor="text2" w:themeShade="80"/>
+          <w:lang w:val="pt-BR"/>
+        </w:rPr>
+        <w:t>0-10V</w:t>
+      </w:r>
+      <w:r>
+        <w:rPr>
+          <w:rFonts w:ascii="Arial" w:hAnsi="Arial" w:cs="Arial"/>
+          <w:bCs/>
+          <w:color w:val="0F243E" w:themeColor="text2" w:themeShade="80"/>
+          <w:lang w:val="pt-BR"/>
+        </w:rPr>
+        <w:t>), comunicação serial (</w:t>
       </w:r>
       <w:r>
         <w:rPr>
           <w:rFonts w:ascii="Arial" w:hAnsi="Arial" w:cs="Arial"/>
           <w:b/>
-          <w:color w:val="0F243E" w:themeColor="text2" w:themeShade="80"/>
-        </w:rPr>
-        <w:t>rojetos &gt;</w:t>
-      </w:r>
-    </w:p>
-    <w:p>
-      <w:pPr>
-        <w:pStyle w:val="BodyText"/>
-        <w:numPr>
-          <w:ilvl w:val="0"/>
-          <w:numId w:val="2"/>
-        </w:numPr>
-        <w:spacing w:line="276" w:lineRule="auto"/>
-        <w:rPr>
-          <w:rFonts w:ascii="Arial" w:hAnsi="Arial" w:cs="Arial"/>
-          <w:bCs/>
-          <w:color w:val="0F243E" w:themeColor="text2" w:themeShade="80"/>
-        </w:rPr>
-      </w:pPr>
-      <w:r>
-        <w:rPr>
-          <w:rFonts w:ascii="Arial" w:hAnsi="Arial" w:cs="Arial"/>
-          <w:bCs/>
-          <w:color w:val="0F243E" w:themeColor="text2" w:themeShade="80"/>
-        </w:rPr>
-        <w:t>Automação e integração de sistemas de HVAC / CAG</w:t>
-      </w:r>
-      <w:r>
-        <w:rPr>
-          <w:rFonts w:ascii="Arial" w:hAnsi="Arial" w:cs="Arial"/>
-          <w:bCs/>
-          <w:color w:val="0F243E" w:themeColor="text2" w:themeShade="80"/>
-        </w:rPr>
-        <w:t>;</w:t>
-      </w:r>
-    </w:p>
-    <w:p>
-      <w:pPr>
-        <w:pStyle w:val="BodyText"/>
-        <w:numPr>
-          <w:ilvl w:val="0"/>
-          <w:numId w:val="2"/>
-        </w:numPr>
-        <w:spacing w:line="276" w:lineRule="auto"/>
-        <w:rPr>
-          <w:rFonts w:ascii="Arial" w:hAnsi="Arial" w:cs="Arial"/>
-          <w:bCs/>
-          <w:color w:val="0F243E" w:themeColor="text2" w:themeShade="80"/>
-        </w:rPr>
-      </w:pPr>
-      <w:r>
-        <w:rPr>
-          <w:rFonts w:ascii="Arial" w:hAnsi="Arial" w:cs="Arial"/>
-          <w:bCs/>
-          <w:color w:val="0F243E" w:themeColor="text2" w:themeShade="80"/>
-        </w:rPr>
-        <w:t>Automação e integração de sistemas de CDA (Compressores e secadores de ar industriais)</w:t>
-      </w:r>
-      <w:r>
-        <w:rPr>
-          <w:rFonts w:ascii="Arial" w:hAnsi="Arial" w:cs="Arial"/>
-          <w:bCs/>
-          <w:color w:val="0F243E" w:themeColor="text2" w:themeShade="80"/>
-        </w:rPr>
-        <w:t>;</w:t>
-      </w:r>
-    </w:p>
-    <w:p>
-      <w:pPr>
-        <w:pStyle w:val="BodyText"/>
-        <w:numPr>
-          <w:ilvl w:val="0"/>
-          <w:numId w:val="2"/>
-        </w:numPr>
-        <w:spacing w:line="276" w:lineRule="auto"/>
-        <w:rPr>
-          <w:rFonts w:ascii="Arial" w:hAnsi="Arial" w:cs="Arial"/>
-          <w:bCs/>
-          <w:color w:val="0F243E" w:themeColor="text2" w:themeShade="80"/>
-        </w:rPr>
-      </w:pPr>
-      <w:r>
-        <w:rPr>
-          <w:rFonts w:ascii="Arial" w:hAnsi="Arial" w:cs="Arial"/>
-          <w:bCs/>
-          <w:color w:val="0F243E" w:themeColor="text2" w:themeShade="80"/>
-        </w:rPr>
-        <w:t>Integração completa de</w:t>
-      </w:r>
-      <w:r>
-        <w:rPr>
-          <w:rFonts w:ascii="Arial" w:hAnsi="Arial" w:cs="Arial"/>
-          <w:bCs/>
-          <w:color w:val="0F243E" w:themeColor="text2" w:themeShade="80"/>
-        </w:rPr>
-        <w:t xml:space="preserve"> sistemas de automação industrial </w:t>
-      </w:r>
-      <w:r>
-        <w:rPr>
-          <w:rFonts w:ascii="Arial" w:hAnsi="Arial" w:cs="Arial"/>
-          <w:bCs/>
-          <w:color w:val="0F243E" w:themeColor="text2" w:themeShade="80"/>
-        </w:rPr>
-        <w:t>em</w:t>
-      </w:r>
-      <w:r>
-        <w:rPr>
-          <w:rFonts w:ascii="Arial" w:hAnsi="Arial" w:cs="Arial"/>
-          <w:bCs/>
-          <w:color w:val="0F243E" w:themeColor="text2" w:themeShade="80"/>
-        </w:rPr>
-        <w:t xml:space="preserve"> plataforma de nuvem customizada para an</w:t>
-      </w:r>
-      <w:r>
-        <w:rPr>
-          <w:rFonts w:ascii="Arial" w:hAnsi="Arial" w:cs="Arial"/>
-          <w:bCs/>
-          <w:color w:val="0F243E" w:themeColor="text2" w:themeShade="80"/>
-        </w:rPr>
-        <w:t>á</w:t>
-      </w:r>
-      <w:r>
-        <w:rPr>
-          <w:rFonts w:ascii="Arial" w:hAnsi="Arial" w:cs="Arial"/>
-          <w:bCs/>
-          <w:color w:val="0F243E" w:themeColor="text2" w:themeShade="80"/>
-        </w:rPr>
-        <w:t>lise e monitoramento de dados em tempo real</w:t>
-      </w:r>
-      <w:r>
-        <w:rPr>
-          <w:rFonts w:ascii="Arial" w:hAnsi="Arial" w:cs="Arial"/>
-          <w:bCs/>
-          <w:color w:val="0F243E" w:themeColor="text2" w:themeShade="80"/>
-        </w:rPr>
-        <w:t>;</w:t>
-      </w:r>
-    </w:p>
-    <w:p>
-      <w:pPr>
-        <w:pStyle w:val="BodyText"/>
-        <w:numPr>
-          <w:ilvl w:val="0"/>
-          <w:numId w:val="2"/>
-        </w:numPr>
-        <w:spacing w:line="276" w:lineRule="auto"/>
-        <w:rPr>
-          <w:rFonts w:ascii="Arial" w:hAnsi="Arial" w:cs="Arial"/>
-          <w:bCs/>
-          <w:color w:val="0F243E" w:themeColor="text2" w:themeShade="80"/>
-        </w:rPr>
-      </w:pPr>
-      <w:r>
-        <w:rPr>
-          <w:rFonts w:ascii="Arial" w:hAnsi="Arial" w:cs="Arial"/>
-          <w:bCs/>
-          <w:color w:val="0F243E" w:themeColor="text2" w:themeShade="80"/>
-        </w:rPr>
-        <w:t>Desenvolvimento de c</w:t>
-      </w:r>
-      <w:r>
-        <w:rPr>
-          <w:rFonts w:ascii="Arial" w:hAnsi="Arial" w:cs="Arial"/>
-          <w:bCs/>
-          <w:color w:val="0F243E" w:themeColor="text2" w:themeShade="80"/>
-        </w:rPr>
-        <w:t>ontrole</w:t>
-      </w:r>
-      <w:r>
-        <w:rPr>
-          <w:rFonts w:ascii="Arial" w:hAnsi="Arial" w:cs="Arial"/>
-          <w:bCs/>
-          <w:color w:val="0F243E" w:themeColor="text2" w:themeShade="80"/>
-        </w:rPr>
-        <w:t>s</w:t>
-      </w:r>
-      <w:r>
-        <w:rPr>
-          <w:rFonts w:ascii="Arial" w:hAnsi="Arial" w:cs="Arial"/>
-          <w:bCs/>
-          <w:color w:val="0F243E" w:themeColor="text2" w:themeShade="80"/>
-        </w:rPr>
-        <w:t xml:space="preserve"> PID</w:t>
-      </w:r>
-      <w:r>
-        <w:rPr>
-          <w:rFonts w:ascii="Arial" w:hAnsi="Arial" w:cs="Arial"/>
-          <w:bCs/>
-          <w:color w:val="0F243E" w:themeColor="text2" w:themeShade="80"/>
-        </w:rPr>
-        <w:t xml:space="preserve"> para sistemas</w:t>
-      </w:r>
-      <w:r>
-        <w:rPr>
-          <w:rFonts w:ascii="Arial" w:hAnsi="Arial" w:cs="Arial"/>
-          <w:bCs/>
-          <w:color w:val="0F243E" w:themeColor="text2" w:themeShade="80"/>
-        </w:rPr>
-        <w:t xml:space="preserve"> pressurizados</w:t>
-      </w:r>
-      <w:r>
-        <w:rPr>
-          <w:rFonts w:ascii="Arial" w:hAnsi="Arial" w:cs="Arial"/>
-          <w:bCs/>
-          <w:color w:val="0F243E" w:themeColor="text2" w:themeShade="80"/>
-        </w:rPr>
-        <w:t>;</w:t>
-      </w:r>
-    </w:p>
-    <w:p>
-      <w:pPr>
-        <w:pStyle w:val="BodyText"/>
-        <w:numPr>
-          <w:ilvl w:val="0"/>
-          <w:numId w:val="2"/>
-        </w:numPr>
-        <w:spacing w:line="276" w:lineRule="auto"/>
-        <w:rPr>
-          <w:rFonts w:ascii="Arial" w:hAnsi="Arial" w:cs="Arial"/>
-          <w:bCs/>
-          <w:color w:val="0F243E" w:themeColor="text2" w:themeShade="80"/>
-        </w:rPr>
-      </w:pPr>
-      <w:r>
-        <w:rPr>
-          <w:rFonts w:ascii="Arial" w:hAnsi="Arial" w:cs="Arial"/>
-          <w:bCs/>
-          <w:color w:val="0F243E" w:themeColor="text2" w:themeShade="80"/>
-        </w:rPr>
-        <w:t>Automação de equipamentos de dosagem criogênica</w:t>
-      </w:r>
-      <w:r>
-        <w:rPr>
-          <w:rFonts w:ascii="Arial" w:hAnsi="Arial" w:cs="Arial"/>
-          <w:bCs/>
-          <w:color w:val="0F243E" w:themeColor="text2" w:themeShade="80"/>
-        </w:rPr>
-        <w:t xml:space="preserve"> (LN2) para sistemas de congelamento</w:t>
-      </w:r>
-      <w:r>
-        <w:rPr>
-          <w:rFonts w:ascii="Arial" w:hAnsi="Arial" w:cs="Arial"/>
-          <w:bCs/>
-          <w:color w:val="0F243E" w:themeColor="text2" w:themeShade="80"/>
-        </w:rPr>
-        <w:t>;</w:t>
-      </w:r>
-    </w:p>
-    <w:p>
-      <w:pPr>
-        <w:pStyle w:val="BodyText"/>
-        <w:numPr>
-          <w:ilvl w:val="0"/>
-          <w:numId w:val="2"/>
-        </w:numPr>
-        <w:spacing w:line="276" w:lineRule="auto"/>
-        <w:rPr>
-          <w:rFonts w:ascii="Arial" w:hAnsi="Arial" w:cs="Arial"/>
-          <w:bCs/>
-          <w:color w:val="0F243E" w:themeColor="text2" w:themeShade="80"/>
-        </w:rPr>
-      </w:pPr>
-      <w:r>
-        <w:rPr>
-          <w:rFonts w:ascii="Arial" w:hAnsi="Arial" w:cs="Arial"/>
-          <w:bCs/>
-          <w:color w:val="0F243E" w:themeColor="text2" w:themeShade="80"/>
-        </w:rPr>
-        <w:t>Desenvolvimento de c</w:t>
-      </w:r>
-      <w:r>
-        <w:rPr>
-          <w:rFonts w:ascii="Arial" w:hAnsi="Arial" w:cs="Arial"/>
-          <w:bCs/>
-          <w:color w:val="0F243E" w:themeColor="text2" w:themeShade="80"/>
-        </w:rPr>
-        <w:t xml:space="preserve">ontrole de temperatura </w:t>
-      </w:r>
-      <w:r>
-        <w:rPr>
-          <w:rFonts w:ascii="Arial" w:hAnsi="Arial" w:cs="Arial"/>
-          <w:bCs/>
-          <w:color w:val="0F243E" w:themeColor="text2" w:themeShade="80"/>
-        </w:rPr>
-        <w:t>para</w:t>
-      </w:r>
-      <w:r>
-        <w:rPr>
-          <w:rFonts w:ascii="Arial" w:hAnsi="Arial" w:cs="Arial"/>
-          <w:bCs/>
-          <w:color w:val="0F243E" w:themeColor="text2" w:themeShade="80"/>
-        </w:rPr>
-        <w:t xml:space="preserve"> linhas criogênicas (LN2)</w:t>
-      </w:r>
-      <w:r>
-        <w:rPr>
-          <w:rFonts w:ascii="Arial" w:hAnsi="Arial" w:cs="Arial"/>
-          <w:bCs/>
-          <w:color w:val="0F243E" w:themeColor="text2" w:themeShade="80"/>
-        </w:rPr>
-        <w:t>;</w:t>
-      </w:r>
-    </w:p>
-    <w:p>
-      <w:pPr>
-        <w:pStyle w:val="BodyText"/>
-        <w:numPr>
-          <w:ilvl w:val="0"/>
-          <w:numId w:val="2"/>
-        </w:numPr>
-        <w:spacing w:line="276" w:lineRule="auto"/>
-        <w:rPr>
-          <w:rFonts w:ascii="Arial" w:hAnsi="Arial" w:cs="Arial"/>
-          <w:bCs/>
-          <w:color w:val="0F243E" w:themeColor="text2" w:themeShade="80"/>
-        </w:rPr>
-      </w:pPr>
-      <w:r>
-        <w:rPr>
-          <w:rFonts w:ascii="Arial" w:hAnsi="Arial" w:cs="Arial"/>
-          <w:bCs/>
-          <w:color w:val="0F243E" w:themeColor="text2" w:themeShade="80"/>
-        </w:rPr>
-        <w:t>Automação de estações de tratamento de efluentes (E.T.E)</w:t>
-      </w:r>
-      <w:r>
-        <w:rPr>
-          <w:rFonts w:ascii="Arial" w:hAnsi="Arial" w:cs="Arial"/>
-          <w:bCs/>
-          <w:color w:val="0F243E" w:themeColor="text2" w:themeShade="80"/>
-        </w:rPr>
-        <w:t>;</w:t>
-      </w:r>
-    </w:p>
-    <w:p>
-      <w:pPr>
-        <w:pStyle w:val="BodyText"/>
-        <w:numPr>
-          <w:ilvl w:val="0"/>
-          <w:numId w:val="2"/>
-        </w:numPr>
-        <w:spacing w:line="276" w:lineRule="auto"/>
-        <w:rPr>
-          <w:rFonts w:ascii="Arial" w:hAnsi="Arial" w:cs="Arial"/>
-          <w:bCs/>
-          <w:color w:val="0F243E" w:themeColor="text2" w:themeShade="80"/>
-        </w:rPr>
-      </w:pPr>
-      <w:r>
-        <w:rPr>
-          <w:rFonts w:ascii="Arial" w:hAnsi="Arial" w:cs="Arial"/>
-          <w:bCs/>
-          <w:color w:val="0F243E" w:themeColor="text2" w:themeShade="80"/>
-        </w:rPr>
-        <w:t xml:space="preserve">Automação e integração de </w:t>
-      </w:r>
-      <w:r>
-        <w:rPr>
-          <w:rFonts w:ascii="Arial" w:hAnsi="Arial" w:cs="Arial"/>
-          <w:bCs/>
-          <w:color w:val="0F243E" w:themeColor="text2" w:themeShade="80"/>
-        </w:rPr>
-        <w:t>relés de proteção de Cabines Primárias e Geradores de Energia</w:t>
-      </w:r>
-      <w:r>
-        <w:rPr>
-          <w:rFonts w:ascii="Arial" w:hAnsi="Arial" w:cs="Arial"/>
-          <w:bCs/>
-          <w:color w:val="0F243E" w:themeColor="text2" w:themeShade="80"/>
-        </w:rPr>
-        <w:t>;</w:t>
-      </w:r>
-    </w:p>
-    <w:p>
-      <w:pPr>
-        <w:pStyle w:val="BodyText"/>
-        <w:spacing w:line="276" w:lineRule="auto"/>
-        <w:ind w:left="580"/>
-        <w:rPr>
-          <w:rFonts w:ascii="Arial" w:hAnsi="Arial" w:cs="Arial"/>
-          <w:bCs/>
-          <w:color w:val="0F243E" w:themeColor="text2" w:themeShade="80"/>
-        </w:rPr>
-      </w:pPr>
+          <w:bCs/>
+          <w:color w:val="0F243E" w:themeColor="text2" w:themeShade="80"/>
+          <w:lang w:val="pt-BR"/>
+        </w:rPr>
+        <w:t>UART, SPI, I2C</w:t>
+      </w:r>
+      <w:r>
+        <w:rPr>
+          <w:rFonts w:ascii="Arial" w:hAnsi="Arial" w:cs="Arial"/>
+          <w:bCs/>
+          <w:color w:val="0F243E" w:themeColor="text2" w:themeShade="80"/>
+          <w:lang w:val="pt-BR"/>
+        </w:rPr>
+        <w:t>) e conectividade sem fio (</w:t>
+      </w:r>
+      <w:r>
+        <w:rPr>
+          <w:rFonts w:ascii="Arial" w:hAnsi="Arial" w:cs="Arial"/>
+          <w:b/>
+          <w:bCs/>
+          <w:color w:val="0F243E" w:themeColor="text2" w:themeShade="80"/>
+          <w:lang w:val="pt-BR"/>
+        </w:rPr>
+        <w:t>BLE</w:t>
+      </w:r>
+      <w:r>
+        <w:rPr>
+          <w:rFonts w:ascii="Arial" w:hAnsi="Arial" w:cs="Arial"/>
+          <w:bCs/>
+          <w:color w:val="0F243E" w:themeColor="text2" w:themeShade="80"/>
+          <w:lang w:val="pt-BR"/>
+        </w:rPr>
+        <w:t>).</w:t>
+      </w:r>
     </w:p>
     <w:p>
       <w:pPr>
@@ -1640,196 +1307,420 @@
         <w:ind w:firstLine="110"/>
         <w:rPr>
           <w:rFonts w:ascii="Arial" w:hAnsi="Arial" w:cs="Arial"/>
+          <w:bCs/>
+          <w:color w:val="0F243E" w:themeColor="text2" w:themeShade="80"/>
+          <w:lang w:val="pt-BR"/>
+        </w:rPr>
+      </w:pPr>
+    </w:p>
+    <w:p>
+      <w:pPr>
+        <w:pStyle w:val="BodyText"/>
+        <w:spacing w:line="276" w:lineRule="auto"/>
+        <w:rPr>
+          <w:rFonts w:ascii="Arial" w:hAnsi="Arial" w:cs="Arial"/>
+          <w:bCs/>
+          <w:color w:val="0F243E" w:themeColor="text2" w:themeShade="80"/>
+          <w:lang w:val="pt-BR"/>
+        </w:rPr>
+      </w:pPr>
+      <w:r>
+        <w:rPr>
+          <w:rFonts w:ascii="Arial" w:hAnsi="Arial" w:cs="Arial"/>
+          <w:bCs/>
+          <w:color w:val="0F243E" w:themeColor="text2" w:themeShade="80"/>
+          <w:lang w:val="pt-BR"/>
+        </w:rPr>
+        <w:t xml:space="preserve">Também possuo experiência no desenvolvimento de aplicações Full Stack voltadas para ambientes industriais, utilizando tecnologias como </w:t>
+      </w:r>
+      <w:proofErr w:type="spellStart"/>
+      <w:r>
+        <w:rPr>
+          <w:rFonts w:ascii="Arial" w:hAnsi="Arial" w:cs="Arial"/>
           <w:b/>
-          <w:color w:val="0F243E" w:themeColor="text2" w:themeShade="80"/>
-          <w:sz w:val="24"/>
-          <w:szCs w:val="24"/>
-        </w:rPr>
-      </w:pPr>
+          <w:bCs/>
+          <w:color w:val="0F243E" w:themeColor="text2" w:themeShade="80"/>
+          <w:lang w:val="pt-BR"/>
+        </w:rPr>
+        <w:t>React</w:t>
+      </w:r>
+      <w:proofErr w:type="spellEnd"/>
       <w:r>
         <w:rPr>
           <w:rFonts w:ascii="Arial" w:hAnsi="Arial" w:cs="Arial"/>
           <w:b/>
-          <w:color w:val="0F243E" w:themeColor="text2" w:themeShade="80"/>
-          <w:sz w:val="24"/>
-          <w:szCs w:val="24"/>
-        </w:rPr>
-        <w:t xml:space="preserve">Habilidades em </w:t>
-      </w:r>
+          <w:bCs/>
+          <w:color w:val="0F243E" w:themeColor="text2" w:themeShade="80"/>
+          <w:lang w:val="pt-BR"/>
+        </w:rPr>
+        <w:t xml:space="preserve">, </w:t>
+      </w:r>
+      <w:proofErr w:type="spellStart"/>
       <w:r>
         <w:rPr>
           <w:rFonts w:ascii="Arial" w:hAnsi="Arial" w:cs="Arial"/>
           <w:b/>
-          <w:color w:val="0F243E" w:themeColor="text2" w:themeShade="80"/>
-          <w:sz w:val="24"/>
-          <w:szCs w:val="24"/>
-        </w:rPr>
-        <w:t>D</w:t>
-      </w:r>
+          <w:bCs/>
+          <w:color w:val="0F243E" w:themeColor="text2" w:themeShade="80"/>
+          <w:lang w:val="pt-BR"/>
+        </w:rPr>
+        <w:t>React</w:t>
+      </w:r>
+      <w:proofErr w:type="spellEnd"/>
       <w:r>
         <w:rPr>
           <w:rFonts w:ascii="Arial" w:hAnsi="Arial" w:cs="Arial"/>
           <w:b/>
-          <w:color w:val="0F243E" w:themeColor="text2" w:themeShade="80"/>
-          <w:sz w:val="24"/>
-          <w:szCs w:val="24"/>
-        </w:rPr>
-        <w:t>esenvolvimento de Software</w:t>
-      </w:r>
+          <w:bCs/>
+          <w:color w:val="0F243E" w:themeColor="text2" w:themeShade="80"/>
+          <w:lang w:val="pt-BR"/>
+        </w:rPr>
+        <w:t xml:space="preserve"> </w:t>
+      </w:r>
+      <w:proofErr w:type="spellStart"/>
       <w:r>
         <w:rPr>
           <w:rFonts w:ascii="Arial" w:hAnsi="Arial" w:cs="Arial"/>
           <w:b/>
-          <w:color w:val="0F243E" w:themeColor="text2" w:themeShade="80"/>
-          <w:sz w:val="24"/>
-          <w:szCs w:val="24"/>
-        </w:rPr>
-        <w:t>/Firmware</w:t>
-      </w:r>
+          <w:bCs/>
+          <w:color w:val="0F243E" w:themeColor="text2" w:themeShade="80"/>
+          <w:lang w:val="pt-BR"/>
+        </w:rPr>
+        <w:t>Native</w:t>
+      </w:r>
+      <w:proofErr w:type="spellEnd"/>
       <w:r>
         <w:rPr>
           <w:rFonts w:ascii="Arial" w:hAnsi="Arial" w:cs="Arial"/>
           <w:b/>
-          <w:color w:val="0F243E" w:themeColor="text2" w:themeShade="80"/>
-          <w:sz w:val="24"/>
-          <w:szCs w:val="24"/>
-        </w:rPr>
-        <w:t xml:space="preserve"> e IoT</w:t>
-      </w:r>
+          <w:bCs/>
+          <w:color w:val="0F243E" w:themeColor="text2" w:themeShade="80"/>
+          <w:lang w:val="pt-BR"/>
+        </w:rPr>
+        <w:t xml:space="preserve">, Node.js, Python, SQL, </w:t>
+      </w:r>
+      <w:proofErr w:type="spellStart"/>
       <w:r>
         <w:rPr>
           <w:rFonts w:ascii="Arial" w:hAnsi="Arial" w:cs="Arial"/>
           <w:b/>
-          <w:color w:val="0F243E" w:themeColor="text2" w:themeShade="80"/>
-          <w:sz w:val="24"/>
-          <w:szCs w:val="24"/>
-        </w:rPr>
-        <w:t xml:space="preserve"> &gt;</w:t>
+          <w:bCs/>
+          <w:color w:val="0F243E" w:themeColor="text2" w:themeShade="80"/>
+          <w:lang w:val="pt-BR"/>
+        </w:rPr>
+        <w:t>MongoDB</w:t>
+      </w:r>
+      <w:proofErr w:type="spellEnd"/>
+      <w:r>
+        <w:rPr>
+          <w:rFonts w:ascii="Arial" w:hAnsi="Arial" w:cs="Arial"/>
+          <w:b/>
+          <w:bCs/>
+          <w:color w:val="0F243E" w:themeColor="text2" w:themeShade="80"/>
+          <w:lang w:val="pt-BR"/>
+        </w:rPr>
+        <w:t>, Docker, REST APIs, AWS e Google Cloud</w:t>
+      </w:r>
+      <w:r>
+        <w:rPr>
+          <w:rFonts w:ascii="Arial" w:hAnsi="Arial" w:cs="Arial"/>
+          <w:bCs/>
+          <w:color w:val="0F243E" w:themeColor="text2" w:themeShade="80"/>
+          <w:lang w:val="pt-BR"/>
+        </w:rPr>
+        <w:t>, viabilizando soluções completas de monitoramento, rastreabilidade, controle e análise de dados.</w:t>
       </w:r>
     </w:p>
     <w:p>
       <w:pPr>
         <w:pStyle w:val="BodyText"/>
         <w:spacing w:line="276" w:lineRule="auto"/>
-        <w:ind w:left="220" w:firstLine="110"/>
-        <w:rPr>
-          <w:rFonts w:ascii="Arial" w:hAnsi="Arial" w:cs="Arial"/>
-          <w:b/>
-          <w:color w:val="0F243E" w:themeColor="text2" w:themeShade="80"/>
-        </w:rPr>
-      </w:pPr>
-      <w:r>
-        <w:rPr>
-          <w:rFonts w:ascii="Arial" w:hAnsi="Arial" w:cs="Arial"/>
-          <w:b/>
-          <w:color w:val="0F243E" w:themeColor="text2" w:themeShade="80"/>
-        </w:rPr>
-        <w:t xml:space="preserve">Front-end </w:t>
-      </w:r>
-    </w:p>
-    <w:p>
-      <w:pPr>
-        <w:pStyle w:val="BodyText"/>
-        <w:numPr>
-          <w:ilvl w:val="0"/>
-          <w:numId w:val="3"/>
-        </w:numPr>
+        <w:ind w:firstLine="110"/>
+        <w:rPr>
+          <w:rFonts w:ascii="Arial" w:hAnsi="Arial" w:cs="Arial"/>
+          <w:bCs/>
+          <w:color w:val="0F243E" w:themeColor="text2" w:themeShade="80"/>
+          <w:lang w:val="pt-BR"/>
+        </w:rPr>
+      </w:pPr>
+    </w:p>
+    <w:p>
+      <w:pPr>
+        <w:pStyle w:val="BodyText"/>
         <w:spacing w:line="276" w:lineRule="auto"/>
-        <w:ind w:left="690"/>
-        <w:rPr>
-          <w:rFonts w:ascii="Arial" w:hAnsi="Arial" w:cs="Arial"/>
-          <w:bCs/>
-          <w:color w:val="0F243E" w:themeColor="text2" w:themeShade="80"/>
-        </w:rPr>
-      </w:pPr>
-      <w:r>
-        <w:rPr>
-          <w:rFonts w:ascii="Arial" w:hAnsi="Arial" w:cs="Arial"/>
-          <w:bCs/>
-          <w:color w:val="0F243E" w:themeColor="text2" w:themeShade="80"/>
-        </w:rPr>
-        <w:t>JavaScript</w:t>
-      </w:r>
-      <w:r>
-        <w:rPr>
-          <w:rFonts w:ascii="Arial" w:hAnsi="Arial" w:cs="Arial"/>
-          <w:bCs/>
-          <w:color w:val="0F243E" w:themeColor="text2" w:themeShade="80"/>
-        </w:rPr>
-        <w:t xml:space="preserve"> /</w:t>
-      </w:r>
-      <w:r>
-        <w:rPr>
-          <w:rFonts w:ascii="Arial" w:hAnsi="Arial" w:cs="Arial"/>
-          <w:bCs/>
-          <w:color w:val="0F243E" w:themeColor="text2" w:themeShade="80"/>
-        </w:rPr>
-        <w:t xml:space="preserve"> HTML </w:t>
-      </w:r>
-      <w:r>
-        <w:rPr>
-          <w:rFonts w:ascii="Arial" w:hAnsi="Arial" w:cs="Arial"/>
-          <w:bCs/>
-          <w:color w:val="0F243E" w:themeColor="text2" w:themeShade="80"/>
-        </w:rPr>
-        <w:t>/</w:t>
-      </w:r>
-      <w:r>
-        <w:rPr>
-          <w:rFonts w:ascii="Arial" w:hAnsi="Arial" w:cs="Arial"/>
-          <w:bCs/>
-          <w:color w:val="0F243E" w:themeColor="text2" w:themeShade="80"/>
-        </w:rPr>
-        <w:t xml:space="preserve"> CSS;</w:t>
-      </w:r>
-    </w:p>
-    <w:p>
-      <w:pPr>
-        <w:pStyle w:val="BodyText"/>
-        <w:numPr>
-          <w:ilvl w:val="0"/>
-          <w:numId w:val="3"/>
-        </w:numPr>
+        <w:rPr>
+          <w:rFonts w:ascii="Arial" w:hAnsi="Arial" w:cs="Arial"/>
+          <w:bCs/>
+          <w:color w:val="0F243E" w:themeColor="text2" w:themeShade="80"/>
+          <w:lang w:val="pt-BR"/>
+        </w:rPr>
+      </w:pPr>
+      <w:r>
+        <w:rPr>
+          <w:rFonts w:ascii="Arial" w:hAnsi="Arial" w:cs="Arial"/>
+          <w:bCs/>
+          <w:color w:val="0F243E" w:themeColor="text2" w:themeShade="80"/>
+          <w:lang w:val="pt-BR"/>
+        </w:rPr>
+        <w:t>Entre os principais projetos desenvolvidos destacam-se:</w:t>
+      </w:r>
+    </w:p>
+    <w:p>
+      <w:pPr>
+        <w:pStyle w:val="BodyText"/>
         <w:spacing w:line="276" w:lineRule="auto"/>
-        <w:ind w:left="690"/>
-        <w:rPr>
-          <w:rFonts w:ascii="Arial" w:hAnsi="Arial" w:cs="Arial"/>
-          <w:bCs/>
-          <w:color w:val="0F243E" w:themeColor="text2" w:themeShade="80"/>
-        </w:rPr>
-      </w:pPr>
-      <w:r>
-        <w:rPr>
-          <w:rFonts w:ascii="Arial" w:hAnsi="Arial" w:cs="Arial"/>
-          <w:bCs/>
-          <w:color w:val="0F243E" w:themeColor="text2" w:themeShade="80"/>
-        </w:rPr>
-        <w:t>React / Vite</w:t>
-      </w:r>
-      <w:r>
-        <w:rPr>
-          <w:rFonts w:ascii="Arial" w:hAnsi="Arial" w:cs="Arial"/>
-          <w:bCs/>
-          <w:color w:val="0F243E" w:themeColor="text2" w:themeShade="80"/>
-        </w:rPr>
-        <w:t xml:space="preserve"> / </w:t>
-      </w:r>
-      <w:r>
-        <w:rPr>
-          <w:rFonts w:ascii="Arial" w:hAnsi="Arial" w:cs="Arial"/>
-          <w:bCs/>
-          <w:color w:val="0F243E" w:themeColor="text2" w:themeShade="80"/>
-        </w:rPr>
-        <w:t>TypeScritp</w:t>
-      </w:r>
-      <w:r>
-        <w:rPr>
-          <w:rFonts w:ascii="Arial" w:hAnsi="Arial" w:cs="Arial"/>
-          <w:bCs/>
-          <w:color w:val="0F243E" w:themeColor="text2" w:themeShade="80"/>
+        <w:rPr>
+          <w:rFonts w:ascii="Arial" w:hAnsi="Arial" w:cs="Arial"/>
+          <w:bCs/>
+          <w:color w:val="0F243E" w:themeColor="text2" w:themeShade="80"/>
+          <w:lang w:val="pt-BR"/>
+        </w:rPr>
+      </w:pPr>
+      <w:r>
+        <w:rPr>
+          <w:rFonts w:ascii="Segoe UI Symbol" w:hAnsi="Segoe UI Symbol" w:cs="Segoe UI Symbol"/>
+          <w:bCs/>
+          <w:color w:val="0F243E" w:themeColor="text2" w:themeShade="80"/>
+          <w:lang w:val="pt-BR"/>
+        </w:rPr>
+        <w:t>✔</w:t>
+      </w:r>
+      <w:r>
+        <w:rPr>
+          <w:rFonts w:ascii="Arial" w:hAnsi="Arial" w:cs="Arial"/>
+          <w:bCs/>
+          <w:color w:val="0F243E" w:themeColor="text2" w:themeShade="80"/>
+          <w:lang w:val="pt-BR"/>
+        </w:rPr>
+        <w:t xml:space="preserve"> Automação e integração de sistemas de HVAC e utilidades industriais;</w:t>
+      </w:r>
+      <w:r>
+        <w:rPr>
+          <w:rFonts w:ascii="Arial" w:hAnsi="Arial" w:cs="Arial"/>
+          <w:bCs/>
+          <w:color w:val="0F243E" w:themeColor="text2" w:themeShade="80"/>
+          <w:lang w:val="pt-BR"/>
+        </w:rPr>
+        <w:br/>
+      </w:r>
+      <w:r>
+        <w:rPr>
+          <w:rFonts w:ascii="Segoe UI Symbol" w:hAnsi="Segoe UI Symbol" w:cs="Segoe UI Symbol"/>
+          <w:bCs/>
+          <w:color w:val="0F243E" w:themeColor="text2" w:themeShade="80"/>
+          <w:lang w:val="pt-BR"/>
+        </w:rPr>
+        <w:t>✔</w:t>
+      </w:r>
+      <w:r>
+        <w:rPr>
+          <w:rFonts w:ascii="Arial" w:hAnsi="Arial" w:cs="Arial"/>
+          <w:bCs/>
+          <w:color w:val="0F243E" w:themeColor="text2" w:themeShade="80"/>
+          <w:lang w:val="pt-BR"/>
+        </w:rPr>
+        <w:t xml:space="preserve"> Sistemas de ar comprimido (CDA), compressores e secadores;</w:t>
+      </w:r>
+      <w:r>
+        <w:rPr>
+          <w:rFonts w:ascii="Arial" w:hAnsi="Arial" w:cs="Arial"/>
+          <w:bCs/>
+          <w:color w:val="0F243E" w:themeColor="text2" w:themeShade="80"/>
+          <w:lang w:val="pt-BR"/>
+        </w:rPr>
+        <w:br/>
+      </w:r>
+      <w:r>
+        <w:rPr>
+          <w:rFonts w:ascii="Segoe UI Symbol" w:hAnsi="Segoe UI Symbol" w:cs="Segoe UI Symbol"/>
+          <w:bCs/>
+          <w:color w:val="0F243E" w:themeColor="text2" w:themeShade="80"/>
+          <w:lang w:val="pt-BR"/>
+        </w:rPr>
+        <w:t>✔</w:t>
+      </w:r>
+      <w:r>
+        <w:rPr>
+          <w:rFonts w:ascii="Arial" w:hAnsi="Arial" w:cs="Arial"/>
+          <w:bCs/>
+          <w:color w:val="0F243E" w:themeColor="text2" w:themeShade="80"/>
+          <w:lang w:val="pt-BR"/>
+        </w:rPr>
+        <w:t xml:space="preserve"> Integração de automação industrial com plataformas cloud para monitoramento e análise em tempo real;</w:t>
+      </w:r>
+      <w:r>
+        <w:rPr>
+          <w:rFonts w:ascii="Arial" w:hAnsi="Arial" w:cs="Arial"/>
+          <w:bCs/>
+          <w:color w:val="0F243E" w:themeColor="text2" w:themeShade="80"/>
+          <w:lang w:val="pt-BR"/>
+        </w:rPr>
+        <w:br/>
+      </w:r>
+      <w:r>
+        <w:rPr>
+          <w:rFonts w:ascii="Segoe UI Symbol" w:hAnsi="Segoe UI Symbol" w:cs="Segoe UI Symbol"/>
+          <w:bCs/>
+          <w:color w:val="0F243E" w:themeColor="text2" w:themeShade="80"/>
+          <w:lang w:val="pt-BR"/>
+        </w:rPr>
+        <w:t>✔</w:t>
+      </w:r>
+      <w:r>
+        <w:rPr>
+          <w:rFonts w:ascii="Arial" w:hAnsi="Arial" w:cs="Arial"/>
+          <w:bCs/>
+          <w:color w:val="0F243E" w:themeColor="text2" w:themeShade="80"/>
+          <w:lang w:val="pt-BR"/>
+        </w:rPr>
+        <w:t xml:space="preserve"> Desenvolvimento de controles PID para sistemas hidráulicos e pressurizados;</w:t>
+      </w:r>
+      <w:r>
+        <w:rPr>
+          <w:rFonts w:ascii="Arial" w:hAnsi="Arial" w:cs="Arial"/>
+          <w:bCs/>
+          <w:color w:val="0F243E" w:themeColor="text2" w:themeShade="80"/>
+          <w:lang w:val="pt-BR"/>
+        </w:rPr>
+        <w:br/>
+      </w:r>
+      <w:r>
+        <w:rPr>
+          <w:rFonts w:ascii="Segoe UI Symbol" w:hAnsi="Segoe UI Symbol" w:cs="Segoe UI Symbol"/>
+          <w:bCs/>
+          <w:color w:val="0F243E" w:themeColor="text2" w:themeShade="80"/>
+          <w:lang w:val="pt-BR"/>
+        </w:rPr>
+        <w:t>✔</w:t>
+      </w:r>
+      <w:r>
+        <w:rPr>
+          <w:rFonts w:ascii="Arial" w:hAnsi="Arial" w:cs="Arial"/>
+          <w:bCs/>
+          <w:color w:val="0F243E" w:themeColor="text2" w:themeShade="80"/>
+          <w:lang w:val="pt-BR"/>
+        </w:rPr>
+        <w:t xml:space="preserve"> Automação de sistemas criogênicos com LN</w:t>
+      </w:r>
+      <w:r>
+        <w:rPr>
+          <w:rFonts w:ascii="Cambria Math" w:hAnsi="Cambria Math" w:cs="Cambria Math"/>
+          <w:bCs/>
+          <w:color w:val="0F243E" w:themeColor="text2" w:themeShade="80"/>
+          <w:lang w:val="pt-BR"/>
+        </w:rPr>
+        <w:t>₂</w:t>
+      </w:r>
+      <w:r>
+        <w:rPr>
+          <w:rFonts w:ascii="Arial" w:hAnsi="Arial" w:cs="Arial"/>
+          <w:bCs/>
+          <w:color w:val="0F243E" w:themeColor="text2" w:themeShade="80"/>
+          <w:lang w:val="pt-BR"/>
         </w:rPr>
         <w:t>;</w:t>
       </w:r>
+      <w:r>
+        <w:rPr>
+          <w:rFonts w:ascii="Arial" w:hAnsi="Arial" w:cs="Arial"/>
+          <w:bCs/>
+          <w:color w:val="0F243E" w:themeColor="text2" w:themeShade="80"/>
+          <w:lang w:val="pt-BR"/>
+        </w:rPr>
+        <w:br/>
+      </w:r>
+      <w:r>
+        <w:rPr>
+          <w:rFonts w:ascii="Segoe UI Symbol" w:hAnsi="Segoe UI Symbol" w:cs="Segoe UI Symbol"/>
+          <w:bCs/>
+          <w:color w:val="0F243E" w:themeColor="text2" w:themeShade="80"/>
+          <w:lang w:val="pt-BR"/>
+        </w:rPr>
+        <w:t>✔</w:t>
+      </w:r>
+      <w:r>
+        <w:rPr>
+          <w:rFonts w:ascii="Arial" w:hAnsi="Arial" w:cs="Arial"/>
+          <w:bCs/>
+          <w:color w:val="0F243E" w:themeColor="text2" w:themeShade="80"/>
+          <w:lang w:val="pt-BR"/>
+        </w:rPr>
+        <w:t xml:space="preserve"> Estações de Tratamento de Efluentes (ETE);</w:t>
+      </w:r>
+      <w:r>
+        <w:rPr>
+          <w:rFonts w:ascii="Arial" w:hAnsi="Arial" w:cs="Arial"/>
+          <w:bCs/>
+          <w:color w:val="0F243E" w:themeColor="text2" w:themeShade="80"/>
+          <w:lang w:val="pt-BR"/>
+        </w:rPr>
+        <w:br/>
+      </w:r>
+      <w:r>
+        <w:rPr>
+          <w:rFonts w:ascii="Segoe UI Symbol" w:hAnsi="Segoe UI Symbol" w:cs="Segoe UI Symbol"/>
+          <w:bCs/>
+          <w:color w:val="0F243E" w:themeColor="text2" w:themeShade="80"/>
+          <w:lang w:val="pt-BR"/>
+        </w:rPr>
+        <w:t>✔</w:t>
+      </w:r>
+      <w:r>
+        <w:rPr>
+          <w:rFonts w:ascii="Arial" w:hAnsi="Arial" w:cs="Arial"/>
+          <w:bCs/>
+          <w:color w:val="0F243E" w:themeColor="text2" w:themeShade="80"/>
+          <w:lang w:val="pt-BR"/>
+        </w:rPr>
+        <w:t xml:space="preserve"> Integração de relés de proteção, cabines primárias e grupos geradores;</w:t>
+      </w:r>
+      <w:r>
+        <w:rPr>
+          <w:rFonts w:ascii="Arial" w:hAnsi="Arial" w:cs="Arial"/>
+          <w:bCs/>
+          <w:color w:val="0F243E" w:themeColor="text2" w:themeShade="80"/>
+          <w:lang w:val="pt-BR"/>
+        </w:rPr>
+        <w:br/>
+      </w:r>
+      <w:r>
+        <w:rPr>
+          <w:rFonts w:ascii="Segoe UI Symbol" w:hAnsi="Segoe UI Symbol" w:cs="Segoe UI Symbol"/>
+          <w:bCs/>
+          <w:color w:val="0F243E" w:themeColor="text2" w:themeShade="80"/>
+          <w:lang w:val="pt-BR"/>
+        </w:rPr>
+        <w:t>✔</w:t>
+      </w:r>
+      <w:r>
+        <w:rPr>
+          <w:rFonts w:ascii="Arial" w:hAnsi="Arial" w:cs="Arial"/>
+          <w:bCs/>
+          <w:color w:val="0F243E" w:themeColor="text2" w:themeShade="80"/>
+          <w:lang w:val="pt-BR"/>
+        </w:rPr>
+        <w:t xml:space="preserve"> Desenvolvimento de soluções </w:t>
+      </w:r>
+      <w:proofErr w:type="spellStart"/>
+      <w:r>
+        <w:rPr>
+          <w:rFonts w:ascii="Arial" w:hAnsi="Arial" w:cs="Arial"/>
+          <w:bCs/>
+          <w:color w:val="0F243E" w:themeColor="text2" w:themeShade="80"/>
+          <w:lang w:val="pt-BR"/>
+        </w:rPr>
+        <w:t>IIoT</w:t>
+      </w:r>
+      <w:proofErr w:type="spellEnd"/>
+      <w:r>
+        <w:rPr>
+          <w:rFonts w:ascii="Arial" w:hAnsi="Arial" w:cs="Arial"/>
+          <w:bCs/>
+          <w:color w:val="0F243E" w:themeColor="text2" w:themeShade="80"/>
+          <w:lang w:val="pt-BR"/>
+        </w:rPr>
+        <w:t xml:space="preserve"> para aquisição, transmissão e visualização de dados industriais.</w:t>
+      </w:r>
     </w:p>
     <w:p>
       <w:pPr>
@@ -1837,174 +1728,220 @@
         <w:spacing w:line="276" w:lineRule="auto"/>
         <w:rPr>
           <w:rFonts w:ascii="Arial" w:hAnsi="Arial" w:cs="Arial"/>
-          <w:bCs/>
-          <w:color w:val="0F243E" w:themeColor="text2" w:themeShade="80"/>
-        </w:rPr>
-      </w:pPr>
+          <w:color w:val="0F243E" w:themeColor="text2" w:themeShade="80"/>
+        </w:rPr>
+      </w:pPr>
+      <w:r>
+        <w:rPr>
+          <w:rFonts w:ascii="Segoe UI Symbol" w:hAnsi="Segoe UI Symbol" w:cs="Segoe UI Symbol"/>
+          <w:bCs/>
+          <w:color w:val="0F243E" w:themeColor="text2" w:themeShade="80"/>
+          <w:lang w:val="pt-BR"/>
+        </w:rPr>
+        <w:t>✔</w:t>
+      </w:r>
+      <w:r>
+        <w:rPr>
+          <w:rFonts w:ascii="Segoe UI Symbol" w:hAnsi="Segoe UI Symbol" w:cs="Segoe UI Symbol"/>
+          <w:bCs/>
+          <w:color w:val="0F243E" w:themeColor="text2" w:themeShade="80"/>
+          <w:lang w:val="pt-BR"/>
+        </w:rPr>
+        <w:t xml:space="preserve"> </w:t>
+      </w:r>
+      <w:r>
+        <w:rPr>
+          <w:rFonts w:ascii="Arial" w:hAnsi="Arial" w:cs="Arial"/>
+          <w:bCs/>
+          <w:color w:val="0F243E" w:themeColor="text2" w:themeShade="80"/>
+        </w:rPr>
+        <w:t>Desenvolvimento de</w:t>
+      </w:r>
+      <w:r>
+        <w:rPr>
+          <w:rFonts w:ascii="Arial" w:hAnsi="Arial" w:cs="Arial"/>
+          <w:bCs/>
+          <w:color w:val="0F243E" w:themeColor="text2" w:themeShade="80"/>
+        </w:rPr>
+        <w:t xml:space="preserve"> firmware para</w:t>
+      </w:r>
+      <w:r>
+        <w:rPr>
+          <w:rFonts w:ascii="Arial" w:hAnsi="Arial" w:cs="Arial"/>
+          <w:bCs/>
+          <w:color w:val="0F243E" w:themeColor="text2" w:themeShade="80"/>
+        </w:rPr>
+        <w:t xml:space="preserve"> sensor de temperatura e umidade BLE + Aplicativo mobile (React Native);</w:t>
+      </w:r>
     </w:p>
     <w:p>
       <w:pPr>
         <w:pStyle w:val="BodyText"/>
         <w:spacing w:line="276" w:lineRule="auto"/>
-        <w:ind w:left="220" w:firstLine="110"/>
-        <w:rPr>
-          <w:rFonts w:ascii="Arial" w:hAnsi="Arial" w:cs="Arial"/>
-          <w:b/>
-          <w:color w:val="0F243E" w:themeColor="text2" w:themeShade="80"/>
-        </w:rPr>
-      </w:pPr>
-      <w:r>
-        <w:rPr>
-          <w:rFonts w:ascii="Arial" w:hAnsi="Arial" w:cs="Arial"/>
-          <w:b/>
-          <w:color w:val="0F243E" w:themeColor="text2" w:themeShade="80"/>
-        </w:rPr>
-        <w:t>Back-end</w:t>
-      </w:r>
-      <w:r>
-        <w:rPr>
-          <w:rFonts w:ascii="Arial" w:hAnsi="Arial" w:cs="Arial"/>
-          <w:b/>
-          <w:color w:val="0F243E" w:themeColor="text2" w:themeShade="80"/>
-        </w:rPr>
-        <w:t xml:space="preserve"> / Databases</w:t>
-      </w:r>
-      <w:r>
-        <w:rPr>
-          <w:rFonts w:ascii="Arial" w:hAnsi="Arial" w:cs="Arial"/>
-          <w:b/>
-          <w:color w:val="0F243E" w:themeColor="text2" w:themeShade="80"/>
-        </w:rPr>
-        <w:t>:</w:t>
-      </w:r>
-    </w:p>
-    <w:p>
-      <w:pPr>
-        <w:pStyle w:val="BodyText"/>
-        <w:numPr>
-          <w:ilvl w:val="0"/>
-          <w:numId w:val="4"/>
-        </w:numPr>
+        <w:rPr>
+          <w:rFonts w:ascii="Arial" w:hAnsi="Arial" w:cs="Arial"/>
+          <w:color w:val="0F243E" w:themeColor="text2" w:themeShade="80"/>
+        </w:rPr>
+      </w:pPr>
+      <w:r>
+        <w:rPr>
+          <w:rFonts w:ascii="Segoe UI Symbol" w:hAnsi="Segoe UI Symbol" w:cs="Segoe UI Symbol"/>
+          <w:bCs/>
+          <w:color w:val="0F243E" w:themeColor="text2" w:themeShade="80"/>
+          <w:lang w:val="pt-BR"/>
+        </w:rPr>
+        <w:t>✔</w:t>
+      </w:r>
+      <w:r>
+        <w:rPr>
+          <w:rFonts w:ascii="Segoe UI Symbol" w:hAnsi="Segoe UI Symbol" w:cs="Segoe UI Symbol"/>
+          <w:bCs/>
+          <w:color w:val="0F243E" w:themeColor="text2" w:themeShade="80"/>
+          <w:lang w:val="pt-BR"/>
+        </w:rPr>
+        <w:t xml:space="preserve"> </w:t>
+      </w:r>
+      <w:r>
+        <w:rPr>
+          <w:rFonts w:ascii="Arial" w:hAnsi="Arial" w:cs="Arial"/>
+          <w:bCs/>
+          <w:color w:val="0F243E" w:themeColor="text2" w:themeShade="80"/>
+        </w:rPr>
+        <w:t>Desenvolvimento de</w:t>
+      </w:r>
+      <w:r>
+        <w:rPr>
+          <w:rFonts w:ascii="Arial" w:hAnsi="Arial" w:cs="Arial"/>
+          <w:bCs/>
+          <w:color w:val="0F243E" w:themeColor="text2" w:themeShade="80"/>
+        </w:rPr>
+        <w:t xml:space="preserve"> firmware para</w:t>
+      </w:r>
+      <w:r>
+        <w:rPr>
+          <w:rFonts w:ascii="Arial" w:hAnsi="Arial" w:cs="Arial"/>
+          <w:bCs/>
+          <w:color w:val="0F243E" w:themeColor="text2" w:themeShade="80"/>
+        </w:rPr>
+        <w:t xml:space="preserve"> display industrial utliizando STM32 e protocolo Modbus RTU.</w:t>
+      </w:r>
+    </w:p>
+    <w:p>
+      <w:pPr>
+        <w:pStyle w:val="BodyText"/>
         <w:spacing w:line="276" w:lineRule="auto"/>
-        <w:ind w:left="690"/>
-        <w:rPr>
-          <w:rFonts w:ascii="Arial" w:hAnsi="Arial" w:cs="Arial"/>
-          <w:bCs/>
-          <w:color w:val="0F243E" w:themeColor="text2" w:themeShade="80"/>
-        </w:rPr>
-      </w:pPr>
-      <w:r>
-        <w:rPr>
-          <w:rFonts w:ascii="Arial" w:hAnsi="Arial" w:cs="Arial"/>
-          <w:bCs/>
-          <w:color w:val="0F243E" w:themeColor="text2" w:themeShade="80"/>
-        </w:rPr>
-        <w:t>Node.js</w:t>
-      </w:r>
-      <w:r>
-        <w:rPr>
-          <w:rFonts w:ascii="Arial" w:hAnsi="Arial" w:cs="Arial"/>
-          <w:bCs/>
-          <w:color w:val="0F243E" w:themeColor="text2" w:themeShade="80"/>
-        </w:rPr>
-        <w:t xml:space="preserve"> / Express</w:t>
-      </w:r>
-      <w:r>
-        <w:rPr>
-          <w:rFonts w:ascii="Arial" w:hAnsi="Arial" w:cs="Arial"/>
-          <w:bCs/>
-          <w:color w:val="0F243E" w:themeColor="text2" w:themeShade="80"/>
-        </w:rPr>
-        <w:t xml:space="preserve"> / </w:t>
-      </w:r>
-      <w:r>
-        <w:rPr>
-          <w:rFonts w:ascii="Arial" w:hAnsi="Arial" w:cs="Arial"/>
-          <w:bCs/>
-          <w:color w:val="0F243E" w:themeColor="text2" w:themeShade="80"/>
-        </w:rPr>
-        <w:t>Electron.js;</w:t>
-      </w:r>
-    </w:p>
-    <w:p>
-      <w:pPr>
-        <w:pStyle w:val="BodyText"/>
-        <w:numPr>
-          <w:ilvl w:val="0"/>
-          <w:numId w:val="4"/>
-        </w:numPr>
+        <w:rPr>
+          <w:rFonts w:ascii="Arial" w:hAnsi="Arial" w:cs="Arial"/>
+          <w:color w:val="0F243E" w:themeColor="text2" w:themeShade="80"/>
+        </w:rPr>
+      </w:pPr>
+      <w:r>
+        <w:rPr>
+          <w:rFonts w:ascii="Segoe UI Symbol" w:hAnsi="Segoe UI Symbol" w:cs="Segoe UI Symbol"/>
+          <w:bCs/>
+          <w:color w:val="0F243E" w:themeColor="text2" w:themeShade="80"/>
+          <w:lang w:val="pt-BR"/>
+        </w:rPr>
+        <w:t>✔</w:t>
+      </w:r>
+      <w:r>
+        <w:rPr>
+          <w:rFonts w:ascii="Segoe UI Symbol" w:hAnsi="Segoe UI Symbol" w:cs="Segoe UI Symbol"/>
+          <w:bCs/>
+          <w:color w:val="0F243E" w:themeColor="text2" w:themeShade="80"/>
+          <w:lang w:val="pt-BR"/>
+        </w:rPr>
+        <w:t xml:space="preserve"> </w:t>
+      </w:r>
+      <w:r>
+        <w:rPr>
+          <w:rFonts w:ascii="Arial" w:hAnsi="Arial" w:cs="Arial"/>
+          <w:bCs/>
+          <w:color w:val="0F243E" w:themeColor="text2" w:themeShade="80"/>
+        </w:rPr>
+        <w:t>Desenvolvimento de sistema de datalooger com Python + React;</w:t>
+      </w:r>
+    </w:p>
+    <w:p>
+      <w:pPr>
+        <w:pStyle w:val="BodyText"/>
         <w:spacing w:line="276" w:lineRule="auto"/>
-        <w:ind w:left="690"/>
-        <w:rPr>
-          <w:rFonts w:ascii="Arial" w:hAnsi="Arial" w:cs="Arial"/>
-          <w:bCs/>
-          <w:color w:val="0F243E" w:themeColor="text2" w:themeShade="80"/>
-        </w:rPr>
-      </w:pPr>
-      <w:r>
-        <w:rPr>
-          <w:rFonts w:ascii="Arial" w:hAnsi="Arial" w:cs="Arial"/>
-          <w:bCs/>
-          <w:color w:val="0F243E" w:themeColor="text2" w:themeShade="80"/>
-        </w:rPr>
-        <w:t>Python</w:t>
-      </w:r>
-      <w:r>
-        <w:rPr>
-          <w:rFonts w:ascii="Arial" w:hAnsi="Arial" w:cs="Arial"/>
-          <w:bCs/>
-          <w:color w:val="0F243E" w:themeColor="text2" w:themeShade="80"/>
-        </w:rPr>
-        <w:t>;</w:t>
-      </w:r>
-    </w:p>
-    <w:p>
-      <w:pPr>
-        <w:pStyle w:val="BodyText"/>
-        <w:numPr>
-          <w:ilvl w:val="0"/>
-          <w:numId w:val="4"/>
-        </w:numPr>
+        <w:rPr>
+          <w:rFonts w:ascii="Arial" w:hAnsi="Arial" w:cs="Arial"/>
+          <w:color w:val="0F243E" w:themeColor="text2" w:themeShade="80"/>
+        </w:rPr>
+      </w:pPr>
+      <w:r>
+        <w:rPr>
+          <w:rFonts w:ascii="Segoe UI Symbol" w:hAnsi="Segoe UI Symbol" w:cs="Segoe UI Symbol"/>
+          <w:bCs/>
+          <w:color w:val="0F243E" w:themeColor="text2" w:themeShade="80"/>
+          <w:lang w:val="pt-BR"/>
+        </w:rPr>
+        <w:t>✔</w:t>
+      </w:r>
+      <w:r>
+        <w:rPr>
+          <w:rFonts w:ascii="Segoe UI Symbol" w:hAnsi="Segoe UI Symbol" w:cs="Segoe UI Symbol"/>
+          <w:bCs/>
+          <w:color w:val="0F243E" w:themeColor="text2" w:themeShade="80"/>
+          <w:lang w:val="pt-BR"/>
+        </w:rPr>
+        <w:t xml:space="preserve"> </w:t>
+      </w:r>
+      <w:r>
+        <w:rPr>
+          <w:rFonts w:ascii="Arial" w:hAnsi="Arial" w:cs="Arial"/>
+          <w:bCs/>
+          <w:color w:val="0F243E" w:themeColor="text2" w:themeShade="80"/>
+        </w:rPr>
+        <w:t>Desenvolvimento de plataforma IoT em servidor cloud AWS;</w:t>
+      </w:r>
+    </w:p>
+    <w:p>
+      <w:pPr>
+        <w:pStyle w:val="BodyText"/>
         <w:spacing w:line="276" w:lineRule="auto"/>
-        <w:ind w:left="690"/>
-        <w:rPr>
-          <w:rFonts w:ascii="Arial" w:hAnsi="Arial" w:cs="Arial"/>
-          <w:bCs/>
-          <w:color w:val="0F243E" w:themeColor="text2" w:themeShade="80"/>
-          <w:lang w:val="en-US"/>
-        </w:rPr>
-      </w:pPr>
-      <w:r>
-        <w:rPr>
-          <w:rFonts w:ascii="Arial" w:hAnsi="Arial" w:cs="Arial"/>
-          <w:bCs/>
-          <w:color w:val="0F243E" w:themeColor="text2" w:themeShade="80"/>
-          <w:lang w:val="en-US"/>
-        </w:rPr>
-        <w:t xml:space="preserve">SQL Server / MySQL / MongoDB / </w:t>
-      </w:r>
-      <w:proofErr w:type="spellStart"/>
-      <w:proofErr w:type="gramStart"/>
-      <w:r>
-        <w:rPr>
-          <w:rFonts w:ascii="Arial" w:hAnsi="Arial" w:cs="Arial"/>
-          <w:bCs/>
-          <w:color w:val="0F243E" w:themeColor="text2" w:themeShade="80"/>
-          <w:lang w:val="en-US"/>
-        </w:rPr>
-        <w:t>InfluxDB</w:t>
-      </w:r>
-      <w:proofErr w:type="spellEnd"/>
-      <w:r>
-        <w:rPr>
-          <w:rFonts w:ascii="Arial" w:hAnsi="Arial" w:cs="Arial"/>
-          <w:bCs/>
-          <w:color w:val="0F243E" w:themeColor="text2" w:themeShade="80"/>
-          <w:lang w:val="en-US"/>
-        </w:rPr>
-        <w:t>;</w:t>
-      </w:r>
-      <w:proofErr w:type="gramEnd"/>
+        <w:rPr>
+          <w:rFonts w:ascii="Arial" w:hAnsi="Arial" w:cs="Arial"/>
+          <w:bCs/>
+          <w:color w:val="0F243E" w:themeColor="text2" w:themeShade="80"/>
+        </w:rPr>
+      </w:pPr>
+      <w:r>
+        <w:rPr>
+          <w:rFonts w:ascii="Segoe UI Symbol" w:hAnsi="Segoe UI Symbol" w:cs="Segoe UI Symbol"/>
+          <w:bCs/>
+          <w:color w:val="0F243E" w:themeColor="text2" w:themeShade="80"/>
+          <w:lang w:val="pt-BR"/>
+        </w:rPr>
+        <w:t>✔</w:t>
+      </w:r>
+      <w:r>
+        <w:rPr>
+          <w:rFonts w:ascii="Segoe UI Symbol" w:hAnsi="Segoe UI Symbol" w:cs="Segoe UI Symbol"/>
+          <w:bCs/>
+          <w:color w:val="0F243E" w:themeColor="text2" w:themeShade="80"/>
+          <w:lang w:val="pt-BR"/>
+        </w:rPr>
+        <w:t xml:space="preserve"> </w:t>
+      </w:r>
+      <w:r>
+        <w:rPr>
+          <w:rFonts w:ascii="Arial" w:hAnsi="Arial" w:cs="Arial"/>
+          <w:bCs/>
+          <w:color w:val="0F243E" w:themeColor="text2" w:themeShade="80"/>
+        </w:rPr>
+        <w:t xml:space="preserve">Desenvolvimento </w:t>
+      </w:r>
+      <w:r>
+        <w:rPr>
+          <w:rFonts w:ascii="Arial" w:hAnsi="Arial" w:cs="Arial"/>
+          <w:bCs/>
+          <w:color w:val="0F243E" w:themeColor="text2" w:themeShade="80"/>
+        </w:rPr>
+        <w:t>de firmware para controlador de pesagem industrial com STM32 e protocolo PROFINET;</w:t>
+      </w:r>
     </w:p>
     <w:p>
       <w:pPr>
@@ -2014,286 +1951,393 @@
         <w:rPr>
           <w:rFonts w:ascii="Arial" w:hAnsi="Arial" w:cs="Arial"/>
           <w:b/>
+          <w:bCs/>
+          <w:color w:val="0F243E" w:themeColor="text2" w:themeShade="80"/>
+          <w:lang w:val="pt-BR"/>
+        </w:rPr>
+      </w:pPr>
+      <w:r>
+        <w:rPr>
+          <w:rFonts w:ascii="Arial" w:hAnsi="Arial" w:cs="Arial"/>
+          <w:b/>
+          <w:bCs/>
+          <w:color w:val="0F243E" w:themeColor="text2" w:themeShade="80"/>
+          <w:lang w:val="pt-BR"/>
+        </w:rPr>
+        <w:lastRenderedPageBreak/>
+        <w:t xml:space="preserve">Principais Competências | Core </w:t>
+      </w:r>
+      <w:proofErr w:type="spellStart"/>
+      <w:r>
+        <w:rPr>
+          <w:rFonts w:ascii="Arial" w:hAnsi="Arial" w:cs="Arial"/>
+          <w:b/>
+          <w:bCs/>
+          <w:color w:val="0F243E" w:themeColor="text2" w:themeShade="80"/>
+          <w:lang w:val="pt-BR"/>
+        </w:rPr>
+        <w:t>Competencies</w:t>
+      </w:r>
+      <w:proofErr w:type="spellEnd"/>
+    </w:p>
+    <w:p>
+      <w:pPr>
+        <w:pStyle w:val="BodyText"/>
+        <w:spacing w:line="276" w:lineRule="auto"/>
+        <w:ind w:left="0"/>
+        <w:rPr>
+          <w:rFonts w:ascii="Arial" w:hAnsi="Arial" w:cs="Arial"/>
+          <w:b/>
+          <w:bCs/>
+          <w:color w:val="0F243E" w:themeColor="text2" w:themeShade="80"/>
+          <w:lang w:val="pt-BR"/>
+        </w:rPr>
+      </w:pPr>
+    </w:p>
+    <w:p>
+      <w:pPr>
+        <w:pStyle w:val="BodyText"/>
+        <w:spacing w:line="276" w:lineRule="auto"/>
+        <w:ind w:left="0"/>
+        <w:rPr>
+          <w:rFonts w:ascii="Arial" w:hAnsi="Arial" w:cs="Arial"/>
+          <w:bCs/>
+          <w:color w:val="0F243E" w:themeColor="text2" w:themeShade="80"/>
+          <w:lang w:val="pt-BR"/>
+        </w:rPr>
+      </w:pPr>
+      <w:r>
+        <w:rPr>
+          <w:rFonts w:ascii="Arial" w:hAnsi="Arial" w:cs="Arial"/>
+          <w:b/>
+          <w:bCs/>
+          <w:color w:val="0F243E" w:themeColor="text2" w:themeShade="80"/>
+          <w:lang w:val="pt-BR"/>
+        </w:rPr>
+        <w:t>Industrial Automation | Automação Industrial</w:t>
+      </w:r>
+    </w:p>
+    <w:p>
+      <w:pPr>
+        <w:pStyle w:val="BodyText"/>
+        <w:spacing w:line="276" w:lineRule="auto"/>
+        <w:rPr>
+          <w:rFonts w:ascii="Arial" w:hAnsi="Arial" w:cs="Arial"/>
+          <w:bCs/>
           <w:color w:val="0F243E" w:themeColor="text2" w:themeShade="80"/>
           <w:lang w:val="en-US"/>
         </w:rPr>
       </w:pPr>
+      <w:r>
+        <w:rPr>
+          <w:rFonts w:ascii="Arial" w:hAnsi="Arial" w:cs="Arial"/>
+          <w:bCs/>
+          <w:color w:val="0F243E" w:themeColor="text2" w:themeShade="80"/>
+          <w:lang w:val="en-US"/>
+        </w:rPr>
+        <w:t xml:space="preserve">PLC Programming • IEC 61131-3 • Siemens • Rockwell Automation • Studio 5000 • TIA Portal • SCADA • HMI • Industrial Networking • BACnet • Modbus • </w:t>
+      </w:r>
+      <w:proofErr w:type="spellStart"/>
+      <w:r>
+        <w:rPr>
+          <w:rFonts w:ascii="Arial" w:hAnsi="Arial" w:cs="Arial"/>
+          <w:bCs/>
+          <w:color w:val="0F243E" w:themeColor="text2" w:themeShade="80"/>
+          <w:lang w:val="en-US"/>
+        </w:rPr>
+        <w:t>Profinet</w:t>
+      </w:r>
+      <w:proofErr w:type="spellEnd"/>
+      <w:r>
+        <w:rPr>
+          <w:rFonts w:ascii="Arial" w:hAnsi="Arial" w:cs="Arial"/>
+          <w:bCs/>
+          <w:color w:val="0F243E" w:themeColor="text2" w:themeShade="80"/>
+          <w:lang w:val="en-US"/>
+        </w:rPr>
+        <w:t xml:space="preserve"> • </w:t>
+      </w:r>
+      <w:proofErr w:type="spellStart"/>
+      <w:r>
+        <w:rPr>
+          <w:rFonts w:ascii="Arial" w:hAnsi="Arial" w:cs="Arial"/>
+          <w:bCs/>
+          <w:color w:val="0F243E" w:themeColor="text2" w:themeShade="80"/>
+          <w:lang w:val="en-US"/>
+        </w:rPr>
+        <w:t>EtherNet</w:t>
+      </w:r>
+      <w:proofErr w:type="spellEnd"/>
+      <w:r>
+        <w:rPr>
+          <w:rFonts w:ascii="Arial" w:hAnsi="Arial" w:cs="Arial"/>
+          <w:bCs/>
+          <w:color w:val="0F243E" w:themeColor="text2" w:themeShade="80"/>
+          <w:lang w:val="en-US"/>
+        </w:rPr>
+        <w:t>/IP • HART • VPN Industrial • Process Control • Instrumentation</w:t>
+      </w:r>
     </w:p>
     <w:p>
       <w:pPr>
         <w:pStyle w:val="BodyText"/>
         <w:spacing w:line="276" w:lineRule="auto"/>
-        <w:ind w:firstLine="160"/>
+        <w:ind w:left="0"/>
+        <w:rPr>
+          <w:rFonts w:ascii="Arial" w:hAnsi="Arial" w:cs="Arial"/>
+          <w:bCs/>
+          <w:color w:val="0F243E" w:themeColor="text2" w:themeShade="80"/>
+          <w:lang w:val="en-US"/>
+        </w:rPr>
+      </w:pPr>
+      <w:r>
         <w:rPr>
           <w:rFonts w:ascii="Arial" w:hAnsi="Arial" w:cs="Arial"/>
           <w:b/>
-          <w:color w:val="0F243E" w:themeColor="text2" w:themeShade="80"/>
-        </w:rPr>
-      </w:pPr>
+          <w:bCs/>
+          <w:color w:val="0F243E" w:themeColor="text2" w:themeShade="80"/>
+          <w:lang w:val="en-US"/>
+        </w:rPr>
+        <w:t xml:space="preserve">Embedded Systems | Sistemas </w:t>
+      </w:r>
+      <w:proofErr w:type="spellStart"/>
       <w:r>
         <w:rPr>
           <w:rFonts w:ascii="Arial" w:hAnsi="Arial" w:cs="Arial"/>
           <w:b/>
-          <w:color w:val="0F243E" w:themeColor="text2" w:themeShade="80"/>
-        </w:rPr>
-        <w:t>Mobile (</w:t>
-      </w:r>
+          <w:bCs/>
+          <w:color w:val="0F243E" w:themeColor="text2" w:themeShade="80"/>
+          <w:lang w:val="en-US"/>
+        </w:rPr>
+        <w:t>Embarcados</w:t>
+      </w:r>
+      <w:proofErr w:type="spellEnd"/>
+    </w:p>
+    <w:p>
+      <w:pPr>
+        <w:pStyle w:val="BodyText"/>
+        <w:spacing w:line="276" w:lineRule="auto"/>
+        <w:rPr>
+          <w:rFonts w:ascii="Arial" w:hAnsi="Arial" w:cs="Arial"/>
+          <w:bCs/>
+          <w:color w:val="0F243E" w:themeColor="text2" w:themeShade="80"/>
+          <w:lang w:val="en-US"/>
+        </w:rPr>
+      </w:pPr>
+      <w:r>
+        <w:rPr>
+          <w:rFonts w:ascii="Arial" w:hAnsi="Arial" w:cs="Arial"/>
+          <w:bCs/>
+          <w:color w:val="0F243E" w:themeColor="text2" w:themeShade="80"/>
+          <w:lang w:val="en-US"/>
+        </w:rPr>
+        <w:t>Embedded C • Firmware Development • ESP32 • STM32 • Zephyr RTOS • ESP-IDF • Arduino Opta • Arduino • Raspberry Pi • BLE • UART • SPI • I2C • Sensor Integration • Hardware Validation • Debugging • Edge Computing</w:t>
+      </w:r>
+    </w:p>
+    <w:p>
+      <w:pPr>
+        <w:pStyle w:val="BodyText"/>
+        <w:spacing w:line="276" w:lineRule="auto"/>
+        <w:ind w:left="0"/>
+        <w:rPr>
+          <w:rFonts w:ascii="Arial" w:hAnsi="Arial" w:cs="Arial"/>
+          <w:bCs/>
+          <w:color w:val="0F243E" w:themeColor="text2" w:themeShade="80"/>
+          <w:lang w:val="en-US"/>
+        </w:rPr>
+      </w:pPr>
       <w:r>
         <w:rPr>
           <w:rFonts w:ascii="Arial" w:hAnsi="Arial" w:cs="Arial"/>
           <w:b/>
-          <w:color w:val="0F243E" w:themeColor="text2" w:themeShade="80"/>
-        </w:rPr>
-        <w:t>Android / IOS</w:t>
-      </w:r>
-      <w:r>
+          <w:bCs/>
+          <w:color w:val="0F243E" w:themeColor="text2" w:themeShade="80"/>
+          <w:lang w:val="en-US"/>
+        </w:rPr>
+        <w:t>Software &amp; Cloud</w:t>
+      </w:r>
+    </w:p>
+    <w:p>
+      <w:pPr>
+        <w:pStyle w:val="BodyText"/>
+        <w:spacing w:line="276" w:lineRule="auto"/>
+        <w:rPr>
+          <w:rFonts w:ascii="Arial" w:hAnsi="Arial" w:cs="Arial"/>
+          <w:bCs/>
+          <w:color w:val="0F243E" w:themeColor="text2" w:themeShade="80"/>
+          <w:lang w:val="en-US"/>
+        </w:rPr>
+      </w:pPr>
+      <w:r>
+        <w:rPr>
+          <w:rFonts w:ascii="Arial" w:hAnsi="Arial" w:cs="Arial"/>
+          <w:bCs/>
+          <w:color w:val="0F243E" w:themeColor="text2" w:themeShade="80"/>
+          <w:lang w:val="en-US"/>
+        </w:rPr>
+        <w:t xml:space="preserve">Python • JavaScript • TypeScript • React • React Native • Node.js • Electron • SQL Server • MySQL • MongoDB • </w:t>
+      </w:r>
+      <w:proofErr w:type="spellStart"/>
+      <w:r>
+        <w:rPr>
+          <w:rFonts w:ascii="Arial" w:hAnsi="Arial" w:cs="Arial"/>
+          <w:bCs/>
+          <w:color w:val="0F243E" w:themeColor="text2" w:themeShade="80"/>
+          <w:lang w:val="en-US"/>
+        </w:rPr>
+        <w:t>InfluxDB</w:t>
+      </w:r>
+      <w:proofErr w:type="spellEnd"/>
+      <w:r>
+        <w:rPr>
+          <w:rFonts w:ascii="Arial" w:hAnsi="Arial" w:cs="Arial"/>
+          <w:bCs/>
+          <w:color w:val="0F243E" w:themeColor="text2" w:themeShade="80"/>
+          <w:lang w:val="en-US"/>
+        </w:rPr>
+        <w:t xml:space="preserve"> • REST APIs • Docker • Git • GitHub • Linux • AWS • Google Cloud • IoT Platforms • </w:t>
+      </w:r>
+      <w:proofErr w:type="spellStart"/>
+      <w:r>
+        <w:rPr>
+          <w:rFonts w:ascii="Arial" w:hAnsi="Arial" w:cs="Arial"/>
+          <w:bCs/>
+          <w:color w:val="0F243E" w:themeColor="text2" w:themeShade="80"/>
+          <w:lang w:val="en-US"/>
+        </w:rPr>
+        <w:t>TagoIO</w:t>
+      </w:r>
+      <w:proofErr w:type="spellEnd"/>
+    </w:p>
+    <w:p>
+      <w:pPr>
+        <w:pStyle w:val="BodyText"/>
+        <w:spacing w:line="276" w:lineRule="auto"/>
+        <w:ind w:left="0"/>
         <w:rPr>
           <w:rFonts w:ascii="Arial" w:hAnsi="Arial" w:cs="Arial"/>
           <w:b/>
-          <w:color w:val="0F243E" w:themeColor="text2" w:themeShade="80"/>
-        </w:rPr>
-        <w:t>)</w:t>
-      </w:r>
+          <w:bCs/>
+          <w:color w:val="0F243E" w:themeColor="text2" w:themeShade="80"/>
+          <w:lang w:val="pt-BR"/>
+        </w:rPr>
+      </w:pPr>
+    </w:p>
+    <w:p>
+      <w:pPr>
+        <w:pStyle w:val="BodyText"/>
+        <w:spacing w:line="276" w:lineRule="auto"/>
+        <w:ind w:left="0"/>
+        <w:rPr>
+          <w:rFonts w:ascii="Arial" w:hAnsi="Arial" w:cs="Arial"/>
+          <w:bCs/>
+          <w:color w:val="0F243E" w:themeColor="text2" w:themeShade="80"/>
+          <w:lang w:val="pt-BR"/>
+        </w:rPr>
+      </w:pPr>
       <w:r>
         <w:rPr>
           <w:rFonts w:ascii="Arial" w:hAnsi="Arial" w:cs="Arial"/>
           <w:b/>
-          <w:color w:val="0F243E" w:themeColor="text2" w:themeShade="80"/>
-        </w:rPr>
-        <w:t>:</w:t>
-      </w:r>
-    </w:p>
-    <w:p>
-      <w:pPr>
-        <w:pStyle w:val="BodyText"/>
-        <w:numPr>
-          <w:ilvl w:val="0"/>
-          <w:numId w:val="5"/>
-        </w:numPr>
+          <w:bCs/>
+          <w:color w:val="0F243E" w:themeColor="text2" w:themeShade="80"/>
+          <w:lang w:val="pt-BR"/>
+        </w:rPr>
+        <w:t xml:space="preserve">Idiomas | </w:t>
+      </w:r>
+      <w:proofErr w:type="spellStart"/>
+      <w:r>
+        <w:rPr>
+          <w:rFonts w:ascii="Arial" w:hAnsi="Arial" w:cs="Arial"/>
+          <w:b/>
+          <w:bCs/>
+          <w:color w:val="0F243E" w:themeColor="text2" w:themeShade="80"/>
+          <w:lang w:val="pt-BR"/>
+        </w:rPr>
+        <w:t>Languages</w:t>
+      </w:r>
+      <w:proofErr w:type="spellEnd"/>
+    </w:p>
+    <w:p>
+      <w:pPr>
+        <w:pStyle w:val="BodyText"/>
         <w:spacing w:line="276" w:lineRule="auto"/>
-        <w:rPr>
-          <w:rFonts w:ascii="Arial" w:hAnsi="Arial" w:cs="Arial"/>
-          <w:bCs/>
-          <w:color w:val="0F243E" w:themeColor="text2" w:themeShade="80"/>
-        </w:rPr>
-      </w:pPr>
-      <w:r>
-        <w:rPr>
-          <w:rFonts w:ascii="Arial" w:hAnsi="Arial" w:cs="Arial"/>
-          <w:bCs/>
-          <w:color w:val="0F243E" w:themeColor="text2" w:themeShade="80"/>
-        </w:rPr>
-        <w:t>React Native;</w:t>
-      </w:r>
-    </w:p>
-    <w:p>
-      <w:pPr>
-        <w:pStyle w:val="BodyText"/>
-        <w:numPr>
-          <w:ilvl w:val="0"/>
-          <w:numId w:val="5"/>
-        </w:numPr>
+        <w:ind w:left="0"/>
+        <w:rPr>
+          <w:rFonts w:ascii="Arial" w:hAnsi="Arial" w:cs="Arial"/>
+          <w:bCs/>
+          <w:color w:val="0F243E" w:themeColor="text2" w:themeShade="80"/>
+          <w:lang w:val="pt-BR"/>
+        </w:rPr>
+      </w:pPr>
+      <w:r>
+        <w:rPr>
+          <w:rFonts w:ascii="Segoe UI Emoji" w:hAnsi="Segoe UI Emoji" w:cs="Segoe UI Emoji"/>
+          <w:bCs/>
+          <w:color w:val="0F243E" w:themeColor="text2" w:themeShade="80"/>
+          <w:lang w:val="pt-BR"/>
+        </w:rPr>
+        <w:t>🇧🇷</w:t>
+      </w:r>
+      <w:r>
+        <w:rPr>
+          <w:rFonts w:ascii="Arial" w:hAnsi="Arial" w:cs="Arial"/>
+          <w:bCs/>
+          <w:color w:val="0F243E" w:themeColor="text2" w:themeShade="80"/>
+          <w:lang w:val="pt-BR"/>
+        </w:rPr>
+        <w:t xml:space="preserve"> </w:t>
+      </w:r>
+      <w:proofErr w:type="gramStart"/>
+      <w:r>
+        <w:rPr>
+          <w:rFonts w:ascii="Arial" w:hAnsi="Arial" w:cs="Arial"/>
+          <w:bCs/>
+          <w:color w:val="0F243E" w:themeColor="text2" w:themeShade="80"/>
+          <w:lang w:val="pt-BR"/>
+        </w:rPr>
+        <w:t>Português</w:t>
+      </w:r>
+      <w:proofErr w:type="gramEnd"/>
+      <w:r>
+        <w:rPr>
+          <w:rFonts w:ascii="Arial" w:hAnsi="Arial" w:cs="Arial"/>
+          <w:bCs/>
+          <w:color w:val="0F243E" w:themeColor="text2" w:themeShade="80"/>
+          <w:lang w:val="pt-BR"/>
+        </w:rPr>
+        <w:t xml:space="preserve"> (Nativo)</w:t>
+      </w:r>
+    </w:p>
+    <w:p>
+      <w:pPr>
+        <w:pStyle w:val="BodyText"/>
         <w:spacing w:line="276" w:lineRule="auto"/>
-        <w:rPr>
-          <w:rFonts w:ascii="Arial" w:hAnsi="Arial" w:cs="Arial"/>
-          <w:bCs/>
-          <w:color w:val="0F243E" w:themeColor="text2" w:themeShade="80"/>
-        </w:rPr>
-      </w:pPr>
-      <w:r>
-        <w:rPr>
-          <w:rFonts w:ascii="Arial" w:hAnsi="Arial" w:cs="Arial"/>
-          <w:bCs/>
-          <w:color w:val="0F243E" w:themeColor="text2" w:themeShade="80"/>
-        </w:rPr>
-        <w:t>Android Studio;</w:t>
-      </w:r>
-    </w:p>
-    <w:p>
-      <w:pPr>
-        <w:pStyle w:val="BodyText"/>
-        <w:spacing w:line="276" w:lineRule="auto"/>
-        <w:ind w:firstLine="160"/>
-        <w:rPr>
-          <w:rFonts w:ascii="Arial" w:hAnsi="Arial" w:cs="Arial"/>
-          <w:b/>
-          <w:color w:val="0F243E" w:themeColor="text2" w:themeShade="80"/>
-        </w:rPr>
-      </w:pPr>
-      <w:r>
-        <w:rPr>
-          <w:rFonts w:ascii="Arial" w:hAnsi="Arial" w:cs="Arial"/>
-          <w:b/>
-          <w:color w:val="0F243E" w:themeColor="text2" w:themeShade="80"/>
-        </w:rPr>
-        <w:lastRenderedPageBreak/>
-        <w:t xml:space="preserve">IIoT </w:t>
-      </w:r>
-      <w:r>
-        <w:rPr>
-          <w:rFonts w:ascii="Arial" w:hAnsi="Arial" w:cs="Arial"/>
-          <w:b/>
-          <w:color w:val="0F243E" w:themeColor="text2" w:themeShade="80"/>
-        </w:rPr>
-        <w:t>/</w:t>
-      </w:r>
-      <w:r>
-        <w:rPr>
-          <w:rFonts w:ascii="Arial" w:hAnsi="Arial" w:cs="Arial"/>
-          <w:b/>
-          <w:color w:val="0F243E" w:themeColor="text2" w:themeShade="80"/>
-        </w:rPr>
-        <w:t xml:space="preserve"> Embarcados:</w:t>
-      </w:r>
-    </w:p>
-    <w:p>
-      <w:pPr>
-        <w:pStyle w:val="BodyText"/>
-        <w:numPr>
-          <w:ilvl w:val="0"/>
-          <w:numId w:val="6"/>
-        </w:numPr>
-        <w:spacing w:line="276" w:lineRule="auto"/>
-        <w:rPr>
-          <w:rFonts w:ascii="Arial" w:hAnsi="Arial" w:cs="Arial"/>
-          <w:bCs/>
-          <w:color w:val="0F243E" w:themeColor="text2" w:themeShade="80"/>
-        </w:rPr>
-      </w:pPr>
-      <w:r>
-        <w:rPr>
-          <w:rFonts w:ascii="Arial" w:hAnsi="Arial" w:cs="Arial"/>
-          <w:bCs/>
-          <w:color w:val="0F243E" w:themeColor="text2" w:themeShade="80"/>
-        </w:rPr>
-        <w:t>C / C++;</w:t>
-      </w:r>
-    </w:p>
-    <w:p>
-      <w:pPr>
-        <w:pStyle w:val="BodyText"/>
-        <w:numPr>
-          <w:ilvl w:val="0"/>
-          <w:numId w:val="6"/>
-        </w:numPr>
-        <w:spacing w:line="276" w:lineRule="auto"/>
-        <w:rPr>
-          <w:rFonts w:ascii="Arial" w:hAnsi="Arial" w:cs="Arial"/>
-          <w:bCs/>
-          <w:color w:val="0F243E" w:themeColor="text2" w:themeShade="80"/>
-        </w:rPr>
-      </w:pPr>
-      <w:r>
-        <w:rPr>
-          <w:rFonts w:ascii="Arial" w:hAnsi="Arial" w:cs="Arial"/>
-          <w:bCs/>
-          <w:color w:val="0F243E" w:themeColor="text2" w:themeShade="80"/>
-        </w:rPr>
-        <w:t>ESP-IDF (Espressif</w:t>
-      </w:r>
-      <w:r>
-        <w:rPr>
-          <w:rFonts w:ascii="Arial" w:hAnsi="Arial" w:cs="Arial"/>
-          <w:bCs/>
-          <w:color w:val="0F243E" w:themeColor="text2" w:themeShade="80"/>
-        </w:rPr>
-        <w:t xml:space="preserve"> ESP32</w:t>
-      </w:r>
-      <w:r>
-        <w:rPr>
-          <w:rFonts w:ascii="Arial" w:hAnsi="Arial" w:cs="Arial"/>
-          <w:bCs/>
-          <w:color w:val="0F243E" w:themeColor="text2" w:themeShade="80"/>
-        </w:rPr>
-        <w:t>);</w:t>
-      </w:r>
-    </w:p>
-    <w:p>
-      <w:pPr>
-        <w:pStyle w:val="BodyText"/>
-        <w:numPr>
-          <w:ilvl w:val="0"/>
-          <w:numId w:val="6"/>
-        </w:numPr>
-        <w:spacing w:line="276" w:lineRule="auto"/>
-        <w:rPr>
-          <w:rFonts w:ascii="Arial" w:hAnsi="Arial" w:cs="Arial"/>
-          <w:bCs/>
-          <w:color w:val="0F243E" w:themeColor="text2" w:themeShade="80"/>
-        </w:rPr>
-      </w:pPr>
-      <w:r>
-        <w:rPr>
-          <w:rFonts w:ascii="Arial" w:hAnsi="Arial" w:cs="Arial"/>
-          <w:bCs/>
-          <w:color w:val="0F243E" w:themeColor="text2" w:themeShade="80"/>
-        </w:rPr>
-        <w:t>STM32Cube IDE (ST Microeletronics);</w:t>
-      </w:r>
-    </w:p>
-    <w:p>
-      <w:pPr>
-        <w:pStyle w:val="BodyText"/>
-        <w:numPr>
-          <w:ilvl w:val="0"/>
-          <w:numId w:val="6"/>
-        </w:numPr>
-        <w:spacing w:line="276" w:lineRule="auto"/>
-        <w:rPr>
-          <w:rFonts w:ascii="Arial" w:hAnsi="Arial" w:cs="Arial"/>
-          <w:bCs/>
-          <w:color w:val="0F243E" w:themeColor="text2" w:themeShade="80"/>
-        </w:rPr>
-      </w:pPr>
-      <w:r>
-        <w:rPr>
-          <w:rFonts w:ascii="Arial" w:hAnsi="Arial" w:cs="Arial"/>
-          <w:bCs/>
-          <w:color w:val="0F243E" w:themeColor="text2" w:themeShade="80"/>
-        </w:rPr>
-        <w:t>Arduino / Raspberry Pi</w:t>
-      </w:r>
-      <w:r>
-        <w:rPr>
-          <w:rFonts w:ascii="Arial" w:hAnsi="Arial" w:cs="Arial"/>
-          <w:bCs/>
-          <w:color w:val="0F243E" w:themeColor="text2" w:themeShade="80"/>
-        </w:rPr>
-        <w:t>;</w:t>
-      </w:r>
-    </w:p>
-    <w:p>
-      <w:pPr>
-        <w:pStyle w:val="BodyText"/>
-        <w:numPr>
-          <w:ilvl w:val="0"/>
-          <w:numId w:val="6"/>
-        </w:numPr>
-        <w:spacing w:line="276" w:lineRule="auto"/>
-        <w:rPr>
-          <w:rFonts w:ascii="Arial" w:hAnsi="Arial" w:cs="Arial"/>
-          <w:bCs/>
-          <w:color w:val="0F243E" w:themeColor="text2" w:themeShade="80"/>
-          <w:lang w:val="en-US"/>
-        </w:rPr>
-      </w:pPr>
-      <w:r>
-        <w:rPr>
-          <w:rFonts w:ascii="Arial" w:hAnsi="Arial" w:cs="Arial"/>
-          <w:bCs/>
-          <w:color w:val="0F243E" w:themeColor="text2" w:themeShade="80"/>
-          <w:lang w:val="en-US"/>
-        </w:rPr>
-        <w:t>Interfaces &amp; Protocols: UART / SPI / I2C / BLE (Bluetooth Low Energy)</w:t>
-      </w:r>
-      <w:r>
-        <w:rPr>
-          <w:rFonts w:ascii="Arial" w:hAnsi="Arial" w:cs="Arial"/>
-          <w:bCs/>
-          <w:color w:val="0F243E" w:themeColor="text2" w:themeShade="80"/>
-          <w:lang w:val="en-US"/>
-        </w:rPr>
-        <w:t xml:space="preserve"> / </w:t>
+        <w:ind w:left="0"/>
+        <w:rPr>
+          <w:rFonts w:ascii="Arial" w:hAnsi="Arial" w:cs="Arial"/>
+          <w:bCs/>
+          <w:color w:val="0F243E" w:themeColor="text2" w:themeShade="80"/>
+          <w:lang w:val="pt-BR"/>
+        </w:rPr>
+      </w:pPr>
+      <w:r>
+        <w:rPr>
+          <w:rFonts w:ascii="Segoe UI Emoji" w:hAnsi="Segoe UI Emoji" w:cs="Segoe UI Emoji"/>
+          <w:bCs/>
+          <w:color w:val="0F243E" w:themeColor="text2" w:themeShade="80"/>
+          <w:lang w:val="pt-BR"/>
+        </w:rPr>
+        <w:t>🇺🇸</w:t>
+      </w:r>
+      <w:r>
+        <w:rPr>
+          <w:rFonts w:ascii="Arial" w:hAnsi="Arial" w:cs="Arial"/>
+          <w:bCs/>
+          <w:color w:val="0F243E" w:themeColor="text2" w:themeShade="80"/>
+          <w:lang w:val="pt-BR"/>
+        </w:rPr>
+        <w:t xml:space="preserve"> </w:t>
       </w:r>
       <w:proofErr w:type="gramStart"/>
       <w:r>
@@ -2301,700 +2345,40 @@
           <w:rFonts w:ascii="Arial" w:hAnsi="Arial" w:cs="Arial"/>
           <w:bCs/>
           <w:color w:val="0F243E" w:themeColor="text2" w:themeShade="80"/>
-          <w:lang w:val="en-US"/>
-        </w:rPr>
-        <w:t>Wi-Fi</w:t>
-      </w:r>
-      <w:r>
-        <w:rPr>
-          <w:rFonts w:ascii="Arial" w:hAnsi="Arial" w:cs="Arial"/>
-          <w:bCs/>
-          <w:color w:val="0F243E" w:themeColor="text2" w:themeShade="80"/>
-          <w:lang w:val="en-US"/>
-        </w:rPr>
-        <w:t>;</w:t>
+          <w:lang w:val="pt-BR"/>
+        </w:rPr>
+        <w:t>Inglês</w:t>
       </w:r>
       <w:proofErr w:type="gramEnd"/>
-    </w:p>
-    <w:p>
-      <w:pPr>
-        <w:pStyle w:val="BodyText"/>
-        <w:numPr>
-          <w:ilvl w:val="0"/>
-          <w:numId w:val="6"/>
-        </w:numPr>
-        <w:spacing w:line="276" w:lineRule="auto"/>
-        <w:rPr>
-          <w:rFonts w:ascii="Arial" w:hAnsi="Arial" w:cs="Arial"/>
-          <w:bCs/>
-          <w:color w:val="0F243E" w:themeColor="text2" w:themeShade="80"/>
-        </w:rPr>
-      </w:pPr>
-      <w:r>
-        <w:rPr>
-          <w:rFonts w:ascii="Arial" w:hAnsi="Arial" w:cs="Arial"/>
-          <w:bCs/>
-          <w:color w:val="0F243E" w:themeColor="text2" w:themeShade="80"/>
-        </w:rPr>
-        <w:t>Plataforma</w:t>
-      </w:r>
-      <w:r>
-        <w:rPr>
-          <w:rFonts w:ascii="Arial" w:hAnsi="Arial" w:cs="Arial"/>
-          <w:bCs/>
-          <w:color w:val="0F243E" w:themeColor="text2" w:themeShade="80"/>
-        </w:rPr>
-        <w:t xml:space="preserve"> IoT</w:t>
-      </w:r>
-      <w:r>
-        <w:rPr>
-          <w:rFonts w:ascii="Arial" w:hAnsi="Arial" w:cs="Arial"/>
-          <w:bCs/>
-          <w:color w:val="0F243E" w:themeColor="text2" w:themeShade="80"/>
-        </w:rPr>
-        <w:t xml:space="preserve"> </w:t>
-      </w:r>
-      <w:r>
-        <w:rPr>
-          <w:rFonts w:ascii="Arial" w:hAnsi="Arial" w:cs="Arial"/>
-          <w:b/>
-          <w:color w:val="0F243E" w:themeColor="text2" w:themeShade="80"/>
-        </w:rPr>
-        <w:t xml:space="preserve">TagoIO </w:t>
-      </w:r>
-      <w:r>
-        <w:rPr>
-          <w:rFonts w:ascii="Arial" w:hAnsi="Arial" w:cs="Arial"/>
-          <w:bCs/>
-          <w:color w:val="0F243E" w:themeColor="text2" w:themeShade="80"/>
-        </w:rPr>
-        <w:t>(</w:t>
-      </w:r>
-      <w:hyperlink r:id="rId8" w:history="1">
-        <w:r>
-          <w:rPr>
-            <w:rStyle w:val="Hyperlink"/>
-            <w:rFonts w:ascii="Arial" w:hAnsi="Arial" w:cs="Arial"/>
-            <w:bCs/>
-            <w:color w:val="0F243E" w:themeColor="text2" w:themeShade="80"/>
-          </w:rPr>
-          <w:t>https://tago.io</w:t>
-        </w:r>
-      </w:hyperlink>
-      <w:r>
-        <w:rPr>
-          <w:rFonts w:ascii="Arial" w:hAnsi="Arial" w:cs="Arial"/>
-          <w:bCs/>
-          <w:color w:val="0F243E" w:themeColor="text2" w:themeShade="80"/>
-        </w:rPr>
-        <w:t>);</w:t>
-      </w:r>
-    </w:p>
-    <w:p>
-      <w:pPr>
-        <w:pStyle w:val="BodyText"/>
-        <w:numPr>
-          <w:ilvl w:val="0"/>
-          <w:numId w:val="6"/>
-        </w:numPr>
-        <w:spacing w:line="276" w:lineRule="auto"/>
-        <w:rPr>
-          <w:rFonts w:ascii="Arial" w:hAnsi="Arial" w:cs="Arial"/>
-          <w:bCs/>
-          <w:color w:val="0F243E" w:themeColor="text2" w:themeShade="80"/>
-        </w:rPr>
-      </w:pPr>
-      <w:r>
-        <w:rPr>
-          <w:rFonts w:ascii="Arial" w:hAnsi="Arial" w:cs="Arial"/>
-          <w:bCs/>
-          <w:color w:val="0F243E" w:themeColor="text2" w:themeShade="80"/>
-        </w:rPr>
-        <w:t>Node Red;</w:t>
-      </w:r>
-    </w:p>
-    <w:p>
-      <w:pPr>
-        <w:pStyle w:val="BodyText"/>
-        <w:numPr>
-          <w:ilvl w:val="0"/>
-          <w:numId w:val="6"/>
-        </w:numPr>
-        <w:spacing w:line="276" w:lineRule="auto"/>
-        <w:rPr>
-          <w:rFonts w:ascii="Arial" w:hAnsi="Arial" w:cs="Arial"/>
-          <w:bCs/>
-          <w:color w:val="0F243E" w:themeColor="text2" w:themeShade="80"/>
-        </w:rPr>
-      </w:pPr>
-      <w:r>
-        <w:rPr>
-          <w:rFonts w:ascii="Arial" w:hAnsi="Arial" w:cs="Arial"/>
-          <w:bCs/>
-          <w:color w:val="0F243E" w:themeColor="text2" w:themeShade="80"/>
-        </w:rPr>
-        <w:t>Labview;</w:t>
-      </w:r>
-    </w:p>
-    <w:p>
-      <w:pPr>
-        <w:pStyle w:val="BodyText"/>
-        <w:spacing w:line="276" w:lineRule="auto"/>
-        <w:ind w:left="580"/>
-        <w:rPr>
-          <w:rFonts w:ascii="Arial" w:hAnsi="Arial" w:cs="Arial"/>
-          <w:bCs/>
-          <w:color w:val="0F243E" w:themeColor="text2" w:themeShade="80"/>
-        </w:rPr>
-      </w:pPr>
-    </w:p>
-    <w:p>
-      <w:pPr>
-        <w:pStyle w:val="BodyText"/>
-        <w:spacing w:line="276" w:lineRule="auto"/>
-        <w:ind w:left="0" w:firstLine="270"/>
-        <w:rPr>
-          <w:rFonts w:ascii="Arial" w:hAnsi="Arial" w:cs="Arial"/>
-          <w:b/>
-          <w:color w:val="0F243E" w:themeColor="text2" w:themeShade="80"/>
-        </w:rPr>
-      </w:pPr>
-      <w:r>
-        <w:rPr>
-          <w:rFonts w:ascii="Arial" w:hAnsi="Arial" w:cs="Arial"/>
-          <w:b/>
-          <w:color w:val="0F243E" w:themeColor="text2" w:themeShade="80"/>
-        </w:rPr>
-        <w:t>Dev Tools</w:t>
-      </w:r>
-      <w:r>
-        <w:rPr>
-          <w:rFonts w:ascii="Arial" w:hAnsi="Arial" w:cs="Arial"/>
-          <w:b/>
-          <w:color w:val="0F243E" w:themeColor="text2" w:themeShade="80"/>
-        </w:rPr>
-        <w:t xml:space="preserve"> / Dev Ops</w:t>
-      </w:r>
-      <w:r>
-        <w:rPr>
-          <w:rFonts w:ascii="Arial" w:hAnsi="Arial" w:cs="Arial"/>
-          <w:b/>
-          <w:color w:val="0F243E" w:themeColor="text2" w:themeShade="80"/>
-        </w:rPr>
-        <w:t>:</w:t>
-      </w:r>
-    </w:p>
-    <w:p>
-      <w:pPr>
-        <w:pStyle w:val="BodyText"/>
-        <w:numPr>
-          <w:ilvl w:val="0"/>
-          <w:numId w:val="6"/>
-        </w:numPr>
-        <w:spacing w:line="276" w:lineRule="auto"/>
-        <w:rPr>
-          <w:rFonts w:ascii="Arial" w:hAnsi="Arial" w:cs="Arial"/>
-          <w:bCs/>
-          <w:color w:val="0F243E" w:themeColor="text2" w:themeShade="80"/>
-        </w:rPr>
-      </w:pPr>
-      <w:r>
-        <w:rPr>
-          <w:rFonts w:ascii="Arial" w:hAnsi="Arial" w:cs="Arial"/>
-          <w:bCs/>
-          <w:color w:val="0F243E" w:themeColor="text2" w:themeShade="80"/>
-        </w:rPr>
-        <w:t>Arquitetura MVC</w:t>
-      </w:r>
-      <w:r>
-        <w:rPr>
-          <w:rFonts w:ascii="Arial" w:hAnsi="Arial" w:cs="Arial"/>
-          <w:bCs/>
-          <w:color w:val="0F243E" w:themeColor="text2" w:themeShade="80"/>
-        </w:rPr>
-        <w:t>;</w:t>
-      </w:r>
-    </w:p>
-    <w:p>
-      <w:pPr>
-        <w:pStyle w:val="BodyText"/>
-        <w:numPr>
-          <w:ilvl w:val="0"/>
-          <w:numId w:val="6"/>
-        </w:numPr>
-        <w:spacing w:line="276" w:lineRule="auto"/>
-        <w:rPr>
-          <w:rFonts w:ascii="Arial" w:hAnsi="Arial" w:cs="Arial"/>
-          <w:bCs/>
-          <w:color w:val="0F243E" w:themeColor="text2" w:themeShade="80"/>
-        </w:rPr>
-      </w:pPr>
-      <w:r>
-        <w:rPr>
-          <w:rFonts w:ascii="Arial" w:hAnsi="Arial" w:cs="Arial"/>
-          <w:bCs/>
-          <w:color w:val="0F243E" w:themeColor="text2" w:themeShade="80"/>
-        </w:rPr>
-        <w:t xml:space="preserve">Protocolos de comunicação: </w:t>
-      </w:r>
-      <w:r>
-        <w:rPr>
-          <w:rFonts w:ascii="Arial" w:hAnsi="Arial" w:cs="Arial"/>
-          <w:bCs/>
-          <w:color w:val="0F243E" w:themeColor="text2" w:themeShade="80"/>
-        </w:rPr>
-        <w:t>HTTP / MQTT</w:t>
-      </w:r>
-      <w:r>
-        <w:rPr>
-          <w:rFonts w:ascii="Arial" w:hAnsi="Arial" w:cs="Arial"/>
-          <w:bCs/>
-          <w:color w:val="0F243E" w:themeColor="text2" w:themeShade="80"/>
-        </w:rPr>
-        <w:t xml:space="preserve"> / TCP/IP / UDP</w:t>
-      </w:r>
-      <w:r>
-        <w:rPr>
-          <w:rFonts w:ascii="Arial" w:hAnsi="Arial" w:cs="Arial"/>
-          <w:bCs/>
-          <w:color w:val="0F243E" w:themeColor="text2" w:themeShade="80"/>
-        </w:rPr>
-        <w:t>;</w:t>
-      </w:r>
-    </w:p>
-    <w:p>
-      <w:pPr>
-        <w:pStyle w:val="BodyText"/>
-        <w:numPr>
-          <w:ilvl w:val="0"/>
-          <w:numId w:val="6"/>
-        </w:numPr>
-        <w:spacing w:line="276" w:lineRule="auto"/>
-        <w:rPr>
-          <w:rFonts w:ascii="Arial" w:hAnsi="Arial" w:cs="Arial"/>
-          <w:bCs/>
-          <w:color w:val="0F243E" w:themeColor="text2" w:themeShade="80"/>
-        </w:rPr>
-      </w:pPr>
-      <w:r>
-        <w:rPr>
-          <w:rFonts w:ascii="Arial" w:hAnsi="Arial" w:cs="Arial"/>
-          <w:bCs/>
-          <w:color w:val="0F243E" w:themeColor="text2" w:themeShade="80"/>
-        </w:rPr>
-        <w:t>Docker</w:t>
-      </w:r>
-      <w:r>
-        <w:rPr>
-          <w:rFonts w:ascii="Arial" w:hAnsi="Arial" w:cs="Arial"/>
-          <w:bCs/>
-          <w:color w:val="0F243E" w:themeColor="text2" w:themeShade="80"/>
-        </w:rPr>
-        <w:t>;</w:t>
-      </w:r>
-    </w:p>
-    <w:p>
-      <w:pPr>
-        <w:pStyle w:val="BodyText"/>
-        <w:numPr>
-          <w:ilvl w:val="0"/>
-          <w:numId w:val="6"/>
-        </w:numPr>
-        <w:spacing w:line="276" w:lineRule="auto"/>
-        <w:rPr>
-          <w:rFonts w:ascii="Arial" w:hAnsi="Arial" w:cs="Arial"/>
-          <w:bCs/>
-          <w:color w:val="0F243E" w:themeColor="text2" w:themeShade="80"/>
-        </w:rPr>
-      </w:pPr>
-      <w:r>
-        <w:rPr>
-          <w:rFonts w:ascii="Arial" w:hAnsi="Arial" w:cs="Arial"/>
-          <w:bCs/>
-          <w:color w:val="0F243E" w:themeColor="text2" w:themeShade="80"/>
-        </w:rPr>
-        <w:t>AWS / Google Cloud;</w:t>
-      </w:r>
-    </w:p>
-    <w:p>
-      <w:pPr>
-        <w:pStyle w:val="BodyText"/>
-        <w:numPr>
-          <w:ilvl w:val="0"/>
-          <w:numId w:val="6"/>
-        </w:numPr>
-        <w:spacing w:line="276" w:lineRule="auto"/>
-        <w:rPr>
-          <w:rFonts w:ascii="Arial" w:hAnsi="Arial" w:cs="Arial"/>
-          <w:bCs/>
-          <w:color w:val="0F243E" w:themeColor="text2" w:themeShade="80"/>
-        </w:rPr>
-      </w:pPr>
-      <w:r>
-        <w:rPr>
-          <w:rFonts w:ascii="Arial" w:hAnsi="Arial" w:cs="Arial"/>
-          <w:bCs/>
-          <w:color w:val="0F243E" w:themeColor="text2" w:themeShade="80"/>
-        </w:rPr>
-        <w:t>Visual Studio Code;</w:t>
-      </w:r>
-    </w:p>
-    <w:p>
-      <w:pPr>
-        <w:pStyle w:val="BodyText"/>
-        <w:numPr>
-          <w:ilvl w:val="0"/>
-          <w:numId w:val="6"/>
-        </w:numPr>
-        <w:spacing w:line="276" w:lineRule="auto"/>
-        <w:rPr>
-          <w:rFonts w:ascii="Arial" w:hAnsi="Arial" w:cs="Arial"/>
-          <w:bCs/>
-          <w:color w:val="0F243E" w:themeColor="text2" w:themeShade="80"/>
-        </w:rPr>
-      </w:pPr>
-      <w:r>
-        <w:rPr>
-          <w:rFonts w:ascii="Arial" w:hAnsi="Arial" w:cs="Arial"/>
-          <w:bCs/>
-          <w:color w:val="0F243E" w:themeColor="text2" w:themeShade="80"/>
-        </w:rPr>
-        <w:t>Linux / Powershell;</w:t>
-      </w:r>
-    </w:p>
-    <w:p>
-      <w:pPr>
-        <w:pStyle w:val="BodyText"/>
-        <w:numPr>
-          <w:ilvl w:val="0"/>
-          <w:numId w:val="6"/>
-        </w:numPr>
-        <w:spacing w:line="276" w:lineRule="auto"/>
-        <w:rPr>
-          <w:rFonts w:ascii="Arial" w:hAnsi="Arial" w:cs="Arial"/>
-          <w:bCs/>
-          <w:color w:val="0F243E" w:themeColor="text2" w:themeShade="80"/>
-        </w:rPr>
-      </w:pPr>
-      <w:r>
-        <w:rPr>
-          <w:rFonts w:ascii="Arial" w:hAnsi="Arial" w:cs="Arial"/>
-          <w:bCs/>
-          <w:color w:val="0F243E" w:themeColor="text2" w:themeShade="80"/>
-        </w:rPr>
-        <w:t>Git e GitHub;</w:t>
-      </w:r>
-    </w:p>
-    <w:p>
-      <w:pPr>
-        <w:pStyle w:val="BodyText"/>
-        <w:numPr>
-          <w:ilvl w:val="0"/>
-          <w:numId w:val="6"/>
-        </w:numPr>
-        <w:spacing w:line="276" w:lineRule="auto"/>
-        <w:rPr>
-          <w:rFonts w:ascii="Arial" w:hAnsi="Arial" w:cs="Arial"/>
-          <w:bCs/>
-          <w:color w:val="0F243E" w:themeColor="text2" w:themeShade="80"/>
-        </w:rPr>
-      </w:pPr>
-      <w:r>
-        <w:rPr>
-          <w:rFonts w:ascii="Arial" w:hAnsi="Arial" w:cs="Arial"/>
-          <w:bCs/>
-          <w:color w:val="0F243E" w:themeColor="text2" w:themeShade="80"/>
-        </w:rPr>
-        <w:t>API Rest (Criação e Consumo);</w:t>
-      </w:r>
-    </w:p>
-    <w:p>
-      <w:pPr>
-        <w:pStyle w:val="BodyText"/>
-        <w:numPr>
-          <w:ilvl w:val="0"/>
-          <w:numId w:val="6"/>
-        </w:numPr>
-        <w:spacing w:line="276" w:lineRule="auto"/>
-        <w:rPr>
-          <w:rFonts w:ascii="Arial" w:hAnsi="Arial" w:cs="Arial"/>
-          <w:bCs/>
-          <w:color w:val="0F243E" w:themeColor="text2" w:themeShade="80"/>
-        </w:rPr>
-      </w:pPr>
-      <w:r>
-        <w:rPr>
-          <w:rFonts w:ascii="Arial" w:hAnsi="Arial" w:cs="Arial"/>
-          <w:bCs/>
-          <w:color w:val="0F243E" w:themeColor="text2" w:themeShade="80"/>
-        </w:rPr>
-        <w:t>Postman;</w:t>
-      </w:r>
-    </w:p>
-    <w:p>
-      <w:pPr>
-        <w:pStyle w:val="BodyText"/>
-        <w:spacing w:line="276" w:lineRule="auto"/>
-        <w:ind w:firstLine="110"/>
-        <w:rPr>
-          <w:rFonts w:ascii="Arial" w:hAnsi="Arial" w:cs="Arial"/>
-          <w:bCs/>
-          <w:color w:val="0F243E" w:themeColor="text2" w:themeShade="80"/>
-        </w:rPr>
-      </w:pPr>
-    </w:p>
-    <w:p>
-      <w:pPr>
-        <w:pStyle w:val="BodyText"/>
-        <w:spacing w:line="276" w:lineRule="auto"/>
-        <w:ind w:firstLine="160"/>
-        <w:rPr>
-          <w:rFonts w:ascii="Arial" w:hAnsi="Arial" w:cs="Arial"/>
-          <w:b/>
-          <w:color w:val="0F243E" w:themeColor="text2" w:themeShade="80"/>
-        </w:rPr>
-      </w:pPr>
-      <w:r>
-        <w:rPr>
-          <w:rFonts w:ascii="Arial" w:hAnsi="Arial" w:cs="Arial"/>
-          <w:b/>
-          <w:color w:val="0F243E" w:themeColor="text2" w:themeShade="80"/>
-        </w:rPr>
-        <w:t>Principais p</w:t>
-      </w:r>
-      <w:r>
-        <w:rPr>
-          <w:rFonts w:ascii="Arial" w:hAnsi="Arial" w:cs="Arial"/>
-          <w:b/>
-          <w:color w:val="0F243E" w:themeColor="text2" w:themeShade="80"/>
-        </w:rPr>
-        <w:t xml:space="preserve">rojetos &gt; </w:t>
-      </w:r>
-    </w:p>
-    <w:p>
-      <w:pPr>
-        <w:pStyle w:val="BodyText"/>
-        <w:numPr>
-          <w:ilvl w:val="0"/>
-          <w:numId w:val="20"/>
-        </w:numPr>
-        <w:spacing w:line="276" w:lineRule="auto"/>
-        <w:rPr>
-          <w:rFonts w:ascii="Arial" w:hAnsi="Arial" w:cs="Arial"/>
-          <w:color w:val="0F243E" w:themeColor="text2" w:themeShade="80"/>
-        </w:rPr>
-      </w:pPr>
-      <w:r>
-        <w:rPr>
-          <w:rFonts w:ascii="Arial" w:hAnsi="Arial" w:cs="Arial"/>
-          <w:bCs/>
-          <w:color w:val="0F243E" w:themeColor="text2" w:themeShade="80"/>
-        </w:rPr>
-        <w:t>Desenvolvimento de s</w:t>
-      </w:r>
-      <w:r>
-        <w:rPr>
-          <w:rFonts w:ascii="Arial" w:hAnsi="Arial" w:cs="Arial"/>
-          <w:bCs/>
-          <w:color w:val="0F243E" w:themeColor="text2" w:themeShade="80"/>
-        </w:rPr>
-        <w:t>ensor de temperatura e umidade BLE + Aplicativo mobile (React Native);</w:t>
-      </w:r>
-    </w:p>
-    <w:p>
-      <w:pPr>
-        <w:pStyle w:val="BodyText"/>
-        <w:numPr>
-          <w:ilvl w:val="0"/>
-          <w:numId w:val="20"/>
-        </w:numPr>
-        <w:spacing w:line="276" w:lineRule="auto"/>
-        <w:rPr>
-          <w:rFonts w:ascii="Arial" w:hAnsi="Arial" w:cs="Arial"/>
-          <w:color w:val="0F243E" w:themeColor="text2" w:themeShade="80"/>
-        </w:rPr>
-      </w:pPr>
-      <w:r>
-        <w:rPr>
-          <w:rFonts w:ascii="Arial" w:hAnsi="Arial" w:cs="Arial"/>
-          <w:bCs/>
-          <w:color w:val="0F243E" w:themeColor="text2" w:themeShade="80"/>
-        </w:rPr>
-        <w:t>Desenvolvimento de display industrial ut</w:t>
-      </w:r>
-      <w:r>
-        <w:rPr>
-          <w:rFonts w:ascii="Arial" w:hAnsi="Arial" w:cs="Arial"/>
-          <w:bCs/>
-          <w:color w:val="0F243E" w:themeColor="text2" w:themeShade="80"/>
-        </w:rPr>
-        <w:t>li</w:t>
-      </w:r>
-      <w:r>
-        <w:rPr>
-          <w:rFonts w:ascii="Arial" w:hAnsi="Arial" w:cs="Arial"/>
-          <w:bCs/>
-          <w:color w:val="0F243E" w:themeColor="text2" w:themeShade="80"/>
-        </w:rPr>
-        <w:t>izando STM32 e protocolo Modbus RTU.</w:t>
-      </w:r>
-    </w:p>
-    <w:p>
-      <w:pPr>
-        <w:pStyle w:val="BodyText"/>
-        <w:numPr>
-          <w:ilvl w:val="0"/>
-          <w:numId w:val="20"/>
-        </w:numPr>
-        <w:spacing w:line="276" w:lineRule="auto"/>
-        <w:rPr>
-          <w:rFonts w:ascii="Arial" w:hAnsi="Arial" w:cs="Arial"/>
-          <w:color w:val="0F243E" w:themeColor="text2" w:themeShade="80"/>
-        </w:rPr>
-      </w:pPr>
-      <w:r>
-        <w:rPr>
-          <w:rFonts w:ascii="Arial" w:hAnsi="Arial" w:cs="Arial"/>
-          <w:bCs/>
-          <w:color w:val="0F243E" w:themeColor="text2" w:themeShade="80"/>
-        </w:rPr>
-        <w:t>Desenvolvimento de s</w:t>
-      </w:r>
-      <w:r>
-        <w:rPr>
-          <w:rFonts w:ascii="Arial" w:hAnsi="Arial" w:cs="Arial"/>
-          <w:bCs/>
-          <w:color w:val="0F243E" w:themeColor="text2" w:themeShade="80"/>
-        </w:rPr>
-        <w:t>istema de datalooger com Python + React;</w:t>
-      </w:r>
-    </w:p>
-    <w:p>
-      <w:pPr>
-        <w:pStyle w:val="BodyText"/>
-        <w:numPr>
-          <w:ilvl w:val="0"/>
-          <w:numId w:val="20"/>
-        </w:numPr>
-        <w:spacing w:line="276" w:lineRule="auto"/>
-        <w:rPr>
-          <w:rFonts w:ascii="Arial" w:hAnsi="Arial" w:cs="Arial"/>
-          <w:color w:val="0F243E" w:themeColor="text2" w:themeShade="80"/>
-        </w:rPr>
-      </w:pPr>
-      <w:r>
-        <w:rPr>
-          <w:rFonts w:ascii="Arial" w:hAnsi="Arial" w:cs="Arial"/>
-          <w:bCs/>
-          <w:color w:val="0F243E" w:themeColor="text2" w:themeShade="80"/>
-        </w:rPr>
-        <w:t>Desenvolvimento de plataforma IoT em servidor cloud AWS</w:t>
-      </w:r>
-      <w:r>
-        <w:rPr>
-          <w:rFonts w:ascii="Arial" w:hAnsi="Arial" w:cs="Arial"/>
-          <w:bCs/>
-          <w:color w:val="0F243E" w:themeColor="text2" w:themeShade="80"/>
-        </w:rPr>
-        <w:t>;</w:t>
-      </w:r>
-    </w:p>
-    <w:p>
-      <w:pPr>
-        <w:pStyle w:val="BodyText"/>
-        <w:numPr>
-          <w:ilvl w:val="0"/>
-          <w:numId w:val="20"/>
-        </w:numPr>
-        <w:spacing w:line="276" w:lineRule="auto"/>
-        <w:rPr>
-          <w:rFonts w:ascii="Arial" w:hAnsi="Arial" w:cs="Arial"/>
-          <w:bCs/>
-          <w:color w:val="0F243E" w:themeColor="text2" w:themeShade="80"/>
-        </w:rPr>
-      </w:pPr>
-      <w:r>
-        <w:rPr>
-          <w:rFonts w:ascii="Arial" w:hAnsi="Arial" w:cs="Arial"/>
-          <w:bCs/>
-          <w:color w:val="0F243E" w:themeColor="text2" w:themeShade="80"/>
-        </w:rPr>
-        <w:t>Desenvolvimento de a</w:t>
-      </w:r>
-      <w:r>
-        <w:rPr>
-          <w:rFonts w:ascii="Arial" w:hAnsi="Arial" w:cs="Arial"/>
-          <w:bCs/>
-          <w:color w:val="0F243E" w:themeColor="text2" w:themeShade="80"/>
-        </w:rPr>
-        <w:t>plicação</w:t>
-      </w:r>
-      <w:r>
-        <w:rPr>
-          <w:rFonts w:ascii="Arial" w:hAnsi="Arial" w:cs="Arial"/>
-          <w:bCs/>
-          <w:color w:val="0F243E" w:themeColor="text2" w:themeShade="80"/>
-        </w:rPr>
-        <w:t xml:space="preserve"> IoT (</w:t>
-      </w:r>
-      <w:r>
-        <w:rPr>
-          <w:rFonts w:ascii="Arial" w:hAnsi="Arial" w:cs="Arial"/>
-          <w:bCs/>
-          <w:color w:val="0F243E" w:themeColor="text2" w:themeShade="80"/>
-        </w:rPr>
-        <w:t>TagoIO</w:t>
-      </w:r>
-      <w:r>
-        <w:rPr>
-          <w:rFonts w:ascii="Arial" w:hAnsi="Arial" w:cs="Arial"/>
-          <w:bCs/>
-          <w:color w:val="0F243E" w:themeColor="text2" w:themeShade="80"/>
-        </w:rPr>
-        <w:t>) para monitoramento de utilidades</w:t>
-      </w:r>
-      <w:r>
-        <w:rPr>
-          <w:rFonts w:ascii="Arial" w:hAnsi="Arial" w:cs="Arial"/>
-          <w:bCs/>
-          <w:color w:val="0F243E" w:themeColor="text2" w:themeShade="80"/>
-        </w:rPr>
-        <w:t>;</w:t>
-      </w:r>
-    </w:p>
-    <w:p>
-      <w:pPr>
-        <w:pStyle w:val="BodyText"/>
-        <w:numPr>
-          <w:ilvl w:val="0"/>
-          <w:numId w:val="20"/>
-        </w:numPr>
-        <w:spacing w:line="276" w:lineRule="auto"/>
-        <w:rPr>
-          <w:rFonts w:ascii="Arial" w:hAnsi="Arial" w:cs="Arial"/>
-          <w:bCs/>
-          <w:color w:val="0F243E" w:themeColor="text2" w:themeShade="80"/>
-        </w:rPr>
-      </w:pPr>
-      <w:r>
-        <w:rPr>
-          <w:rFonts w:ascii="Arial" w:hAnsi="Arial" w:cs="Arial"/>
-          <w:bCs/>
-          <w:color w:val="0F243E" w:themeColor="text2" w:themeShade="80"/>
-        </w:rPr>
-        <w:t>Mais de 30 repositórios de projetos no Github;</w:t>
-      </w:r>
-    </w:p>
-    <w:p>
-      <w:pPr>
-        <w:pStyle w:val="BodyText"/>
-        <w:spacing w:line="276" w:lineRule="auto"/>
-        <w:ind w:left="630"/>
-        <w:rPr>
-          <w:rFonts w:ascii="Arial" w:hAnsi="Arial" w:cs="Arial"/>
-          <w:bCs/>
-        </w:rPr>
-      </w:pPr>
+      <w:r>
+        <w:rPr>
+          <w:rFonts w:ascii="Arial" w:hAnsi="Arial" w:cs="Arial"/>
+          <w:bCs/>
+          <w:color w:val="0F243E" w:themeColor="text2" w:themeShade="80"/>
+          <w:lang w:val="pt-BR"/>
+        </w:rPr>
+        <w:t xml:space="preserve"> Profissional para leitura, interpretação e análise de documentação técnica, normas, datasheets, especificações de sistemas e comunicação escrita. Atualmente em desenvolvimento contínuo da fluência conversacional para reuniões, stand-</w:t>
+      </w:r>
+      <w:proofErr w:type="spellStart"/>
+      <w:r>
+        <w:rPr>
+          <w:rFonts w:ascii="Arial" w:hAnsi="Arial" w:cs="Arial"/>
+          <w:bCs/>
+          <w:color w:val="0F243E" w:themeColor="text2" w:themeShade="80"/>
+          <w:lang w:val="pt-BR"/>
+        </w:rPr>
+        <w:t>ups</w:t>
+      </w:r>
+      <w:proofErr w:type="spellEnd"/>
+      <w:r>
+        <w:rPr>
+          <w:rFonts w:ascii="Arial" w:hAnsi="Arial" w:cs="Arial"/>
+          <w:bCs/>
+          <w:color w:val="0F243E" w:themeColor="text2" w:themeShade="80"/>
+          <w:lang w:val="pt-BR"/>
+        </w:rPr>
+        <w:t xml:space="preserve"> e interação com clientes internacionais.</w:t>
+      </w:r>
     </w:p>
     <w:p>
       <w:pPr>
@@ -3485,7 +2869,7 @@
         </w:rPr>
         <w:t xml:space="preserve"> </w:t>
       </w:r>
-      <w:hyperlink r:id="rId9" w:history="1">
+      <w:hyperlink r:id="rId8" w:history="1">
         <w:r>
           <w:rPr>
             <w:rStyle w:val="Hyperlink"/>
@@ -3836,6 +3220,7 @@
       <w:pPr>
         <w:pStyle w:val="Heading1"/>
         <w:spacing w:before="25" w:line="276" w:lineRule="auto"/>
+        <w:ind w:left="0"/>
         <w:rPr>
           <w:rFonts w:ascii="Arial" w:hAnsi="Arial" w:cs="Arial"/>
           <w:color w:val="0F243E" w:themeColor="text2" w:themeShade="80"/>
@@ -3852,58 +3237,18 @@
         <w:rPr>
           <w:rFonts w:ascii="Arial" w:hAnsi="Arial" w:cs="Arial"/>
           <w:color w:val="0F243E" w:themeColor="text2" w:themeShade="80"/>
+          <w:sz w:val="28"/>
+          <w:szCs w:val="28"/>
+        </w:rPr>
+      </w:pPr>
+      <w:r>
+        <w:rPr>
+          <w:rFonts w:ascii="Arial" w:hAnsi="Arial" w:cs="Arial"/>
+          <w:color w:val="0F243E" w:themeColor="text2" w:themeShade="80"/>
           <w:w w:val="105"/>
           <w:sz w:val="28"/>
           <w:szCs w:val="28"/>
         </w:rPr>
-      </w:pPr>
-    </w:p>
-    <w:p>
-      <w:pPr>
-        <w:pStyle w:val="Heading1"/>
-        <w:spacing w:before="25" w:line="276" w:lineRule="auto"/>
-        <w:rPr>
-          <w:rFonts w:ascii="Arial" w:hAnsi="Arial" w:cs="Arial"/>
-          <w:color w:val="0F243E" w:themeColor="text2" w:themeShade="80"/>
-          <w:w w:val="105"/>
-          <w:sz w:val="28"/>
-          <w:szCs w:val="28"/>
-        </w:rPr>
-      </w:pPr>
-    </w:p>
-    <w:p>
-      <w:pPr>
-        <w:pStyle w:val="Heading1"/>
-        <w:spacing w:before="25" w:line="276" w:lineRule="auto"/>
-        <w:rPr>
-          <w:rFonts w:ascii="Arial" w:hAnsi="Arial" w:cs="Arial"/>
-          <w:color w:val="0F243E" w:themeColor="text2" w:themeShade="80"/>
-          <w:w w:val="105"/>
-          <w:sz w:val="28"/>
-          <w:szCs w:val="28"/>
-        </w:rPr>
-      </w:pPr>
-    </w:p>
-    <w:p>
-      <w:pPr>
-        <w:pStyle w:val="Heading1"/>
-        <w:spacing w:before="25" w:line="276" w:lineRule="auto"/>
-        <w:rPr>
-          <w:rFonts w:ascii="Arial" w:hAnsi="Arial" w:cs="Arial"/>
-          <w:color w:val="0F243E" w:themeColor="text2" w:themeShade="80"/>
-          <w:sz w:val="28"/>
-          <w:szCs w:val="28"/>
-        </w:rPr>
-      </w:pPr>
-      <w:r>
-        <w:rPr>
-          <w:rFonts w:ascii="Arial" w:hAnsi="Arial" w:cs="Arial"/>
-          <w:color w:val="0F243E" w:themeColor="text2" w:themeShade="80"/>
-          <w:w w:val="105"/>
-          <w:sz w:val="28"/>
-          <w:szCs w:val="28"/>
-        </w:rPr>
-        <w:lastRenderedPageBreak/>
         <w:t>Histórico profissional</w:t>
       </w:r>
     </w:p>
@@ -4464,6 +3809,7 @@
           <w:rFonts w:ascii="Arial" w:hAnsi="Arial" w:cs="Arial"/>
           <w:color w:val="0F243E" w:themeColor="text2" w:themeShade="80"/>
         </w:rPr>
+        <w:lastRenderedPageBreak/>
         <w:t>Integração entre sistemas de automação;</w:t>
       </w:r>
     </w:p>
@@ -5577,7 +4923,7 @@
       <w:r>
         <w:t xml:space="preserve"> </w:t>
       </w:r>
-      <w:hyperlink r:id="rId10" w:history="1">
+      <w:hyperlink r:id="rId9" w:history="1">
         <w:r>
           <w:rPr>
             <w:rStyle w:val="Hyperlink"/>
@@ -5610,7 +4956,7 @@
         </w:rPr>
         <w:t xml:space="preserve">LinkedIn: </w:t>
       </w:r>
-      <w:hyperlink r:id="rId11" w:history="1">
+      <w:hyperlink r:id="rId10" w:history="1">
         <w:r>
           <w:rPr>
             <w:rStyle w:val="Hyperlink"/>
@@ -7253,6 +6599,119 @@
     </w:lvl>
   </w:abstractNum>
   <w:abstractNum w:abstractNumId="14" w15:restartNumberingAfterBreak="0">
+    <w:nsid w:val="462823FA"/>
+    <w:multiLevelType w:val="hybridMultilevel"/>
+    <w:tmpl w:val="B93A8C86"/>
+    <w:lvl w:ilvl="0" w:tplc="04160001">
+      <w:start w:val="1"/>
+      <w:numFmt w:val="bullet"/>
+      <w:lvlText w:val=""/>
+      <w:lvlJc w:val="left"/>
+      <w:pPr>
+        <w:ind w:left="830" w:hanging="360"/>
+      </w:pPr>
+      <w:rPr>
+        <w:rFonts w:ascii="Symbol" w:hAnsi="Symbol" w:hint="default"/>
+      </w:rPr>
+    </w:lvl>
+    <w:lvl w:ilvl="1" w:tplc="04160003" w:tentative="1">
+      <w:start w:val="1"/>
+      <w:numFmt w:val="bullet"/>
+      <w:lvlText w:val="o"/>
+      <w:lvlJc w:val="left"/>
+      <w:pPr>
+        <w:ind w:left="1550" w:hanging="360"/>
+      </w:pPr>
+      <w:rPr>
+        <w:rFonts w:ascii="Courier New" w:hAnsi="Courier New" w:cs="Courier New" w:hint="default"/>
+      </w:rPr>
+    </w:lvl>
+    <w:lvl w:ilvl="2" w:tplc="04160005" w:tentative="1">
+      <w:start w:val="1"/>
+      <w:numFmt w:val="bullet"/>
+      <w:lvlText w:val=""/>
+      <w:lvlJc w:val="left"/>
+      <w:pPr>
+        <w:ind w:left="2270" w:hanging="360"/>
+      </w:pPr>
+      <w:rPr>
+        <w:rFonts w:ascii="Wingdings" w:hAnsi="Wingdings" w:hint="default"/>
+      </w:rPr>
+    </w:lvl>
+    <w:lvl w:ilvl="3" w:tplc="04160001" w:tentative="1">
+      <w:start w:val="1"/>
+      <w:numFmt w:val="bullet"/>
+      <w:lvlText w:val=""/>
+      <w:lvlJc w:val="left"/>
+      <w:pPr>
+        <w:ind w:left="2990" w:hanging="360"/>
+      </w:pPr>
+      <w:rPr>
+        <w:rFonts w:ascii="Symbol" w:hAnsi="Symbol" w:hint="default"/>
+      </w:rPr>
+    </w:lvl>
+    <w:lvl w:ilvl="4" w:tplc="04160003" w:tentative="1">
+      <w:start w:val="1"/>
+      <w:numFmt w:val="bullet"/>
+      <w:lvlText w:val="o"/>
+      <w:lvlJc w:val="left"/>
+      <w:pPr>
+        <w:ind w:left="3710" w:hanging="360"/>
+      </w:pPr>
+      <w:rPr>
+        <w:rFonts w:ascii="Courier New" w:hAnsi="Courier New" w:cs="Courier New" w:hint="default"/>
+      </w:rPr>
+    </w:lvl>
+    <w:lvl w:ilvl="5" w:tplc="04160005" w:tentative="1">
+      <w:start w:val="1"/>
+      <w:numFmt w:val="bullet"/>
+      <w:lvlText w:val=""/>
+      <w:lvlJc w:val="left"/>
+      <w:pPr>
+        <w:ind w:left="4430" w:hanging="360"/>
+      </w:pPr>
+      <w:rPr>
+        <w:rFonts w:ascii="Wingdings" w:hAnsi="Wingdings" w:hint="default"/>
+      </w:rPr>
+    </w:lvl>
+    <w:lvl w:ilvl="6" w:tplc="04160001" w:tentative="1">
+      <w:start w:val="1"/>
+      <w:numFmt w:val="bullet"/>
+      <w:lvlText w:val=""/>
+      <w:lvlJc w:val="left"/>
+      <w:pPr>
+        <w:ind w:left="5150" w:hanging="360"/>
+      </w:pPr>
+      <w:rPr>
+        <w:rFonts w:ascii="Symbol" w:hAnsi="Symbol" w:hint="default"/>
+      </w:rPr>
+    </w:lvl>
+    <w:lvl w:ilvl="7" w:tplc="04160003" w:tentative="1">
+      <w:start w:val="1"/>
+      <w:numFmt w:val="bullet"/>
+      <w:lvlText w:val="o"/>
+      <w:lvlJc w:val="left"/>
+      <w:pPr>
+        <w:ind w:left="5870" w:hanging="360"/>
+      </w:pPr>
+      <w:rPr>
+        <w:rFonts w:ascii="Courier New" w:hAnsi="Courier New" w:cs="Courier New" w:hint="default"/>
+      </w:rPr>
+    </w:lvl>
+    <w:lvl w:ilvl="8" w:tplc="04160005" w:tentative="1">
+      <w:start w:val="1"/>
+      <w:numFmt w:val="bullet"/>
+      <w:lvlText w:val=""/>
+      <w:lvlJc w:val="left"/>
+      <w:pPr>
+        <w:ind w:left="6590" w:hanging="360"/>
+      </w:pPr>
+      <w:rPr>
+        <w:rFonts w:ascii="Wingdings" w:hAnsi="Wingdings" w:hint="default"/>
+      </w:rPr>
+    </w:lvl>
+  </w:abstractNum>
+  <w:abstractNum w:abstractNumId="15" w15:restartNumberingAfterBreak="0">
     <w:nsid w:val="476C3D5A"/>
     <w:multiLevelType w:val="hybridMultilevel"/>
     <w:tmpl w:val="B76E6E1C"/>
@@ -7365,7 +6824,7 @@
       </w:rPr>
     </w:lvl>
   </w:abstractNum>
-  <w:abstractNum w:abstractNumId="15" w15:restartNumberingAfterBreak="0">
+  <w:abstractNum w:abstractNumId="16" w15:restartNumberingAfterBreak="0">
     <w:nsid w:val="4A4174C3"/>
     <w:multiLevelType w:val="hybridMultilevel"/>
     <w:tmpl w:val="495A5DBC"/>
@@ -7478,7 +6937,7 @@
       </w:rPr>
     </w:lvl>
   </w:abstractNum>
-  <w:abstractNum w:abstractNumId="16" w15:restartNumberingAfterBreak="0">
+  <w:abstractNum w:abstractNumId="17" w15:restartNumberingAfterBreak="0">
     <w:nsid w:val="4F27606F"/>
     <w:multiLevelType w:val="hybridMultilevel"/>
     <w:tmpl w:val="994EA9A8"/>
@@ -7591,7 +7050,7 @@
       </w:rPr>
     </w:lvl>
   </w:abstractNum>
-  <w:abstractNum w:abstractNumId="17" w15:restartNumberingAfterBreak="0">
+  <w:abstractNum w:abstractNumId="18" w15:restartNumberingAfterBreak="0">
     <w:nsid w:val="506324C3"/>
     <w:multiLevelType w:val="hybridMultilevel"/>
     <w:tmpl w:val="A6189318"/>
@@ -7704,7 +7163,7 @@
       </w:rPr>
     </w:lvl>
   </w:abstractNum>
-  <w:abstractNum w:abstractNumId="18" w15:restartNumberingAfterBreak="0">
+  <w:abstractNum w:abstractNumId="19" w15:restartNumberingAfterBreak="0">
     <w:nsid w:val="55C7684C"/>
     <w:multiLevelType w:val="hybridMultilevel"/>
     <w:tmpl w:val="F3E41E44"/>
@@ -7817,7 +7276,7 @@
       </w:rPr>
     </w:lvl>
   </w:abstractNum>
-  <w:abstractNum w:abstractNumId="19" w15:restartNumberingAfterBreak="0">
+  <w:abstractNum w:abstractNumId="20" w15:restartNumberingAfterBreak="0">
     <w:nsid w:val="55DF03A6"/>
     <w:multiLevelType w:val="hybridMultilevel"/>
     <w:tmpl w:val="3E1C37BE"/>
@@ -7930,7 +7389,7 @@
       </w:rPr>
     </w:lvl>
   </w:abstractNum>
-  <w:abstractNum w:abstractNumId="20" w15:restartNumberingAfterBreak="0">
+  <w:abstractNum w:abstractNumId="21" w15:restartNumberingAfterBreak="0">
     <w:nsid w:val="612354DA"/>
     <w:multiLevelType w:val="hybridMultilevel"/>
     <w:tmpl w:val="ED403E50"/>
@@ -8043,7 +7502,7 @@
       </w:rPr>
     </w:lvl>
   </w:abstractNum>
-  <w:abstractNum w:abstractNumId="21" w15:restartNumberingAfterBreak="0">
+  <w:abstractNum w:abstractNumId="22" w15:restartNumberingAfterBreak="0">
     <w:nsid w:val="69023F7C"/>
     <w:multiLevelType w:val="hybridMultilevel"/>
     <w:tmpl w:val="89F4E002"/>
@@ -8156,7 +7615,7 @@
       </w:rPr>
     </w:lvl>
   </w:abstractNum>
-  <w:abstractNum w:abstractNumId="22" w15:restartNumberingAfterBreak="0">
+  <w:abstractNum w:abstractNumId="23" w15:restartNumberingAfterBreak="0">
     <w:nsid w:val="78D54DAF"/>
     <w:multiLevelType w:val="hybridMultilevel"/>
     <w:tmpl w:val="ED988AFA"/>
@@ -8270,16 +7729,16 @@
     </w:lvl>
   </w:abstractNum>
   <w:num w:numId="1" w16cid:durableId="608001743">
-    <w:abstractNumId w:val="22"/>
+    <w:abstractNumId w:val="23"/>
   </w:num>
   <w:num w:numId="2" w16cid:durableId="96099294">
     <w:abstractNumId w:val="9"/>
   </w:num>
   <w:num w:numId="3" w16cid:durableId="926622557">
-    <w:abstractNumId w:val="21"/>
+    <w:abstractNumId w:val="22"/>
   </w:num>
   <w:num w:numId="4" w16cid:durableId="1738820094">
-    <w:abstractNumId w:val="20"/>
+    <w:abstractNumId w:val="21"/>
   </w:num>
   <w:num w:numId="5" w16cid:durableId="1805468567">
     <w:abstractNumId w:val="11"/>
@@ -8300,13 +7759,13 @@
     <w:abstractNumId w:val="7"/>
   </w:num>
   <w:num w:numId="11" w16cid:durableId="1214273877">
-    <w:abstractNumId w:val="18"/>
+    <w:abstractNumId w:val="19"/>
   </w:num>
   <w:num w:numId="12" w16cid:durableId="426075616">
     <w:abstractNumId w:val="0"/>
   </w:num>
   <w:num w:numId="13" w16cid:durableId="1061487701">
-    <w:abstractNumId w:val="17"/>
+    <w:abstractNumId w:val="18"/>
   </w:num>
   <w:num w:numId="14" w16cid:durableId="346714840">
     <w:abstractNumId w:val="2"/>
@@ -8315,7 +7774,7 @@
     <w:abstractNumId w:val="3"/>
   </w:num>
   <w:num w:numId="16" w16cid:durableId="1531989582">
-    <w:abstractNumId w:val="16"/>
+    <w:abstractNumId w:val="17"/>
   </w:num>
   <w:num w:numId="17" w16cid:durableId="1156343425">
     <w:abstractNumId w:val="5"/>
@@ -8324,7 +7783,7 @@
     <w:abstractNumId w:val="13"/>
   </w:num>
   <w:num w:numId="19" w16cid:durableId="159200544">
-    <w:abstractNumId w:val="19"/>
+    <w:abstractNumId w:val="20"/>
   </w:num>
   <w:num w:numId="20" w16cid:durableId="475803251">
     <w:abstractNumId w:val="6"/>
@@ -8333,9 +7792,12 @@
     <w:abstractNumId w:val="4"/>
   </w:num>
   <w:num w:numId="22" w16cid:durableId="2032145230">
+    <w:abstractNumId w:val="16"/>
+  </w:num>
+  <w:num w:numId="23" w16cid:durableId="1491361486">
     <w:abstractNumId w:val="15"/>
   </w:num>
-  <w:num w:numId="23" w16cid:durableId="1491361486">
+  <w:num w:numId="24" w16cid:durableId="1555311873">
     <w:abstractNumId w:val="14"/>
   </w:num>
 </w:numbering>
@@ -8782,10 +8244,32 @@
       <w:szCs w:val="18"/>
     </w:rPr>
   </w:style>
+  <w:style w:type="paragraph" w:styleId="Heading3">
+    <w:name w:val="heading 3"/>
+    <w:basedOn w:val="Normal"/>
+    <w:next w:val="Normal"/>
+    <w:link w:val="Heading3Char"/>
+    <w:uiPriority w:val="9"/>
+    <w:semiHidden/>
+    <w:unhideWhenUsed/>
+    <w:qFormat/>
+    <w:rsid w:val="00DC7506"/>
+    <w:pPr>
+      <w:keepNext/>
+      <w:keepLines/>
+      <w:spacing w:before="40"/>
+      <w:outlineLvl w:val="2"/>
+    </w:pPr>
+    <w:rPr>
+      <w:rFonts w:asciiTheme="majorHAnsi" w:eastAsiaTheme="majorEastAsia" w:hAnsiTheme="majorHAnsi" w:cstheme="majorBidi"/>
+      <w:color w:val="243F60" w:themeColor="accent1" w:themeShade="7F"/>
+      <w:sz w:val="24"/>
+      <w:szCs w:val="24"/>
+    </w:rPr>
+  </w:style>
   <w:style w:type="character" w:default="1" w:styleId="DefaultParagraphFont">
     <w:name w:val="Default Paragraph Font"/>
     <w:uiPriority w:val="1"/>
-    <w:semiHidden/>
     <w:unhideWhenUsed/>
   </w:style>
   <w:style w:type="table" w:default="1" w:styleId="TableNormal">
@@ -8975,6 +8459,21 @@
     <w:rPr>
       <w:color w:val="605E5C"/>
       <w:shd w:val="clear" w:color="auto" w:fill="E1DFDD"/>
+    </w:rPr>
+  </w:style>
+  <w:style w:type="character" w:customStyle="1" w:styleId="Heading3Char">
+    <w:name w:val="Heading 3 Char"/>
+    <w:basedOn w:val="DefaultParagraphFont"/>
+    <w:link w:val="Heading3"/>
+    <w:uiPriority w:val="9"/>
+    <w:semiHidden/>
+    <w:rsid w:val="00DC7506"/>
+    <w:rPr>
+      <w:rFonts w:asciiTheme="majorHAnsi" w:eastAsiaTheme="majorEastAsia" w:hAnsiTheme="majorHAnsi" w:cstheme="majorBidi"/>
+      <w:color w:val="243F60" w:themeColor="accent1" w:themeShade="7F"/>
+      <w:sz w:val="24"/>
+      <w:szCs w:val="24"/>
+      <w:lang w:val="pt-PT" w:eastAsia="pt-PT" w:bidi="pt-PT"/>
     </w:rPr>
   </w:style>
 </w:styles>

--- a/Curriculo Henrique Xavier.docx
+++ b/Curriculo Henrique Xavier.docx
@@ -1,6 +1,6 @@
 
 <file path=word/document.xml><?xml version="1.0" encoding="utf-8"?>
-<w:document xmlns:wpc="http://schemas.microsoft.com/office/word/2010/wordprocessingCanvas" xmlns:cx="http://schemas.microsoft.com/office/drawing/2014/chartex" xmlns:cx1="http://schemas.microsoft.com/office/drawing/2015/9/8/chartex" xmlns:cx2="http://schemas.microsoft.com/office/drawing/2015/10/21/chartex" xmlns:cx3="http://schemas.microsoft.com/office/drawing/2016/5/9/chartex" xmlns:cx4="http://schemas.microsoft.com/office/drawing/2016/5/10/chartex" xmlns:cx5="http://schemas.microsoft.com/office/drawing/2016/5/11/chartex" xmlns:cx6="http://schemas.microsoft.com/office/drawing/2016/5/12/chartex" xmlns:cx7="http://schemas.microsoft.com/office/drawing/2016/5/13/chartex" xmlns:cx8="http://schemas.microsoft.com/office/drawing/2016/5/14/chartex" xmlns:mc="http://schemas.openxmlformats.org/markup-compatibility/2006" xmlns:aink="http://schemas.microsoft.com/office/drawing/2016/ink" xmlns:am3d="http://schemas.microsoft.com/office/drawing/2017/model3d" xmlns:o="urn:schemas-microsoft-com:office:office" xmlns:oel="http://schemas.microsoft.com/office/2019/extlst" xmlns:r="http://schemas.openxmlformats.org/officeDocument/2006/relationships" xmlns:m="http://schemas.openxmlformats.org/officeDocument/2006/math" xmlns:v="urn:schemas-microsoft-com:vml" xmlns:wp14="http://schemas.microsoft.com/office/word/2010/wordprocessingDrawing" xmlns:wp="http://schemas.openxmlformats.org/drawingml/2006/wordprocessingDrawing" xmlns:w10="urn:schemas-microsoft-com:office:word" xmlns:w="http://schemas.openxmlformats.org/wordprocessingml/2006/main" xmlns:w14="http://schemas.microsoft.com/office/word/2010/wordml" xmlns:w15="http://schemas.microsoft.com/office/word/2012/wordml" xmlns:w16cex="http://schemas.microsoft.com/office/word/2018/wordml/cex" xmlns:w16cid="http://schemas.microsoft.com/office/word/2016/wordml/cid" xmlns:w16="http://schemas.microsoft.com/office/word/2018/wordml" xmlns:w16du="http://schemas.microsoft.com/office/word/2023/wordml/word16du" xmlns:w16sdtdh="http://schemas.microsoft.com/office/word/2020/wordml/sdtdatahash" xmlns:w16sdtfl="http://schemas.microsoft.com/office/word/2024/wordml/sdtformatlock" xmlns:w16se="http://schemas.microsoft.com/office/word/2015/wordml/symex" xmlns:wpg="http://schemas.microsoft.com/office/word/2010/wordprocessingGroup" xmlns:wpi="http://schemas.microsoft.com/office/word/2010/wordprocessingInk" xmlns:wne="http://schemas.microsoft.com/office/word/2006/wordml" xmlns:wps="http://schemas.microsoft.com/office/word/2010/wordprocessingShape" mc:Ignorable="w14 w15 w16se w16cid w16 w16cex w16sdtdh w16sdtfl w16du wp14">
+<w:document xmlns:wpc="http://schemas.microsoft.com/office/word/2010/wordprocessingCanvas" xmlns:cx="http://schemas.microsoft.com/office/drawing/2014/chartex" xmlns:cx1="http://schemas.microsoft.com/office/drawing/2015/9/8/chartex" xmlns:cx2="http://schemas.microsoft.com/office/drawing/2015/10/21/chartex" xmlns:cx3="http://schemas.microsoft.com/office/drawing/2016/5/9/chartex" xmlns:cx4="http://schemas.microsoft.com/office/drawing/2016/5/10/chartex" xmlns:cx5="http://schemas.microsoft.com/office/drawing/2016/5/11/chartex" xmlns:cx6="http://schemas.microsoft.com/office/drawing/2016/5/12/chartex" xmlns:cx7="http://schemas.microsoft.com/office/drawing/2016/5/13/chartex" xmlns:cx8="http://schemas.microsoft.com/office/drawing/2016/5/14/chartex" xmlns:mc="http://schemas.openxmlformats.org/markup-compatibility/2006" xmlns:aink="http://schemas.microsoft.com/office/drawing/2016/ink" xmlns:am3d="http://schemas.microsoft.com/office/drawing/2017/model3d" xmlns:o="urn:schemas-microsoft-com:office:office" xmlns:oel="http://schemas.microsoft.com/office/2019/extlst" xmlns:r="http://schemas.openxmlformats.org/officeDocument/2006/relationships" xmlns:m="http://schemas.openxmlformats.org/officeDocument/2006/math" xmlns:v="urn:schemas-microsoft-com:vml" xmlns:wp14="http://schemas.microsoft.com/office/word/2010/wordprocessingDrawing" xmlns:wp="http://schemas.openxmlformats.org/drawingml/2006/wordprocessingDrawing" xmlns:w10="urn:schemas-microsoft-com:office:word" xmlns:w="http://schemas.openxmlformats.org/wordprocessingml/2006/main" xmlns:w14="http://schemas.microsoft.com/office/word/2010/wordml" xmlns:w15="http://schemas.microsoft.com/office/word/2012/wordml" xmlns:w16cei="http://schemas.microsoft.com/office/word/2026/wordml/cei" xmlns:w16cex="http://schemas.microsoft.com/office/word/2018/wordml/cex" xmlns:w16cid="http://schemas.microsoft.com/office/word/2016/wordml/cid" xmlns:w16="http://schemas.microsoft.com/office/word/2018/wordml" xmlns:w16du="http://schemas.microsoft.com/office/word/2023/wordml/word16du" xmlns:w16sdtdh="http://schemas.microsoft.com/office/word/2020/wordml/sdtdatahash" xmlns:w16sdtfl="http://schemas.microsoft.com/office/word/2024/wordml/sdtformatlock" xmlns:w16se="http://schemas.microsoft.com/office/word/2015/wordml/symex" xmlns:wpg="http://schemas.microsoft.com/office/word/2010/wordprocessingGroup" xmlns:wpi="http://schemas.microsoft.com/office/word/2010/wordprocessingInk" xmlns:wne="http://schemas.microsoft.com/office/word/2006/wordml" xmlns:wps="http://schemas.microsoft.com/office/word/2010/wordprocessingShape" mc:Ignorable="w14 w15 w16se w16cid w16 w16cex w16sdtdh w16sdtfl w16du wp14">
   <w:body>
     <w:p>
       <w:pPr>
@@ -382,20 +382,76 @@
           <w:b/>
           <w:bCs w:val="0"/>
         </w:rPr>
-        <w:t>Sistemas Embarcados (Embedded Systems)</w:t>
-      </w:r>
-      <w:r>
-        <w:t xml:space="preserve">, IIoT (Industrial Internet of Things) e </w:t>
-      </w:r>
+        <w:t>Sistemas Embarcados (</w:t>
+      </w:r>
+      <w:proofErr w:type="spellStart"/>
       <w:r>
         <w:rPr>
           <w:b/>
           <w:bCs w:val="0"/>
         </w:rPr>
+        <w:t>Embedded</w:t>
+      </w:r>
+      <w:proofErr w:type="spellEnd"/>
+      <w:r>
+        <w:rPr>
+          <w:b/>
+          <w:bCs w:val="0"/>
+        </w:rPr>
+        <w:t xml:space="preserve"> Systems)</w:t>
+      </w:r>
+      <w:r>
+        <w:t xml:space="preserve">, </w:t>
+      </w:r>
+      <w:proofErr w:type="spellStart"/>
+      <w:r>
+        <w:t>IIoT</w:t>
+      </w:r>
+      <w:proofErr w:type="spellEnd"/>
+      <w:r>
+        <w:t xml:space="preserve"> (Industrial Internet </w:t>
+      </w:r>
+      <w:proofErr w:type="spellStart"/>
+      <w:r>
+        <w:t>of</w:t>
+      </w:r>
+      <w:proofErr w:type="spellEnd"/>
+      <w:r>
+        <w:t xml:space="preserve"> </w:t>
+      </w:r>
+      <w:proofErr w:type="spellStart"/>
+      <w:r>
+        <w:t>Things</w:t>
+      </w:r>
+      <w:proofErr w:type="spellEnd"/>
+      <w:r>
+        <w:t xml:space="preserve">) e </w:t>
+      </w:r>
+      <w:r>
+        <w:rPr>
+          <w:b/>
+          <w:bCs w:val="0"/>
+        </w:rPr>
         <w:t>Desenvolvimento de Software</w:t>
       </w:r>
       <w:r>
-        <w:t>, com mais de 12 anos de experiência na indústria, atuando na convergência entre OT (Operational Technology) e IT (Information Technology).</w:t>
+        <w:t>, com mais de 12 anos de experiência na indústria, atuando na convergência entre OT (</w:t>
+      </w:r>
+      <w:proofErr w:type="spellStart"/>
+      <w:r>
+        <w:t>Operational</w:t>
+      </w:r>
+      <w:proofErr w:type="spellEnd"/>
+      <w:r>
+        <w:t xml:space="preserve"> Technology) e IT (</w:t>
+      </w:r>
+      <w:proofErr w:type="spellStart"/>
+      <w:r>
+        <w:t>Information</w:t>
+      </w:r>
+      <w:proofErr w:type="spellEnd"/>
+      <w:r>
+        <w:t xml:space="preserve"> Technology).</w:t>
       </w:r>
     </w:p>
     <w:p>
@@ -494,12 +550,69 @@
       <w:r>
         <w:t xml:space="preserve"> e Automação Industrial, com forte conhecimento em protocolos como </w:t>
       </w:r>
+      <w:proofErr w:type="spellStart"/>
       <w:r>
         <w:rPr>
           <w:b/>
           <w:bCs w:val="0"/>
         </w:rPr>
-        <w:t xml:space="preserve">BACnet, Modbus, Profinet, EtherNet/IP, HART </w:t>
+        <w:t>BACnet</w:t>
+      </w:r>
+      <w:proofErr w:type="spellEnd"/>
+      <w:r>
+        <w:rPr>
+          <w:b/>
+          <w:bCs w:val="0"/>
+        </w:rPr>
+        <w:t xml:space="preserve">, </w:t>
+      </w:r>
+      <w:proofErr w:type="spellStart"/>
+      <w:r>
+        <w:rPr>
+          <w:b/>
+          <w:bCs w:val="0"/>
+        </w:rPr>
+        <w:t>Modbus</w:t>
+      </w:r>
+      <w:proofErr w:type="spellEnd"/>
+      <w:r>
+        <w:rPr>
+          <w:b/>
+          <w:bCs w:val="0"/>
+        </w:rPr>
+        <w:t xml:space="preserve">, </w:t>
+      </w:r>
+      <w:proofErr w:type="spellStart"/>
+      <w:r>
+        <w:rPr>
+          <w:b/>
+          <w:bCs w:val="0"/>
+        </w:rPr>
+        <w:t>Profinet</w:t>
+      </w:r>
+      <w:proofErr w:type="spellEnd"/>
+      <w:r>
+        <w:rPr>
+          <w:b/>
+          <w:bCs w:val="0"/>
+        </w:rPr>
+        <w:t xml:space="preserve">, </w:t>
+      </w:r>
+      <w:proofErr w:type="spellStart"/>
+      <w:r>
+        <w:rPr>
+          <w:b/>
+          <w:bCs w:val="0"/>
+        </w:rPr>
+        <w:t>EtherNet</w:t>
+      </w:r>
+      <w:proofErr w:type="spellEnd"/>
+      <w:r>
+        <w:rPr>
+          <w:b/>
+          <w:bCs w:val="0"/>
+        </w:rPr>
+        <w:t xml:space="preserve">/IP, HART </w:t>
       </w:r>
       <w:r>
         <w:t>e</w:t>
@@ -514,12 +627,37 @@
       <w:r>
         <w:t xml:space="preserve"> além de integração entre </w:t>
       </w:r>
+      <w:proofErr w:type="spellStart"/>
       <w:r>
         <w:rPr>
           <w:b/>
           <w:bCs w:val="0"/>
         </w:rPr>
-        <w:t>CLPs, IHMs, SCADA, gateways industriais</w:t>
+        <w:t>CLPs</w:t>
+      </w:r>
+      <w:proofErr w:type="spellEnd"/>
+      <w:r>
+        <w:rPr>
+          <w:b/>
+          <w:bCs w:val="0"/>
+        </w:rPr>
+        <w:t xml:space="preserve">, </w:t>
+      </w:r>
+      <w:proofErr w:type="spellStart"/>
+      <w:r>
+        <w:rPr>
+          <w:b/>
+          <w:bCs w:val="0"/>
+        </w:rPr>
+        <w:t>IHMs</w:t>
+      </w:r>
+      <w:proofErr w:type="spellEnd"/>
+      <w:r>
+        <w:rPr>
+          <w:b/>
+          <w:bCs w:val="0"/>
+        </w:rPr>
+        <w:t>, SCADA, gateways industriais</w:t>
       </w:r>
       <w:r>
         <w:t xml:space="preserve"> e </w:t>
@@ -547,22 +685,49 @@
       <w:r>
         <w:t xml:space="preserve">Na área de </w:t>
       </w:r>
+      <w:proofErr w:type="spellStart"/>
       <w:r>
         <w:rPr>
           <w:b/>
           <w:bCs w:val="0"/>
         </w:rPr>
-        <w:t>Embedded Systems &amp; Firmware Development</w:t>
-      </w:r>
+        <w:t>Embedded</w:t>
+      </w:r>
+      <w:proofErr w:type="spellEnd"/>
+      <w:r>
+        <w:rPr>
+          <w:b/>
+          <w:bCs w:val="0"/>
+        </w:rPr>
+        <w:t xml:space="preserve"> Systems &amp; Firmware </w:t>
+      </w:r>
+      <w:proofErr w:type="spellStart"/>
+      <w:r>
+        <w:rPr>
+          <w:b/>
+          <w:bCs w:val="0"/>
+        </w:rPr>
+        <w:t>Development</w:t>
+      </w:r>
+      <w:proofErr w:type="spellEnd"/>
       <w:r>
         <w:t xml:space="preserve">, atuo no desenvolvimento de aplicações em </w:t>
       </w:r>
+      <w:proofErr w:type="spellStart"/>
       <w:r>
         <w:rPr>
           <w:b/>
           <w:bCs w:val="0"/>
         </w:rPr>
-        <w:t>Embedded C/C++</w:t>
+        <w:t>Embedded</w:t>
+      </w:r>
+      <w:proofErr w:type="spellEnd"/>
+      <w:r>
+        <w:rPr>
+          <w:b/>
+          <w:bCs w:val="0"/>
+        </w:rPr>
+        <w:t xml:space="preserve"> C/C++</w:t>
       </w:r>
       <w:r>
         <w:t xml:space="preserve">, firmware para microcontroladores </w:t>
@@ -587,12 +752,21 @@
       <w:r>
         <w:t xml:space="preserve">, além da utilização de </w:t>
       </w:r>
+      <w:proofErr w:type="spellStart"/>
       <w:r>
         <w:rPr>
           <w:b/>
           <w:bCs w:val="0"/>
         </w:rPr>
-        <w:t xml:space="preserve">Zephyr RTOS, ESP-IDF, Arduino </w:t>
+        <w:t>Zephyr</w:t>
+      </w:r>
+      <w:proofErr w:type="spellEnd"/>
+      <w:r>
+        <w:rPr>
+          <w:b/>
+          <w:bCs w:val="0"/>
+        </w:rPr>
+        <w:t xml:space="preserve"> RTOS, ESP-IDF, Arduino </w:t>
       </w:r>
       <w:r>
         <w:t>e</w:t>
@@ -602,7 +776,23 @@
           <w:b/>
           <w:bCs w:val="0"/>
         </w:rPr>
-        <w:t xml:space="preserve"> Raspberry Pi</w:t>
+        <w:t xml:space="preserve"> </w:t>
+      </w:r>
+      <w:proofErr w:type="spellStart"/>
+      <w:r>
+        <w:rPr>
+          <w:b/>
+          <w:bCs w:val="0"/>
+        </w:rPr>
+        <w:t>Raspberry</w:t>
+      </w:r>
+      <w:proofErr w:type="spellEnd"/>
+      <w:r>
+        <w:rPr>
+          <w:b/>
+          <w:bCs w:val="0"/>
+        </w:rPr>
+        <w:t xml:space="preserve"> Pi</w:t>
       </w:r>
       <w:r>
         <w:t>. Tenho experiência prática em bancada com montagem de painéis, conexão de sensores, testes funcionais, validação de hardware e depuração de sistemas eletroeletrônicos.</w:t>
@@ -638,7 +828,15 @@
         <w:t>software</w:t>
       </w:r>
       <w:r>
-        <w:t xml:space="preserve">, realizando troubleshooting e debugging de sistemas complexos, incluindo aquisição e tratamento de </w:t>
+        <w:t xml:space="preserve">, realizando troubleshooting e </w:t>
+      </w:r>
+      <w:proofErr w:type="spellStart"/>
+      <w:r>
+        <w:t>debugging</w:t>
+      </w:r>
+      <w:proofErr w:type="spellEnd"/>
+      <w:r>
+        <w:t xml:space="preserve"> de sistemas complexos, incluindo aquisição e tratamento de </w:t>
       </w:r>
       <w:r>
         <w:rPr>
@@ -690,12 +888,69 @@
       <w:r>
         <w:t xml:space="preserve"> voltadas para ambientes industriais, utilizando tecnologias como </w:t>
       </w:r>
+      <w:proofErr w:type="spellStart"/>
       <w:r>
         <w:rPr>
           <w:b/>
           <w:bCs w:val="0"/>
         </w:rPr>
-        <w:t xml:space="preserve">React, React Native, Node.js, Python, SQL, MongoDB, Docker, REST APIs, AWS </w:t>
+        <w:t>React</w:t>
+      </w:r>
+      <w:proofErr w:type="spellEnd"/>
+      <w:r>
+        <w:rPr>
+          <w:b/>
+          <w:bCs w:val="0"/>
+        </w:rPr>
+        <w:t xml:space="preserve">, </w:t>
+      </w:r>
+      <w:proofErr w:type="spellStart"/>
+      <w:r>
+        <w:rPr>
+          <w:b/>
+          <w:bCs w:val="0"/>
+        </w:rPr>
+        <w:t>React</w:t>
+      </w:r>
+      <w:proofErr w:type="spellEnd"/>
+      <w:r>
+        <w:rPr>
+          <w:b/>
+          <w:bCs w:val="0"/>
+        </w:rPr>
+        <w:t xml:space="preserve"> </w:t>
+      </w:r>
+      <w:proofErr w:type="spellStart"/>
+      <w:r>
+        <w:rPr>
+          <w:b/>
+          <w:bCs w:val="0"/>
+        </w:rPr>
+        <w:t>Native</w:t>
+      </w:r>
+      <w:proofErr w:type="spellEnd"/>
+      <w:r>
+        <w:rPr>
+          <w:b/>
+          <w:bCs w:val="0"/>
+        </w:rPr>
+        <w:t xml:space="preserve">, Node.js, Python, SQL, </w:t>
+      </w:r>
+      <w:proofErr w:type="spellStart"/>
+      <w:r>
+        <w:rPr>
+          <w:b/>
+          <w:bCs w:val="0"/>
+        </w:rPr>
+        <w:t>MongoDB</w:t>
+      </w:r>
+      <w:proofErr w:type="spellEnd"/>
+      <w:r>
+        <w:rPr>
+          <w:b/>
+          <w:bCs w:val="0"/>
+        </w:rPr>
+        <w:t xml:space="preserve">, Docker, REST APIs, AWS </w:t>
       </w:r>
       <w:r>
         <w:t xml:space="preserve">e </w:t>
@@ -909,6 +1164,7 @@
       <w:r>
         <w:t xml:space="preserve">Desenvolvimento de soluções </w:t>
       </w:r>
+      <w:proofErr w:type="spellStart"/>
       <w:r>
         <w:rPr>
           <w:b/>
@@ -916,6 +1172,7 @@
         </w:rPr>
         <w:t>IIoT</w:t>
       </w:r>
+      <w:proofErr w:type="spellEnd"/>
       <w:r>
         <w:t xml:space="preserve"> para aquisição, transmissão e visualização de dados industriais.</w:t>
       </w:r>
@@ -951,13 +1208,31 @@
       <w:r>
         <w:t xml:space="preserve"> + Aplicativo mobile (</w:t>
       </w:r>
+      <w:proofErr w:type="spellStart"/>
       <w:r>
         <w:rPr>
           <w:b/>
           <w:bCs w:val="0"/>
         </w:rPr>
-        <w:t>React Native</w:t>
-      </w:r>
+        <w:t>React</w:t>
+      </w:r>
+      <w:proofErr w:type="spellEnd"/>
+      <w:r>
+        <w:rPr>
+          <w:b/>
+          <w:bCs w:val="0"/>
+        </w:rPr>
+        <w:t xml:space="preserve"> </w:t>
+      </w:r>
+      <w:proofErr w:type="spellStart"/>
+      <w:r>
+        <w:rPr>
+          <w:b/>
+          <w:bCs w:val="0"/>
+        </w:rPr>
+        <w:t>Native</w:t>
+      </w:r>
+      <w:proofErr w:type="spellEnd"/>
       <w:r>
         <w:t>);</w:t>
       </w:r>
@@ -999,12 +1274,21 @@
       <w:r>
         <w:t xml:space="preserve"> e protocolo </w:t>
       </w:r>
+      <w:proofErr w:type="spellStart"/>
       <w:r>
         <w:rPr>
           <w:b/>
           <w:bCs w:val="0"/>
         </w:rPr>
-        <w:t>Modbus RTU</w:t>
+        <w:t>Modbus</w:t>
+      </w:r>
+      <w:proofErr w:type="spellEnd"/>
+      <w:r>
+        <w:rPr>
+          <w:b/>
+          <w:bCs w:val="0"/>
+        </w:rPr>
+        <w:t xml:space="preserve"> RTU</w:t>
       </w:r>
       <w:r>
         <w:t>.</w:t>
@@ -1021,6 +1305,7 @@
       <w:r>
         <w:t xml:space="preserve">Desenvolvimento de sistema de </w:t>
       </w:r>
+      <w:proofErr w:type="spellStart"/>
       <w:r>
         <w:rPr>
           <w:b/>
@@ -1028,6 +1313,7 @@
         </w:rPr>
         <w:t>datalooger</w:t>
       </w:r>
+      <w:proofErr w:type="spellEnd"/>
       <w:r>
         <w:t xml:space="preserve"> com</w:t>
       </w:r>
@@ -1046,8 +1332,17 @@
           <w:b/>
           <w:bCs w:val="0"/>
         </w:rPr>
-        <w:t xml:space="preserve"> Python + React</w:t>
-      </w:r>
+        <w:t xml:space="preserve"> Python + </w:t>
+      </w:r>
+      <w:proofErr w:type="spellStart"/>
+      <w:r>
+        <w:rPr>
+          <w:b/>
+          <w:bCs w:val="0"/>
+        </w:rPr>
+        <w:t>React</w:t>
+      </w:r>
+      <w:proofErr w:type="spellEnd"/>
       <w:r>
         <w:t>.</w:t>
       </w:r>
@@ -1150,8 +1445,13 @@
         <w:pStyle w:val="Titulo2"/>
       </w:pPr>
       <w:r>
-        <w:t>Principais Competências | Core Competencies</w:t>
-      </w:r>
+        <w:t xml:space="preserve">Principais Competências | Core </w:t>
+      </w:r>
+      <w:proofErr w:type="spellStart"/>
+      <w:r>
+        <w:t>Competencies</w:t>
+      </w:r>
+      <w:proofErr w:type="spellEnd"/>
     </w:p>
     <w:p>
       <w:pPr>
@@ -1178,57 +1478,170 @@
     <w:p>
       <w:pPr>
         <w:pStyle w:val="Corpo"/>
-      </w:pPr>
-      <w:r>
+        <w:rPr>
+          <w:lang w:val="en-US"/>
+        </w:rPr>
+      </w:pPr>
+      <w:r>
+        <w:rPr>
+          <w:lang w:val="en-US"/>
+        </w:rPr>
         <w:t>PLC Programming • IEC 61131-3 • Siemens • Rockwell Automation • Studio 5000 • TIA Portal •</w:t>
       </w:r>
       <w:r>
-        <w:t xml:space="preserve"> Carel C.Suite</w:t>
-      </w:r>
-      <w:r>
+        <w:rPr>
+          <w:lang w:val="en-US"/>
+        </w:rPr>
+        <w:t xml:space="preserve"> Carel </w:t>
+      </w:r>
+      <w:proofErr w:type="spellStart"/>
+      <w:r>
+        <w:rPr>
+          <w:lang w:val="en-US"/>
+        </w:rPr>
+        <w:t>C.Suite</w:t>
+      </w:r>
+      <w:proofErr w:type="spellEnd"/>
+      <w:r>
+        <w:rPr>
+          <w:lang w:val="en-US"/>
+        </w:rPr>
         <w:t xml:space="preserve"> </w:t>
       </w:r>
-      <w:r>
-        <w:t>Elipse E3</w:t>
-      </w:r>
-      <w:r>
-        <w:t xml:space="preserve"> • TIA Portal • </w:t>
-      </w:r>
-      <w:r>
-        <w:t>SCADA • HMI • Industrial Networking • BACnet • Modbus • Profinet • EtherNet/IP • HART • VPN Industrial • Process Control • Instrumentation</w:t>
+      <w:proofErr w:type="spellStart"/>
+      <w:r>
+        <w:rPr>
+          <w:lang w:val="en-US"/>
+        </w:rPr>
+        <w:t>Elipse</w:t>
+      </w:r>
+      <w:proofErr w:type="spellEnd"/>
+      <w:r>
+        <w:rPr>
+          <w:lang w:val="en-US"/>
+        </w:rPr>
+        <w:t xml:space="preserve"> E3 • TIA Portal • </w:t>
+      </w:r>
+      <w:r>
+        <w:rPr>
+          <w:lang w:val="en-US"/>
+        </w:rPr>
+        <w:t xml:space="preserve">SCADA • HMI • Industrial Networking • BACnet • Modbus • </w:t>
+      </w:r>
+      <w:proofErr w:type="spellStart"/>
+      <w:r>
+        <w:rPr>
+          <w:lang w:val="en-US"/>
+        </w:rPr>
+        <w:t>Profinet</w:t>
+      </w:r>
+      <w:proofErr w:type="spellEnd"/>
+      <w:r>
+        <w:rPr>
+          <w:lang w:val="en-US"/>
+        </w:rPr>
+        <w:t xml:space="preserve"> • </w:t>
+      </w:r>
+      <w:proofErr w:type="spellStart"/>
+      <w:r>
+        <w:rPr>
+          <w:lang w:val="en-US"/>
+        </w:rPr>
+        <w:t>EtherNet</w:t>
+      </w:r>
+      <w:proofErr w:type="spellEnd"/>
+      <w:r>
+        <w:rPr>
+          <w:lang w:val="en-US"/>
+        </w:rPr>
+        <w:t>/IP • HART • VPN Industrial • Process Control • Instrumentation</w:t>
       </w:r>
     </w:p>
     <w:p>
       <w:pPr>
         <w:pStyle w:val="Titulo3"/>
-      </w:pPr>
-      <w:r>
-        <w:t>Embedded Systems | Sistemas Embarcados</w:t>
-      </w:r>
-    </w:p>
-    <w:p>
-      <w:pPr>
-        <w:pStyle w:val="Corpo"/>
-      </w:pPr>
-      <w:r>
+        <w:rPr>
+          <w:lang w:val="en-US"/>
+        </w:rPr>
+      </w:pPr>
+      <w:r>
+        <w:rPr>
+          <w:lang w:val="en-US"/>
+        </w:rPr>
+        <w:t xml:space="preserve">Embedded Systems | Sistemas </w:t>
+      </w:r>
+      <w:proofErr w:type="spellStart"/>
+      <w:r>
+        <w:rPr>
+          <w:lang w:val="en-US"/>
+        </w:rPr>
+        <w:t>Embarcados</w:t>
+      </w:r>
+      <w:proofErr w:type="spellEnd"/>
+    </w:p>
+    <w:p>
+      <w:pPr>
+        <w:pStyle w:val="Corpo"/>
+        <w:rPr>
+          <w:lang w:val="en-US"/>
+        </w:rPr>
+      </w:pPr>
+      <w:r>
+        <w:rPr>
+          <w:lang w:val="en-US"/>
+        </w:rPr>
         <w:t>Embedded C • Firmware Development • ESP32 • STM32 • Zephyr RTOS • ESP-IDF • Arduino Opta • Arduino • Raspberry Pi • BLE • UART • SPI • I2C • Sensor Integration • Hardware Validation • Debugging • Edge Computing</w:t>
       </w:r>
     </w:p>
     <w:p>
       <w:pPr>
         <w:pStyle w:val="Titulo3"/>
-      </w:pPr>
-      <w:r>
+        <w:rPr>
+          <w:lang w:val="en-US"/>
+        </w:rPr>
+      </w:pPr>
+      <w:r>
+        <w:rPr>
+          <w:lang w:val="en-US"/>
+        </w:rPr>
         <w:t>Software &amp; Cloud</w:t>
       </w:r>
     </w:p>
     <w:p>
       <w:pPr>
         <w:pStyle w:val="Corpo"/>
-      </w:pPr>
-      <w:r>
-        <w:t>Python • JavaScript • TypeScript • React • React Native • Node.js • Electron • SQL Server • MySQL • MongoDB • InfluxDB • REST APIs • Docker • Git • GitHub • Linux • AWS • Google Cloud • IoT Platforms • TagoIO</w:t>
-      </w:r>
+        <w:rPr>
+          <w:lang w:val="en-US"/>
+        </w:rPr>
+      </w:pPr>
+      <w:r>
+        <w:rPr>
+          <w:lang w:val="en-US"/>
+        </w:rPr>
+        <w:t xml:space="preserve">Python • JavaScript • TypeScript • React • React Native • Node.js • Electron • SQL Server • MySQL • MongoDB • </w:t>
+      </w:r>
+      <w:proofErr w:type="spellStart"/>
+      <w:r>
+        <w:rPr>
+          <w:lang w:val="en-US"/>
+        </w:rPr>
+        <w:t>InfluxDB</w:t>
+      </w:r>
+      <w:proofErr w:type="spellEnd"/>
+      <w:r>
+        <w:rPr>
+          <w:lang w:val="en-US"/>
+        </w:rPr>
+        <w:t xml:space="preserve"> • REST APIs • Docker • Git • GitHub • Linux • AWS • Google Cloud • IoT Platforms • </w:t>
+      </w:r>
+      <w:proofErr w:type="spellStart"/>
+      <w:r>
+        <w:rPr>
+          <w:lang w:val="en-US"/>
+        </w:rPr>
+        <w:t>TagoIO</w:t>
+      </w:r>
+      <w:proofErr w:type="spellEnd"/>
     </w:p>
     <w:p>
       <w:pPr>
@@ -1249,8 +1662,13 @@
         <w:pStyle w:val="Titulo2"/>
       </w:pPr>
       <w:r>
-        <w:t>Idiomas | Languages</w:t>
-      </w:r>
+        <w:t xml:space="preserve">Idiomas | </w:t>
+      </w:r>
+      <w:proofErr w:type="spellStart"/>
+      <w:r>
+        <w:t>Languages</w:t>
+      </w:r>
+      <w:proofErr w:type="spellEnd"/>
     </w:p>
     <w:p>
       <w:pPr>
@@ -1277,7 +1695,15 @@
         <w:t>🇺🇸</w:t>
       </w:r>
       <w:r>
-        <w:t xml:space="preserve"> Inglês Profissional para leitura, interpretação e análise de documentação técnica, normas, datasheets, especificações de sistemas e comunicação escrita. Atualmente em desenvolvimento contínuo da fluência conversacional para reuniões, stand-ups e interação com clientes internacionais.</w:t>
+        <w:t xml:space="preserve"> Inglês Profissional para leitura, interpretação e análise de documentação técnica, normas, datasheets, especificações de sistemas e comunicação escrita. Atualmente em desenvolvimento contínuo da fluência conversacional para reuniões, stand-</w:t>
+      </w:r>
+      <w:proofErr w:type="spellStart"/>
+      <w:r>
+        <w:t>ups</w:t>
+      </w:r>
+      <w:proofErr w:type="spellEnd"/>
+      <w:r>
+        <w:t xml:space="preserve"> e interação com clientes internacionais.</w:t>
       </w:r>
     </w:p>
     <w:p>
@@ -1519,7 +1945,15 @@
         <w:t xml:space="preserve">, </w:t>
       </w:r>
       <w:r>
-        <w:t xml:space="preserve">Plataforma Hora de Codar – </w:t>
+        <w:t xml:space="preserve">Plataforma Hora de </w:t>
+      </w:r>
+      <w:proofErr w:type="spellStart"/>
+      <w:r>
+        <w:t>Codar</w:t>
+      </w:r>
+      <w:proofErr w:type="spellEnd"/>
+      <w:r>
+        <w:t xml:space="preserve"> – </w:t>
       </w:r>
       <w:r>
         <w:t>https://horadecodar.com.br</w:t>
@@ -1551,23 +1985,45 @@
           <w:lang w:val="en-US"/>
         </w:rPr>
       </w:pPr>
+      <w:proofErr w:type="spellStart"/>
       <w:r>
         <w:rPr>
           <w:lang w:val="en-US"/>
         </w:rPr>
-        <w:t>TagoIO Developer Training Modules</w:t>
-      </w:r>
+        <w:t>TagoIO</w:t>
+      </w:r>
+      <w:proofErr w:type="spellEnd"/>
       <w:r>
         <w:rPr>
           <w:lang w:val="en-US"/>
         </w:rPr>
+        <w:t xml:space="preserve"> Developer Training Modules</w:t>
+      </w:r>
+      <w:r>
+        <w:rPr>
+          <w:lang w:val="en-US"/>
+        </w:rPr>
         <w:t xml:space="preserve"> </w:t>
       </w:r>
       <w:r>
         <w:rPr>
           <w:lang w:val="en-US"/>
         </w:rPr>
-        <w:t xml:space="preserve">(101 ~ 207) – TagoIO </w:t>
+        <w:t xml:space="preserve">(101 ~ 207) – </w:t>
+      </w:r>
+      <w:proofErr w:type="spellStart"/>
+      <w:r>
+        <w:rPr>
+          <w:lang w:val="en-US"/>
+        </w:rPr>
+        <w:t>TagoIO</w:t>
+      </w:r>
+      <w:proofErr w:type="spellEnd"/>
+      <w:r>
+        <w:rPr>
+          <w:lang w:val="en-US"/>
+        </w:rPr>
+        <w:t xml:space="preserve"> </w:t>
       </w:r>
       <w:r>
         <w:rPr>
@@ -1616,7 +2072,15 @@
         </w:numPr>
       </w:pPr>
       <w:r>
-        <w:t>Programação do CLP Familia MICRO 800, Plataforma Coursify.me</w:t>
+        <w:t xml:space="preserve">Programação do CLP </w:t>
+      </w:r>
+      <w:proofErr w:type="spellStart"/>
+      <w:r>
+        <w:t>Familia</w:t>
+      </w:r>
+      <w:proofErr w:type="spellEnd"/>
+      <w:r>
+        <w:t xml:space="preserve"> MICRO 800, Plataforma Coursify.me</w:t>
       </w:r>
     </w:p>
     <w:p>
@@ -1658,7 +2122,31 @@
         </w:numPr>
       </w:pPr>
       <w:r>
-        <w:t xml:space="preserve">Software 1Tool – Programação pCO sistemas (PLC Carel), Plataforma Pennse Controles Ltda. </w:t>
+        <w:t xml:space="preserve">Software 1Tool – Programação </w:t>
+      </w:r>
+      <w:proofErr w:type="spellStart"/>
+      <w:r>
+        <w:t>pCO</w:t>
+      </w:r>
+      <w:proofErr w:type="spellEnd"/>
+      <w:r>
+        <w:t xml:space="preserve"> sistemas (PLC </w:t>
+      </w:r>
+      <w:proofErr w:type="spellStart"/>
+      <w:r>
+        <w:t>Carel</w:t>
+      </w:r>
+      <w:proofErr w:type="spellEnd"/>
+      <w:r>
+        <w:t xml:space="preserve">), Plataforma </w:t>
+      </w:r>
+      <w:proofErr w:type="spellStart"/>
+      <w:r>
+        <w:t>Pennse</w:t>
+      </w:r>
+      <w:proofErr w:type="spellEnd"/>
+      <w:r>
+        <w:t xml:space="preserve"> Controles Ltda. </w:t>
       </w:r>
     </w:p>
     <w:p>
@@ -1679,7 +2167,39 @@
         </w:numPr>
       </w:pPr>
       <w:r>
-        <w:t xml:space="preserve">Softwares da linha C. Suite – Programação de PLC’s e IHM´s, Centro de treinamento Carel. </w:t>
+        <w:t xml:space="preserve">Softwares da linha C. </w:t>
+      </w:r>
+      <w:proofErr w:type="spellStart"/>
+      <w:r>
+        <w:t>Suite</w:t>
+      </w:r>
+      <w:proofErr w:type="spellEnd"/>
+      <w:r>
+        <w:t xml:space="preserve"> – Programação de </w:t>
+      </w:r>
+      <w:proofErr w:type="spellStart"/>
+      <w:r>
+        <w:t>PLC’s</w:t>
+      </w:r>
+      <w:proofErr w:type="spellEnd"/>
+      <w:r>
+        <w:t xml:space="preserve"> e </w:t>
+      </w:r>
+      <w:proofErr w:type="spellStart"/>
+      <w:r>
+        <w:t>IHM´s</w:t>
+      </w:r>
+      <w:proofErr w:type="spellEnd"/>
+      <w:r>
+        <w:t xml:space="preserve">, Centro de treinamento </w:t>
+      </w:r>
+      <w:proofErr w:type="spellStart"/>
+      <w:r>
+        <w:t>Carel</w:t>
+      </w:r>
+      <w:proofErr w:type="spellEnd"/>
+      <w:r>
+        <w:t xml:space="preserve">. </w:t>
       </w:r>
     </w:p>
     <w:p>
@@ -1755,9 +2275,11 @@
       <w:pPr>
         <w:pStyle w:val="Titulo2"/>
       </w:pPr>
+      <w:proofErr w:type="spellStart"/>
       <w:r>
         <w:t>Zilia</w:t>
       </w:r>
+      <w:proofErr w:type="spellEnd"/>
       <w:r>
         <w:t xml:space="preserve"> Technologies</w:t>
       </w:r>
@@ -1832,7 +2354,15 @@
         <w:t>g</w:t>
       </w:r>
       <w:r>
-        <w:t>ência Ariticial embarcada</w:t>
+        <w:t xml:space="preserve">ência </w:t>
+      </w:r>
+      <w:proofErr w:type="spellStart"/>
+      <w:r>
+        <w:t>Ariticial</w:t>
+      </w:r>
+      <w:proofErr w:type="spellEnd"/>
+      <w:r>
+        <w:t xml:space="preserve"> embarcada</w:t>
       </w:r>
       <w:r>
         <w:t>.</w:t>
@@ -1858,11 +2388,9 @@
       <w:r>
         <w:t xml:space="preserve"> para monitoramento e </w:t>
       </w:r>
-      <w:proofErr w:type="spellStart"/>
-      <w:r>
-        <w:t>alarmistica</w:t>
-      </w:r>
-      <w:proofErr w:type="spellEnd"/>
+      <w:r>
+        <w:t>alarmística</w:t>
+      </w:r>
       <w:r>
         <w:t xml:space="preserve"> do processo</w:t>
       </w:r>
@@ -1974,7 +2502,15 @@
         </w:numPr>
       </w:pPr>
       <w:r>
-        <w:t>Desenvolvimento front-end em plataforma de nuvem IoT.</w:t>
+        <w:t>Desenvolvimento front-</w:t>
+      </w:r>
+      <w:proofErr w:type="spellStart"/>
+      <w:r>
+        <w:t>end</w:t>
+      </w:r>
+      <w:proofErr w:type="spellEnd"/>
+      <w:r>
+        <w:t xml:space="preserve"> em plataforma de nuvem IoT.</w:t>
       </w:r>
     </w:p>
     <w:p>
@@ -2304,11 +2840,19 @@
           <w:w w:val="105"/>
         </w:rPr>
       </w:pPr>
+      <w:proofErr w:type="spellStart"/>
       <w:r>
         <w:rPr>
           <w:w w:val="105"/>
         </w:rPr>
-        <w:t>Treetech Sistemas Digitais</w:t>
+        <w:t>Treetech</w:t>
+      </w:r>
+      <w:proofErr w:type="spellEnd"/>
+      <w:r>
+        <w:rPr>
+          <w:w w:val="105"/>
+        </w:rPr>
+        <w:t xml:space="preserve"> Sistemas Digitais</w:t>
       </w:r>
     </w:p>
     <w:p>
@@ -2334,7 +2878,7 @@
         <w:t xml:space="preserve">ezembro/2013 a </w:t>
       </w:r>
       <w:r>
-        <w:t>dezembro</w:t>
+        <w:t>novembro</w:t>
       </w:r>
       <w:r>
         <w:t>/20</w:t>
@@ -2375,8 +2919,13 @@
         <w:t xml:space="preserve"> de componentes</w:t>
       </w:r>
       <w:r>
-        <w:t xml:space="preserve"> e PCBs</w:t>
-      </w:r>
+        <w:t xml:space="preserve"> e </w:t>
+      </w:r>
+      <w:proofErr w:type="spellStart"/>
+      <w:r>
+        <w:t>PCBs</w:t>
+      </w:r>
+      <w:proofErr w:type="spellEnd"/>
       <w:r>
         <w:t xml:space="preserve"> </w:t>
       </w:r>
@@ -2488,19 +3037,32 @@
           <w:w w:val="105"/>
         </w:rPr>
       </w:pPr>
+      <w:proofErr w:type="spellStart"/>
       <w:r>
         <w:rPr>
           <w:w w:val="105"/>
         </w:rPr>
-        <w:t>HX Tronics - Freelancer</w:t>
-      </w:r>
+        <w:t>BadgerOn</w:t>
+      </w:r>
+      <w:proofErr w:type="spellEnd"/>
     </w:p>
     <w:p>
       <w:pPr>
         <w:pStyle w:val="Titulo3"/>
       </w:pPr>
       <w:r>
-        <w:t xml:space="preserve">Freelance Engineer - </w:t>
+        <w:t>Freelancer</w:t>
+      </w:r>
+      <w:r>
+        <w:t xml:space="preserve"> </w:t>
+      </w:r>
+      <w:proofErr w:type="spellStart"/>
+      <w:r>
+        <w:t>Engineer</w:t>
+      </w:r>
+      <w:proofErr w:type="spellEnd"/>
+      <w:r>
+        <w:t xml:space="preserve"> - </w:t>
       </w:r>
       <w:r>
         <w:t>Serviços freelancers nas áreas de embarcados, IoT e Automação - desde out</w:t>
@@ -2551,8 +3113,13 @@
         </w:numPr>
       </w:pPr>
       <w:r>
-        <w:t>Experiencia avançada com MCU STM32 e ambiente CubeIDE</w:t>
-      </w:r>
+        <w:t xml:space="preserve">Experiencia avançada com MCU STM32 e ambiente </w:t>
+      </w:r>
+      <w:proofErr w:type="spellStart"/>
+      <w:r>
+        <w:t>CubeIDE</w:t>
+      </w:r>
+      <w:proofErr w:type="spellEnd"/>
       <w:r>
         <w:t>.</w:t>
       </w:r>
@@ -2566,10 +3133,15 @@
         </w:numPr>
       </w:pPr>
       <w:r>
-        <w:t xml:space="preserve">Experiencia avançada com </w:t>
-      </w:r>
-      <w:r>
-        <w:t>PIC18/32 e ambiene MPLAB</w:t>
+        <w:t xml:space="preserve">Experiencia avançada com PIC18/32 e </w:t>
+      </w:r>
+      <w:proofErr w:type="spellStart"/>
+      <w:r>
+        <w:t>ambiene</w:t>
+      </w:r>
+      <w:proofErr w:type="spellEnd"/>
+      <w:r>
+        <w:t xml:space="preserve"> MPLAB</w:t>
       </w:r>
       <w:r>
         <w:t>.</w:t>
@@ -2749,7 +3321,7 @@
 </file>
 
 <file path=word/endnotes.xml><?xml version="1.0" encoding="utf-8"?>
-<w:endnotes xmlns:wpc="http://schemas.microsoft.com/office/word/2010/wordprocessingCanvas" xmlns:cx="http://schemas.microsoft.com/office/drawing/2014/chartex" xmlns:cx1="http://schemas.microsoft.com/office/drawing/2015/9/8/chartex" xmlns:cx2="http://schemas.microsoft.com/office/drawing/2015/10/21/chartex" xmlns:cx3="http://schemas.microsoft.com/office/drawing/2016/5/9/chartex" xmlns:cx4="http://schemas.microsoft.com/office/drawing/2016/5/10/chartex" xmlns:cx5="http://schemas.microsoft.com/office/drawing/2016/5/11/chartex" xmlns:cx6="http://schemas.microsoft.com/office/drawing/2016/5/12/chartex" xmlns:cx7="http://schemas.microsoft.com/office/drawing/2016/5/13/chartex" xmlns:cx8="http://schemas.microsoft.com/office/drawing/2016/5/14/chartex" xmlns:mc="http://schemas.openxmlformats.org/markup-compatibility/2006" xmlns:aink="http://schemas.microsoft.com/office/drawing/2016/ink" xmlns:am3d="http://schemas.microsoft.com/office/drawing/2017/model3d" xmlns:o="urn:schemas-microsoft-com:office:office" xmlns:oel="http://schemas.microsoft.com/office/2019/extlst" xmlns:r="http://schemas.openxmlformats.org/officeDocument/2006/relationships" xmlns:m="http://schemas.openxmlformats.org/officeDocument/2006/math" xmlns:v="urn:schemas-microsoft-com:vml" xmlns:wp14="http://schemas.microsoft.com/office/word/2010/wordprocessingDrawing" xmlns:wp="http://schemas.openxmlformats.org/drawingml/2006/wordprocessingDrawing" xmlns:w10="urn:schemas-microsoft-com:office:word" xmlns:w="http://schemas.openxmlformats.org/wordprocessingml/2006/main" xmlns:w14="http://schemas.microsoft.com/office/word/2010/wordml" xmlns:w15="http://schemas.microsoft.com/office/word/2012/wordml" xmlns:w16cex="http://schemas.microsoft.com/office/word/2018/wordml/cex" xmlns:w16cid="http://schemas.microsoft.com/office/word/2016/wordml/cid" xmlns:w16="http://schemas.microsoft.com/office/word/2018/wordml" xmlns:w16du="http://schemas.microsoft.com/office/word/2023/wordml/word16du" xmlns:w16sdtdh="http://schemas.microsoft.com/office/word/2020/wordml/sdtdatahash" xmlns:w16sdtfl="http://schemas.microsoft.com/office/word/2024/wordml/sdtformatlock" xmlns:w16se="http://schemas.microsoft.com/office/word/2015/wordml/symex" xmlns:wpg="http://schemas.microsoft.com/office/word/2010/wordprocessingGroup" xmlns:wpi="http://schemas.microsoft.com/office/word/2010/wordprocessingInk" xmlns:wne="http://schemas.microsoft.com/office/word/2006/wordml" xmlns:wps="http://schemas.microsoft.com/office/word/2010/wordprocessingShape" mc:Ignorable="w14 w15 w16se w16cid w16 w16cex w16sdtdh w16sdtfl w16du wp14">
+<w:endnotes xmlns:wpc="http://schemas.microsoft.com/office/word/2010/wordprocessingCanvas" xmlns:cx="http://schemas.microsoft.com/office/drawing/2014/chartex" xmlns:cx1="http://schemas.microsoft.com/office/drawing/2015/9/8/chartex" xmlns:cx2="http://schemas.microsoft.com/office/drawing/2015/10/21/chartex" xmlns:cx3="http://schemas.microsoft.com/office/drawing/2016/5/9/chartex" xmlns:cx4="http://schemas.microsoft.com/office/drawing/2016/5/10/chartex" xmlns:cx5="http://schemas.microsoft.com/office/drawing/2016/5/11/chartex" xmlns:cx6="http://schemas.microsoft.com/office/drawing/2016/5/12/chartex" xmlns:cx7="http://schemas.microsoft.com/office/drawing/2016/5/13/chartex" xmlns:cx8="http://schemas.microsoft.com/office/drawing/2016/5/14/chartex" xmlns:mc="http://schemas.openxmlformats.org/markup-compatibility/2006" xmlns:aink="http://schemas.microsoft.com/office/drawing/2016/ink" xmlns:am3d="http://schemas.microsoft.com/office/drawing/2017/model3d" xmlns:o="urn:schemas-microsoft-com:office:office" xmlns:oel="http://schemas.microsoft.com/office/2019/extlst" xmlns:r="http://schemas.openxmlformats.org/officeDocument/2006/relationships" xmlns:m="http://schemas.openxmlformats.org/officeDocument/2006/math" xmlns:v="urn:schemas-microsoft-com:vml" xmlns:wp14="http://schemas.microsoft.com/office/word/2010/wordprocessingDrawing" xmlns:wp="http://schemas.openxmlformats.org/drawingml/2006/wordprocessingDrawing" xmlns:w10="urn:schemas-microsoft-com:office:word" xmlns:w="http://schemas.openxmlformats.org/wordprocessingml/2006/main" xmlns:w14="http://schemas.microsoft.com/office/word/2010/wordml" xmlns:w15="http://schemas.microsoft.com/office/word/2012/wordml" xmlns:w16cei="http://schemas.microsoft.com/office/word/2026/wordml/cei" xmlns:w16cex="http://schemas.microsoft.com/office/word/2018/wordml/cex" xmlns:w16cid="http://schemas.microsoft.com/office/word/2016/wordml/cid" xmlns:w16="http://schemas.microsoft.com/office/word/2018/wordml" xmlns:w16du="http://schemas.microsoft.com/office/word/2023/wordml/word16du" xmlns:w16sdtdh="http://schemas.microsoft.com/office/word/2020/wordml/sdtdatahash" xmlns:w16sdtfl="http://schemas.microsoft.com/office/word/2024/wordml/sdtformatlock" xmlns:w16se="http://schemas.microsoft.com/office/word/2015/wordml/symex" xmlns:wpg="http://schemas.microsoft.com/office/word/2010/wordprocessingGroup" xmlns:wpi="http://schemas.microsoft.com/office/word/2010/wordprocessingInk" xmlns:wne="http://schemas.microsoft.com/office/word/2006/wordml" xmlns:wps="http://schemas.microsoft.com/office/word/2010/wordprocessingShape" mc:Ignorable="w14 w15 w16se w16cid w16 w16cex w16sdtdh w16sdtfl w16du wp14">
   <w:endnote w:type="separator" w:id="-1">
     <w:p>
       <w:r>
@@ -2768,7 +3340,7 @@
 </file>
 
 <file path=word/footnotes.xml><?xml version="1.0" encoding="utf-8"?>
-<w:footnotes xmlns:wpc="http://schemas.microsoft.com/office/word/2010/wordprocessingCanvas" xmlns:cx="http://schemas.microsoft.com/office/drawing/2014/chartex" xmlns:cx1="http://schemas.microsoft.com/office/drawing/2015/9/8/chartex" xmlns:cx2="http://schemas.microsoft.com/office/drawing/2015/10/21/chartex" xmlns:cx3="http://schemas.microsoft.com/office/drawing/2016/5/9/chartex" xmlns:cx4="http://schemas.microsoft.com/office/drawing/2016/5/10/chartex" xmlns:cx5="http://schemas.microsoft.com/office/drawing/2016/5/11/chartex" xmlns:cx6="http://schemas.microsoft.com/office/drawing/2016/5/12/chartex" xmlns:cx7="http://schemas.microsoft.com/office/drawing/2016/5/13/chartex" xmlns:cx8="http://schemas.microsoft.com/office/drawing/2016/5/14/chartex" xmlns:mc="http://schemas.openxmlformats.org/markup-compatibility/2006" xmlns:aink="http://schemas.microsoft.com/office/drawing/2016/ink" xmlns:am3d="http://schemas.microsoft.com/office/drawing/2017/model3d" xmlns:o="urn:schemas-microsoft-com:office:office" xmlns:oel="http://schemas.microsoft.com/office/2019/extlst" xmlns:r="http://schemas.openxmlformats.org/officeDocument/2006/relationships" xmlns:m="http://schemas.openxmlformats.org/officeDocument/2006/math" xmlns:v="urn:schemas-microsoft-com:vml" xmlns:wp14="http://schemas.microsoft.com/office/word/2010/wordprocessingDrawing" xmlns:wp="http://schemas.openxmlformats.org/drawingml/2006/wordprocessingDrawing" xmlns:w10="urn:schemas-microsoft-com:office:word" xmlns:w="http://schemas.openxmlformats.org/wordprocessingml/2006/main" xmlns:w14="http://schemas.microsoft.com/office/word/2010/wordml" xmlns:w15="http://schemas.microsoft.com/office/word/2012/wordml" xmlns:w16cex="http://schemas.microsoft.com/office/word/2018/wordml/cex" xmlns:w16cid="http://schemas.microsoft.com/office/word/2016/wordml/cid" xmlns:w16="http://schemas.microsoft.com/office/word/2018/wordml" xmlns:w16du="http://schemas.microsoft.com/office/word/2023/wordml/word16du" xmlns:w16sdtdh="http://schemas.microsoft.com/office/word/2020/wordml/sdtdatahash" xmlns:w16sdtfl="http://schemas.microsoft.com/office/word/2024/wordml/sdtformatlock" xmlns:w16se="http://schemas.microsoft.com/office/word/2015/wordml/symex" xmlns:wpg="http://schemas.microsoft.com/office/word/2010/wordprocessingGroup" xmlns:wpi="http://schemas.microsoft.com/office/word/2010/wordprocessingInk" xmlns:wne="http://schemas.microsoft.com/office/word/2006/wordml" xmlns:wps="http://schemas.microsoft.com/office/word/2010/wordprocessingShape" mc:Ignorable="w14 w15 w16se w16cid w16 w16cex w16sdtdh w16sdtfl w16du wp14">
+<w:footnotes xmlns:wpc="http://schemas.microsoft.com/office/word/2010/wordprocessingCanvas" xmlns:cx="http://schemas.microsoft.com/office/drawing/2014/chartex" xmlns:cx1="http://schemas.microsoft.com/office/drawing/2015/9/8/chartex" xmlns:cx2="http://schemas.microsoft.com/office/drawing/2015/10/21/chartex" xmlns:cx3="http://schemas.microsoft.com/office/drawing/2016/5/9/chartex" xmlns:cx4="http://schemas.microsoft.com/office/drawing/2016/5/10/chartex" xmlns:cx5="http://schemas.microsoft.com/office/drawing/2016/5/11/chartex" xmlns:cx6="http://schemas.microsoft.com/office/drawing/2016/5/12/chartex" xmlns:cx7="http://schemas.microsoft.com/office/drawing/2016/5/13/chartex" xmlns:cx8="http://schemas.microsoft.com/office/drawing/2016/5/14/chartex" xmlns:mc="http://schemas.openxmlformats.org/markup-compatibility/2006" xmlns:aink="http://schemas.microsoft.com/office/drawing/2016/ink" xmlns:am3d="http://schemas.microsoft.com/office/drawing/2017/model3d" xmlns:o="urn:schemas-microsoft-com:office:office" xmlns:oel="http://schemas.microsoft.com/office/2019/extlst" xmlns:r="http://schemas.openxmlformats.org/officeDocument/2006/relationships" xmlns:m="http://schemas.openxmlformats.org/officeDocument/2006/math" xmlns:v="urn:schemas-microsoft-com:vml" xmlns:wp14="http://schemas.microsoft.com/office/word/2010/wordprocessingDrawing" xmlns:wp="http://schemas.openxmlformats.org/drawingml/2006/wordprocessingDrawing" xmlns:w10="urn:schemas-microsoft-com:office:word" xmlns:w="http://schemas.openxmlformats.org/wordprocessingml/2006/main" xmlns:w14="http://schemas.microsoft.com/office/word/2010/wordml" xmlns:w15="http://schemas.microsoft.com/office/word/2012/wordml" xmlns:w16cei="http://schemas.microsoft.com/office/word/2026/wordml/cei" xmlns:w16cex="http://schemas.microsoft.com/office/word/2018/wordml/cex" xmlns:w16cid="http://schemas.microsoft.com/office/word/2016/wordml/cid" xmlns:w16="http://schemas.microsoft.com/office/word/2018/wordml" xmlns:w16du="http://schemas.microsoft.com/office/word/2023/wordml/word16du" xmlns:w16sdtdh="http://schemas.microsoft.com/office/word/2020/wordml/sdtdatahash" xmlns:w16sdtfl="http://schemas.microsoft.com/office/word/2024/wordml/sdtformatlock" xmlns:w16se="http://schemas.microsoft.com/office/word/2015/wordml/symex" xmlns:wpg="http://schemas.microsoft.com/office/word/2010/wordprocessingGroup" xmlns:wpi="http://schemas.microsoft.com/office/word/2010/wordprocessingInk" xmlns:wne="http://schemas.microsoft.com/office/word/2006/wordml" xmlns:wps="http://schemas.microsoft.com/office/word/2010/wordprocessingShape" mc:Ignorable="w14 w15 w16se w16cid w16 w16cex w16sdtdh w16sdtfl w16du wp14">
   <w:footnote w:type="separator" w:id="-1">
     <w:p>
       <w:r>
@@ -2787,7 +3359,7 @@
 </file>
 
 <file path=word/numbering.xml><?xml version="1.0" encoding="utf-8"?>
-<w:numbering xmlns:wpc="http://schemas.microsoft.com/office/word/2010/wordprocessingCanvas" xmlns:cx="http://schemas.microsoft.com/office/drawing/2014/chartex" xmlns:cx1="http://schemas.microsoft.com/office/drawing/2015/9/8/chartex" xmlns:cx2="http://schemas.microsoft.com/office/drawing/2015/10/21/chartex" xmlns:cx3="http://schemas.microsoft.com/office/drawing/2016/5/9/chartex" xmlns:cx4="http://schemas.microsoft.com/office/drawing/2016/5/10/chartex" xmlns:cx5="http://schemas.microsoft.com/office/drawing/2016/5/11/chartex" xmlns:cx6="http://schemas.microsoft.com/office/drawing/2016/5/12/chartex" xmlns:cx7="http://schemas.microsoft.com/office/drawing/2016/5/13/chartex" xmlns:cx8="http://schemas.microsoft.com/office/drawing/2016/5/14/chartex" xmlns:mc="http://schemas.openxmlformats.org/markup-compatibility/2006" xmlns:aink="http://schemas.microsoft.com/office/drawing/2016/ink" xmlns:am3d="http://schemas.microsoft.com/office/drawing/2017/model3d" xmlns:o="urn:schemas-microsoft-com:office:office" xmlns:oel="http://schemas.microsoft.com/office/2019/extlst" xmlns:r="http://schemas.openxmlformats.org/officeDocument/2006/relationships" xmlns:m="http://schemas.openxmlformats.org/officeDocument/2006/math" xmlns:v="urn:schemas-microsoft-com:vml" xmlns:wp14="http://schemas.microsoft.com/office/word/2010/wordprocessingDrawing" xmlns:wp="http://schemas.openxmlformats.org/drawingml/2006/wordprocessingDrawing" xmlns:w10="urn:schemas-microsoft-com:office:word" xmlns:w="http://schemas.openxmlformats.org/wordprocessingml/2006/main" xmlns:w14="http://schemas.microsoft.com/office/word/2010/wordml" xmlns:w15="http://schemas.microsoft.com/office/word/2012/wordml" xmlns:w16cex="http://schemas.microsoft.com/office/word/2018/wordml/cex" xmlns:w16cid="http://schemas.microsoft.com/office/word/2016/wordml/cid" xmlns:w16="http://schemas.microsoft.com/office/word/2018/wordml" xmlns:w16du="http://schemas.microsoft.com/office/word/2023/wordml/word16du" xmlns:w16sdtdh="http://schemas.microsoft.com/office/word/2020/wordml/sdtdatahash" xmlns:w16sdtfl="http://schemas.microsoft.com/office/word/2024/wordml/sdtformatlock" xmlns:w16se="http://schemas.microsoft.com/office/word/2015/wordml/symex" xmlns:wpg="http://schemas.microsoft.com/office/word/2010/wordprocessingGroup" xmlns:wpi="http://schemas.microsoft.com/office/word/2010/wordprocessingInk" xmlns:wne="http://schemas.microsoft.com/office/word/2006/wordml" xmlns:wps="http://schemas.microsoft.com/office/word/2010/wordprocessingShape" mc:Ignorable="w14 w15 w16se w16cid w16 w16cex w16sdtdh w16sdtfl w16du wp14">
+<w:numbering xmlns:wpc="http://schemas.microsoft.com/office/word/2010/wordprocessingCanvas" xmlns:cx="http://schemas.microsoft.com/office/drawing/2014/chartex" xmlns:cx1="http://schemas.microsoft.com/office/drawing/2015/9/8/chartex" xmlns:cx2="http://schemas.microsoft.com/office/drawing/2015/10/21/chartex" xmlns:cx3="http://schemas.microsoft.com/office/drawing/2016/5/9/chartex" xmlns:cx4="http://schemas.microsoft.com/office/drawing/2016/5/10/chartex" xmlns:cx5="http://schemas.microsoft.com/office/drawing/2016/5/11/chartex" xmlns:cx6="http://schemas.microsoft.com/office/drawing/2016/5/12/chartex" xmlns:cx7="http://schemas.microsoft.com/office/drawing/2016/5/13/chartex" xmlns:cx8="http://schemas.microsoft.com/office/drawing/2016/5/14/chartex" xmlns:mc="http://schemas.openxmlformats.org/markup-compatibility/2006" xmlns:aink="http://schemas.microsoft.com/office/drawing/2016/ink" xmlns:am3d="http://schemas.microsoft.com/office/drawing/2017/model3d" xmlns:o="urn:schemas-microsoft-com:office:office" xmlns:oel="http://schemas.microsoft.com/office/2019/extlst" xmlns:r="http://schemas.openxmlformats.org/officeDocument/2006/relationships" xmlns:m="http://schemas.openxmlformats.org/officeDocument/2006/math" xmlns:v="urn:schemas-microsoft-com:vml" xmlns:wp14="http://schemas.microsoft.com/office/word/2010/wordprocessingDrawing" xmlns:wp="http://schemas.openxmlformats.org/drawingml/2006/wordprocessingDrawing" xmlns:w10="urn:schemas-microsoft-com:office:word" xmlns:w="http://schemas.openxmlformats.org/wordprocessingml/2006/main" xmlns:w14="http://schemas.microsoft.com/office/word/2010/wordml" xmlns:w15="http://schemas.microsoft.com/office/word/2012/wordml" xmlns:w16cei="http://schemas.microsoft.com/office/word/2026/wordml/cei" xmlns:w16cex="http://schemas.microsoft.com/office/word/2018/wordml/cex" xmlns:w16cid="http://schemas.microsoft.com/office/word/2016/wordml/cid" xmlns:w16="http://schemas.microsoft.com/office/word/2018/wordml" xmlns:w16du="http://schemas.microsoft.com/office/word/2023/wordml/word16du" xmlns:w16sdtdh="http://schemas.microsoft.com/office/word/2020/wordml/sdtdatahash" xmlns:w16sdtfl="http://schemas.microsoft.com/office/word/2024/wordml/sdtformatlock" xmlns:w16se="http://schemas.microsoft.com/office/word/2015/wordml/symex" xmlns:wpg="http://schemas.microsoft.com/office/word/2010/wordprocessingGroup" xmlns:wpi="http://schemas.microsoft.com/office/word/2010/wordprocessingInk" xmlns:wne="http://schemas.microsoft.com/office/word/2006/wordml" xmlns:wps="http://schemas.microsoft.com/office/word/2010/wordprocessingShape" mc:Ignorable="w14 w15 w16se w16cid w16 w16cex w16sdtdh w16sdtfl w16du wp14">
   <w:abstractNum w:abstractNumId="0" w15:restartNumberingAfterBreak="0">
     <w:nsid w:val="023C5410"/>
     <w:multiLevelType w:val="hybridMultilevel"/>
